--- a/paper/IEEE_Explainable_IoT_Failure_Prediction.docx
+++ b/paper/IEEE_Explainable_IoT_Failure_Prediction.docx
@@ -211,13 +211,13 @@
         <w:t>Abstract</w:t>
       </w:r>
       <w:r>
-        <w:t>—Predictive maintenance relies on sensor data to anticipate machine failures before they occur, but deep learning models used for this task are often treated as black boxes, which limits operator trust. This paper presents an explainable failure-prediction pipeline evaluated on the AI4I 2020 predictive maintenance dataset of 10,000 machine records with a failure rate of only 3.39%. Three deep learning architectures, a multilayer perceptron (MLP), a long short-term memory network (LSTM) and a one-dimensional</w:t>
-      </w:r>
-      <w:r>
-        <w:t xml:space="preserve"> convolutional neural network (1D-CNN), are trained on the same stratified split with a class-weighted loss to counter the severe imbalance. On a held-out test set of 1,500 machines, the MLP achieves the best overall discrimination with a ROC-AUC of 0.976 and a recall of 90.2%, while the 1D-CNN reaches the highest recall of 94.1%. A threshold analysis shows that raising the MLP decision threshold to 0.93 increases the F1-score from 0.413 to 0.724. SHapley Additive exPlanations (SHAP) are used to produce glo</w:t>
-      </w:r>
-      <w:r>
-        <w:t>bal and per-prediction explanations, and a what-if analysis shows that the model's learned decision boundaries align with the physical failure mechanisms of tool wear and power overload. The model and its explanations are served through a REST API with a median explanation latency of 17.6 ms and an interactive web dashboard.</w:t>
+        <w:t>—Predictive maintenance uses sensor data to anticipate machine failures before they cause unplanned downtime, yet the deep learning models applied to this task are rarely transparent, and the rarity of failures makes accuracy a misleading measure of their value. This paper presents an explainable failure-prediction framework evaluated on the AI4I 2020 predictive maintenance dataset, which contains 10,000 machine records with a failure rate of 3.39%. A multilayer perceptron (MLP), a long short-term memory ne</w:t>
+      </w:r>
+      <w:r>
+        <w:t>twork (LSTM) and a one-dimensional convolutional neural network (1D-CNN) are trained under identical conditions with a class-weighted loss. On a held-out test set of 1,500 machines, the MLP achieves the best discrimination, with a ROC-AUC of 0.976, a PR-AUC of 0.720 and a recall of 90.2%, while the 1D-CNN attains the highest recall of 94.1%. Tuning the decision threshold raises the MLP F1-score from 0.413 to 0.724. Exact SHapley Additive exPlanations (SHAP) provide global and per-prediction explanations, an</w:t>
+      </w:r>
+      <w:r>
+        <w:t>d a what-if analysis shows that the learned decision boundaries coincide with the physical tool-wear and power-failure mechanisms of the process. The model is deployed through a REST API that returns a prediction with its explanation in a median time of 17.6 ms.</w:t>
       </w:r>
     </w:p>
     <w:p>
@@ -225,7 +225,7 @@
         <w:pStyle w:val="Keywords"/>
       </w:pPr>
       <w:r>
-        <w:t>Keywords—predictive maintenance, explainable artificial intelligence, SHAP, deep learning, Internet of Things, class imbalance, failure prediction</w:t>
+        <w:t>Keywords—predictive maintenance, explainable artificial intelligence, SHAP, deep learning, Internet of Things, class imbalance, machine failure prediction</w:t>
       </w:r>
     </w:p>
     <w:p>
@@ -241,10 +241,18 @@
         <w:pStyle w:val="BodyText"/>
       </w:pPr>
       <w:r>
-        <w:t>Unplanned machine downtime is one of the largest avoidable costs in manufacturing. Maintenance strategies have evolved from reactive repair and fixed-interval preventive maintenance towards predictive maintenance (PdM), in which the condition of equipment is monitored continuously and maintenance is scheduled only when a failure is likely [1], [2]. The spread of low-cost Internet of Things (IoT) sensors has made it practical to record operating variables such as temperature, rotational speed, torque and too</w:t>
-      </w:r>
-      <w:r>
-        <w:t>l wear at scale, and machine learning models trained on these signals are now widely studied for failure prediction [3], [4].</w:t>
+        <w:t>Unplanned equipment downtime is one of the largest avoidable costs in manufacturing. Maintenance practice has moved from reactive repair and fixed-interval preventive maintenance towards predictive maintenance (PdM), in which equipment condition is monitored continuously and intervention is scheduled only when a failure is likely [1], [2]. Low-cost Internet of Things (IoT) sensors now make it practical to record operating variables such as temperature, rotational speed, torque and tool wear at scale, and ma</w:t>
+      </w:r>
+      <w:r>
+        <w:t>chine learning models trained on these signals are widely studied for failure prediction [2], [3].</w:t>
+      </w:r>
+    </w:p>
+    <w:p>
+      <w:pPr>
+        <w:pStyle w:val="Heading2"/>
+      </w:pPr>
+      <w:r>
+        <w:t>Problem Statement</w:t>
       </w:r>
     </w:p>
     <w:p>
@@ -252,13 +260,15 @@
         <w:pStyle w:val="BodyText"/>
       </w:pPr>
       <w:r>
-        <w:t>Deep neural networks can learn non-linear interactions between sensor variables without manual feature engineering [5], but two practical obstacles limit their adoption on the shop floor. First, failures are rare, so a model can reach high accuracy while missing most failures [6]. Second, a maintenance engineer is unlikely to act on an alarm that cannot be justified. Explainable artificial intelligence (XAI) addresses the second problem by attributing a model's output to its inputs [7]; SHapley Additive exP</w:t>
-      </w:r>
-      <w:r>
-        <w:t>lanations (SHAP) [8] in particular provides explanations with a solid game-</w:t>
-      </w:r>
-      <w:r>
-        <w:t>theoretic foundation that can be read both globally and for individual predictions.</w:t>
+        <w:t>Three obstacles limit the use of deep learning for failure prediction on the shop floor. First, failures are rare, so a classifier can reach high accuracy while missing most failures [4]. Second, a maintenance engineer is unlikely to act on an alarm that cannot be justified, and most deep models give no reason for their output [5]. Third, many published studies on public benchmarks report accuracy alone, which hides the trade-off between missed failures and false alarms that determines operational value.</w:t>
+      </w:r>
+    </w:p>
+    <w:p>
+      <w:pPr>
+        <w:pStyle w:val="Heading2"/>
+      </w:pPr>
+      <w:r>
+        <w:t>Objectives and Contributions</w:t>
       </w:r>
     </w:p>
     <w:p>
@@ -266,7 +276,7 @@
         <w:pStyle w:val="BodyText"/>
       </w:pPr>
       <w:r>
-        <w:t>This paper combines both concerns in a single, reproducible pipeline built on the AI4I 2020 predictive maintenance dataset [9], [10]. The main contributions are:</w:t>
+        <w:t>This work addresses these issues with SHapley Additive exPlanations (SHAP) [6] on the AI4I 2020 predictive maintenance dataset [7], [8]. Its objectives and contributions are as follows:</w:t>
       </w:r>
     </w:p>
     <w:p>
@@ -282,7 +292,7 @@
         <w:pStyle w:val="bulletlist"/>
       </w:pPr>
       <w:r>
-        <w:t>An evaluation that goes beyond accuracy, covering recall, precision-recall behaviour, decision-threshold trade-offs and detection rates for each of the five underlying failure modes.</w:t>
+        <w:t>An evaluation centred on recall, PR-AUC, decision-threshold trade-offs and detection rates for each of the five physical failure modes, rather than on accuracy alone.</w:t>
       </w:r>
     </w:p>
     <w:p>
@@ -290,7 +300,7 @@
         <w:pStyle w:val="bulletlist"/>
       </w:pPr>
       <w:r>
-        <w:t>Global and local SHAP explanations of the best model, including a what-if analysis that relates the learned decision boundaries to the physical failure mechanisms of the dataset.</w:t>
+        <w:t>Exact global and local SHAP explanations of the selected model, and a what-if analysis that validates the learned decision boundaries against the physical failure rules of the process.</w:t>
       </w:r>
     </w:p>
     <w:p>
@@ -298,7 +308,7 @@
         <w:pStyle w:val="bulletlist"/>
       </w:pPr>
       <w:r>
-        <w:t>A deployable system that serves predictions and explanations through a REST API and an interactive web dashboard.</w:t>
+        <w:t>A deployed REST service and interactive dashboard that return every prediction together with its explanation.</w:t>
       </w:r>
     </w:p>
     <w:p>
@@ -306,7 +316,7 @@
         <w:pStyle w:val="BodyText"/>
       </w:pPr>
       <w:r>
-        <w:t>The rest of the paper is organised as follows. Section II reviews related work, Section III describes the dataset and preprocessing, Section IV presents the models, the training protocol and the explanation method, Section V reports the results, Section VI discusses them and Section VII concludes.</w:t>
+        <w:t>Section II reviews recent literature, Section III describes the dataset and methodology, Section IV reports and discusses the results, and Section V concludes the paper.</w:t>
       </w:r>
     </w:p>
     <w:p>
@@ -314,7 +324,7 @@
         <w:pStyle w:val="Heading1"/>
       </w:pPr>
       <w:r>
-        <w:t>Related Work</w:t>
+        <w:t>Literature Review</w:t>
       </w:r>
     </w:p>
     <w:p>
@@ -322,10 +332,15 @@
         <w:pStyle w:val="BodyText"/>
       </w:pPr>
       <w:r>
-        <w:t>Surveys of PdM report a steady shift from physics-based and statistical models towards data-driven machine learning, with random forests, support vector machines and neural networks being the most frequently used methods [3], [4]. Deep learning has been applied to machine health monitoring using auto-encoders, convolutional networks and recurrent networks, mostly on high-frequency vibration or run-to-failure signals [5]. Convolutional networks with one-dimensional kernels are attractive for sensor data beca</w:t>
-      </w:r>
-      <w:r>
-        <w:t>use they are compact and fast at inference [11], while LSTM networks [12] are the standard choice when long temporal dependencies must be modelled.</w:t>
+        <w:t>Recent research on data-driven failure prediction can be grouped into three directions: deep learning on sensor streams, imbalance-aware learning on the AI4I 2020 benchmark, and explainable predictive maintenance (XPdM). Table I summarises representative studies published between 2022 and 2025.</w:t>
+      </w:r>
+    </w:p>
+    <w:p>
+      <w:pPr>
+        <w:pStyle w:val="Heading2"/>
+      </w:pPr>
+      <w:r>
+        <w:t>Deep Learning on Sensor Data</w:t>
       </w:r>
     </w:p>
     <w:p>
@@ -333,11 +348,1215 @@
         <w:pStyle w:val="BodyText"/>
       </w:pPr>
       <w:r>
-        <w:t xml:space="preserve">The AI4I 2020 dataset was introduced by Matzka [9] together with an explainable decision-tree-based approach, and has since become a common benchmark because it provides labelled failure modes alongside the overall failure flag. For explainability, model-agnostic methods such as LIME [13] and SHAP [8] are the most widely used [7]. SHAP unifies several earlier attribution methods under the Shapley value from cooperative game theory [14] and </w:t>
-      </w:r>
+        <w:t xml:space="preserve">Wahid </w:t>
+      </w:r>
+      <w:r>
+        <w:rPr>
+          <w:i/>
+        </w:rPr>
+        <w:t>et al.</w:t>
+      </w:r>
+      <w:r>
+        <w:t xml:space="preserve"> [9] compared CNN, LSTM and hybrid CNN-LSTM models on Microsoft's industrial telemetry data and found that the hybrid architecture gave the most reliable failure forecasts, because convolution extracts local patterns and the recurrent layer models their evolution. Pinciroli Vago </w:t>
+      </w:r>
+      <w:r>
+        <w:rPr>
+          <w:i/>
+        </w:rPr>
+        <w:t>et al.</w:t>
+      </w:r>
+      <w:r>
+        <w:t xml:space="preserve"> [10] studied six machine learning and deep learning algorithms on three industrial time-series datasets and showed that the size of the prediction window strongly affects performance, with deep models handling heterogeneous pre-failure patterns better. Elkateb </w:t>
+      </w:r>
+      <w:r>
+        <w:rPr>
+          <w:i/>
+        </w:rPr>
+        <w:t>et al.</w:t>
+      </w:r>
+      <w:r>
+        <w:t xml:space="preserve"> [11] deployed an IoT-based AdaBoost system that classified stop types of knitting machines with 92% accuracy. These studies depend on long sensor histories and do not explain individual predictions.</w:t>
+      </w:r>
+    </w:p>
+    <w:p>
+      <w:pPr>
+        <w:pStyle w:val="Heading2"/>
+      </w:pPr>
       <w:r>
         <w:lastRenderedPageBreak/>
-        <w:t>satisfies local accuracy, missingness and consistency. Compared with prior work, this study evaluates three deep architectures under identical conditions, analyses performance per failure mode and links the explanations back to the physical failure rules.</w:t>
+        <w:t>Imbalance-Aware Learning on AI4I 2020</w:t>
+      </w:r>
+    </w:p>
+    <w:p>
+      <w:pPr>
+        <w:pStyle w:val="BodyText"/>
+      </w:pPr>
+      <w:r>
+        <w:t xml:space="preserve">The AI4I 2020 dataset introduced by Matzka [7] has become a common benchmark. Ghasemkhani </w:t>
+      </w:r>
+      <w:r>
+        <w:rPr>
+          <w:i/>
+        </w:rPr>
+        <w:t>et al.</w:t>
+      </w:r>
+      <w:r>
+        <w:t xml:space="preserve"> proposed Balanced K-Star, a class-balanced instance-based learner that reached 98.75% accuracy [12], and later a Balanced Hoeffding Tree Forest that combines a proximity-driven undersampling scheme with SMOTE for multi-label failure-mode diagnosis, reporting 97.44% mean accuracy [13]. Nadarajan </w:t>
+      </w:r>
+      <w:r>
+        <w:rPr>
+          <w:i/>
+        </w:rPr>
+        <w:t>et al.</w:t>
+      </w:r>
+      <w:r>
+        <w:t xml:space="preserve"> [14] combined sliding-window preprocessing, permutation importance and a tuned XGBoost model (E.XGB) to obtain 99.05% accuracy and an F1-score of 82.25%, but with a failure recall of 73.33%. Prashanth </w:t>
+      </w:r>
+      <w:r>
+        <w:rPr>
+          <w:i/>
+        </w:rPr>
+        <w:t>et al.</w:t>
+      </w:r>
+      <w:r>
+        <w:t xml:space="preserve"> [15] added incremental learning and concept-drift </w:t>
+      </w:r>
+      <w:r>
+        <w:t>detection to a deep neural network, achieving 84% accuracy and an AUC of 0.87 while adapting to non-stationary data.</w:t>
+      </w:r>
+    </w:p>
+    <w:p>
+      <w:pPr>
+        <w:pStyle w:val="Heading2"/>
+      </w:pPr>
+      <w:r>
+        <w:t>Explainable Predictive Maintenance</w:t>
+      </w:r>
+    </w:p>
+    <w:p>
+      <w:pPr>
+        <w:pStyle w:val="BodyText"/>
+      </w:pPr>
+      <w:r>
+        <w:t xml:space="preserve">The survey by Cummins </w:t>
+      </w:r>
+      <w:r>
+        <w:rPr>
+          <w:i/>
+        </w:rPr>
+        <w:t>et al.</w:t>
+      </w:r>
+      <w:r>
+        <w:t xml:space="preserve"> [5] organises XPdM methods into model-agnostic and model-specific families and identifies the lack of rigorous evaluation of explanations as an open challenge. Gawde </w:t>
+      </w:r>
+      <w:r>
+        <w:rPr>
+          <w:i/>
+        </w:rPr>
+        <w:t>et al.</w:t>
+      </w:r>
+      <w:r>
+        <w:t xml:space="preserve"> [16] applied LIME, SHAP, partial dependence and individual conditional expectation plots to classifiers of rotating-machine faults, and showed that the methods provide complementary, human-readable insights.</w:t>
+      </w:r>
+    </w:p>
+    <w:p>
+      <w:pPr>
+        <w:spacing w:line="20" w:lineRule="exact"/>
+        <w:rPr>
+          <w:sz w:val="2"/>
+        </w:rPr>
+        <w:sectPr>
+          <w:type w:val="continuous"/>
+          <w:pgSz w:w="11906" w:h="16838" w:code="9"/>
+          <w:pgMar w:top="1080" w:right="907" w:bottom="1440" w:left="907" w:header="720" w:footer="720" w:gutter="0"/>
+          <w:cols w:num="2" w:space="360"/>
+          <w:docGrid w:linePitch="360"/>
+        </w:sectPr>
+      </w:pPr>
+    </w:p>
+    <w:p>
+      <w:pPr>
+        <w:pStyle w:val="tablehead"/>
+        <w:keepNext/>
+      </w:pPr>
+      <w:r>
+        <w:t>Summary of Recent Literature on Machine Failure Prediction (2022–2025)</w:t>
+      </w:r>
+    </w:p>
+    <w:tbl>
+      <w:tblPr>
+        <w:tblW w:w="10120" w:type="dxa"/>
+        <w:jc w:val="center"/>
+        <w:tblBorders>
+          <w:top w:val="single" w:sz="4" w:space="0" w:color="auto"/>
+          <w:left w:val="single" w:sz="4" w:space="0" w:color="auto"/>
+          <w:bottom w:val="single" w:sz="4" w:space="0" w:color="auto"/>
+          <w:right w:val="single" w:sz="4" w:space="0" w:color="auto"/>
+          <w:insideH w:val="single" w:sz="4" w:space="0" w:color="auto"/>
+          <w:insideV w:val="single" w:sz="4" w:space="0" w:color="auto"/>
+        </w:tblBorders>
+        <w:tblLayout w:type="fixed"/>
+        <w:tblCellMar>
+          <w:left w:w="57" w:type="dxa"/>
+          <w:right w:w="57" w:type="dxa"/>
+        </w:tblCellMar>
+        <w:tblLook w:val="0000" w:firstRow="0" w:lastRow="0" w:firstColumn="0" w:lastColumn="0" w:noHBand="0" w:noVBand="0"/>
+      </w:tblPr>
+      <w:tblGrid>
+        <w:gridCol w:w="520"/>
+        <w:gridCol w:w="2000"/>
+        <w:gridCol w:w="1950"/>
+        <w:gridCol w:w="1850"/>
+        <w:gridCol w:w="1950"/>
+        <w:gridCol w:w="1850"/>
+      </w:tblGrid>
+      <w:tr>
+        <w:trPr>
+          <w:cantSplit/>
+          <w:tblHeader/>
+          <w:jc w:val="center"/>
+        </w:trPr>
+        <w:tc>
+          <w:tcPr>
+            <w:tcW w:w="520" w:type="dxa"/>
+            <w:vAlign w:val="center"/>
+          </w:tcPr>
+          <w:p>
+            <w:pPr>
+              <w:pStyle w:val="tablecolhead"/>
+              <w:keepNext/>
+            </w:pPr>
+            <w:r>
+              <w:t>No.</w:t>
+            </w:r>
+          </w:p>
+        </w:tc>
+        <w:tc>
+          <w:tcPr>
+            <w:tcW w:w="2000" w:type="dxa"/>
+            <w:vAlign w:val="center"/>
+          </w:tcPr>
+          <w:p>
+            <w:pPr>
+              <w:pStyle w:val="tablecolhead"/>
+              <w:keepNext/>
+            </w:pPr>
+            <w:r>
+              <w:t>Title, Year</w:t>
+            </w:r>
+          </w:p>
+        </w:tc>
+        <w:tc>
+          <w:tcPr>
+            <w:tcW w:w="1950" w:type="dxa"/>
+            <w:vAlign w:val="center"/>
+          </w:tcPr>
+          <w:p>
+            <w:pPr>
+              <w:pStyle w:val="tablecolhead"/>
+              <w:keepNext/>
+            </w:pPr>
+            <w:r>
+              <w:t>Methodology</w:t>
+            </w:r>
+          </w:p>
+        </w:tc>
+        <w:tc>
+          <w:tcPr>
+            <w:tcW w:w="1850" w:type="dxa"/>
+            <w:vAlign w:val="center"/>
+          </w:tcPr>
+          <w:p>
+            <w:pPr>
+              <w:pStyle w:val="tablecolhead"/>
+              <w:keepNext/>
+            </w:pPr>
+            <w:r>
+              <w:t>Dataset</w:t>
+            </w:r>
+          </w:p>
+        </w:tc>
+        <w:tc>
+          <w:tcPr>
+            <w:tcW w:w="1950" w:type="dxa"/>
+            <w:vAlign w:val="center"/>
+          </w:tcPr>
+          <w:p>
+            <w:pPr>
+              <w:pStyle w:val="tablecolhead"/>
+              <w:keepNext/>
+            </w:pPr>
+            <w:r>
+              <w:t>Disadvantages</w:t>
+            </w:r>
+          </w:p>
+        </w:tc>
+        <w:tc>
+          <w:tcPr>
+            <w:tcW w:w="1850" w:type="dxa"/>
+            <w:vAlign w:val="center"/>
+          </w:tcPr>
+          <w:p>
+            <w:pPr>
+              <w:pStyle w:val="tablecolhead"/>
+              <w:keepNext/>
+            </w:pPr>
+            <w:r>
+              <w:t>Results</w:t>
+            </w:r>
+          </w:p>
+        </w:tc>
+      </w:tr>
+      <w:tr>
+        <w:trPr>
+          <w:cantSplit/>
+          <w:jc w:val="center"/>
+        </w:trPr>
+        <w:tc>
+          <w:tcPr>
+            <w:tcW w:w="520" w:type="dxa"/>
+            <w:vAlign w:val="center"/>
+          </w:tcPr>
+          <w:p>
+            <w:pPr>
+              <w:pStyle w:val="tablecopy"/>
+              <w:keepNext/>
+              <w:jc w:val="center"/>
+            </w:pPr>
+            <w:r>
+              <w:t>1 [9]</w:t>
+            </w:r>
+          </w:p>
+        </w:tc>
+        <w:tc>
+          <w:tcPr>
+            <w:tcW w:w="2000" w:type="dxa"/>
+            <w:vAlign w:val="center"/>
+          </w:tcPr>
+          <w:p>
+            <w:pPr>
+              <w:pStyle w:val="tablecopy"/>
+              <w:keepNext/>
+              <w:jc w:val="left"/>
+            </w:pPr>
+            <w:r>
+              <w:t>Hybrid CNN-LSTM framework for machine failure prediction, 2022</w:t>
+            </w:r>
+          </w:p>
+        </w:tc>
+        <w:tc>
+          <w:tcPr>
+            <w:tcW w:w="1950" w:type="dxa"/>
+            <w:vAlign w:val="center"/>
+          </w:tcPr>
+          <w:p>
+            <w:pPr>
+              <w:pStyle w:val="tablecopy"/>
+              <w:keepNext/>
+              <w:jc w:val="left"/>
+            </w:pPr>
+            <w:r>
+              <w:t>CNN, LSTM and CNN-LSTM forecasting models</w:t>
+            </w:r>
+          </w:p>
+        </w:tc>
+        <w:tc>
+          <w:tcPr>
+            <w:tcW w:w="1850" w:type="dxa"/>
+            <w:vAlign w:val="center"/>
+          </w:tcPr>
+          <w:p>
+            <w:pPr>
+              <w:pStyle w:val="tablecopy"/>
+              <w:keepNext/>
+              <w:jc w:val="left"/>
+            </w:pPr>
+            <w:r>
+              <w:t>Microsoft telemetry: voltage, rotation, pressure, vibration, error and maintenance logs</w:t>
+            </w:r>
+          </w:p>
+        </w:tc>
+        <w:tc>
+          <w:tcPr>
+            <w:tcW w:w="1950" w:type="dxa"/>
+            <w:vAlign w:val="center"/>
+          </w:tcPr>
+          <w:p>
+            <w:pPr>
+              <w:pStyle w:val="tablecopy"/>
+              <w:keepNext/>
+              <w:jc w:val="left"/>
+            </w:pPr>
+            <w:r>
+              <w:t>Needs long sensor histories; no explanation of predictions</w:t>
+            </w:r>
+          </w:p>
+        </w:tc>
+        <w:tc>
+          <w:tcPr>
+            <w:tcW w:w="1850" w:type="dxa"/>
+            <w:vAlign w:val="center"/>
+          </w:tcPr>
+          <w:p>
+            <w:pPr>
+              <w:pStyle w:val="tablecopy"/>
+              <w:keepNext/>
+              <w:jc w:val="left"/>
+            </w:pPr>
+            <w:r>
+              <w:t>CNN-LSTM most reliable of the compared models</w:t>
+            </w:r>
+          </w:p>
+        </w:tc>
+      </w:tr>
+      <w:tr>
+        <w:trPr>
+          <w:cantSplit/>
+          <w:jc w:val="center"/>
+        </w:trPr>
+        <w:tc>
+          <w:tcPr>
+            <w:tcW w:w="520" w:type="dxa"/>
+            <w:vAlign w:val="center"/>
+          </w:tcPr>
+          <w:p>
+            <w:pPr>
+              <w:pStyle w:val="tablecopy"/>
+              <w:keepNext/>
+              <w:jc w:val="center"/>
+            </w:pPr>
+            <w:r>
+              <w:t>2 [12]</w:t>
+            </w:r>
+          </w:p>
+        </w:tc>
+        <w:tc>
+          <w:tcPr>
+            <w:tcW w:w="2000" w:type="dxa"/>
+            <w:vAlign w:val="center"/>
+          </w:tcPr>
+          <w:p>
+            <w:pPr>
+              <w:pStyle w:val="tablecopy"/>
+              <w:keepNext/>
+              <w:jc w:val="left"/>
+            </w:pPr>
+            <w:r>
+              <w:t>Balanced K-Star, 2023</w:t>
+            </w:r>
+          </w:p>
+        </w:tc>
+        <w:tc>
+          <w:tcPr>
+            <w:tcW w:w="1950" w:type="dxa"/>
+            <w:vAlign w:val="center"/>
+          </w:tcPr>
+          <w:p>
+            <w:pPr>
+              <w:pStyle w:val="tablecopy"/>
+              <w:keepNext/>
+              <w:jc w:val="left"/>
+            </w:pPr>
+            <w:r>
+              <w:t>Class-balanced K-Star instance-based learner</w:t>
+            </w:r>
+          </w:p>
+        </w:tc>
+        <w:tc>
+          <w:tcPr>
+            <w:tcW w:w="1850" w:type="dxa"/>
+            <w:vAlign w:val="center"/>
+          </w:tcPr>
+          <w:p>
+            <w:pPr>
+              <w:pStyle w:val="tablecopy"/>
+              <w:keepNext/>
+              <w:jc w:val="left"/>
+            </w:pPr>
+            <w:r>
+              <w:t>AI4I 2020</w:t>
+            </w:r>
+          </w:p>
+        </w:tc>
+        <w:tc>
+          <w:tcPr>
+            <w:tcW w:w="1950" w:type="dxa"/>
+            <w:vAlign w:val="center"/>
+          </w:tcPr>
+          <w:p>
+            <w:pPr>
+              <w:pStyle w:val="tablecopy"/>
+              <w:keepNext/>
+              <w:jc w:val="left"/>
+            </w:pPr>
+            <w:r>
+              <w:t>Accuracy-centred evaluation; no deep models</w:t>
+            </w:r>
+          </w:p>
+        </w:tc>
+        <w:tc>
+          <w:tcPr>
+            <w:tcW w:w="1850" w:type="dxa"/>
+            <w:vAlign w:val="center"/>
+          </w:tcPr>
+          <w:p>
+            <w:pPr>
+              <w:pStyle w:val="tablecopy"/>
+              <w:keepNext/>
+              <w:jc w:val="left"/>
+            </w:pPr>
+            <w:r>
+              <w:t>98.75% accuracy (baselines 91.74%)</w:t>
+            </w:r>
+          </w:p>
+        </w:tc>
+      </w:tr>
+      <w:tr>
+        <w:trPr>
+          <w:cantSplit/>
+          <w:jc w:val="center"/>
+        </w:trPr>
+        <w:tc>
+          <w:tcPr>
+            <w:tcW w:w="520" w:type="dxa"/>
+            <w:vAlign w:val="center"/>
+          </w:tcPr>
+          <w:p>
+            <w:pPr>
+              <w:pStyle w:val="tablecopy"/>
+              <w:keepNext/>
+              <w:jc w:val="center"/>
+            </w:pPr>
+            <w:r>
+              <w:t>3 [11]</w:t>
+            </w:r>
+          </w:p>
+        </w:tc>
+        <w:tc>
+          <w:tcPr>
+            <w:tcW w:w="2000" w:type="dxa"/>
+            <w:vAlign w:val="center"/>
+          </w:tcPr>
+          <w:p>
+            <w:pPr>
+              <w:pStyle w:val="tablecopy"/>
+              <w:keepNext/>
+              <w:jc w:val="left"/>
+            </w:pPr>
+            <w:r>
+              <w:t>ML and IoT-based PdM for industrial applications, 2024</w:t>
+            </w:r>
+          </w:p>
+        </w:tc>
+        <w:tc>
+          <w:tcPr>
+            <w:tcW w:w="1950" w:type="dxa"/>
+            <w:vAlign w:val="center"/>
+          </w:tcPr>
+          <w:p>
+            <w:pPr>
+              <w:pStyle w:val="tablecopy"/>
+              <w:keepNext/>
+              <w:jc w:val="left"/>
+            </w:pPr>
+            <w:r>
+              <w:t>AdaBoost with tuning and cross-validation</w:t>
+            </w:r>
+          </w:p>
+        </w:tc>
+        <w:tc>
+          <w:tcPr>
+            <w:tcW w:w="1850" w:type="dxa"/>
+            <w:vAlign w:val="center"/>
+          </w:tcPr>
+          <w:p>
+            <w:pPr>
+              <w:pStyle w:val="tablecopy"/>
+              <w:keepNext/>
+              <w:jc w:val="left"/>
+            </w:pPr>
+            <w:r>
+              <w:t>Knitting machines, six stop types</w:t>
+            </w:r>
+          </w:p>
+        </w:tc>
+        <w:tc>
+          <w:tcPr>
+            <w:tcW w:w="1950" w:type="dxa"/>
+            <w:vAlign w:val="center"/>
+          </w:tcPr>
+          <w:p>
+            <w:pPr>
+              <w:pStyle w:val="tablecopy"/>
+              <w:keepNext/>
+              <w:jc w:val="left"/>
+            </w:pPr>
+            <w:r>
+              <w:t>Single machine type; no explainability</w:t>
+            </w:r>
+          </w:p>
+        </w:tc>
+        <w:tc>
+          <w:tcPr>
+            <w:tcW w:w="1850" w:type="dxa"/>
+            <w:vAlign w:val="center"/>
+          </w:tcPr>
+          <w:p>
+            <w:pPr>
+              <w:pStyle w:val="tablecopy"/>
+              <w:keepNext/>
+              <w:jc w:val="left"/>
+            </w:pPr>
+            <w:r>
+              <w:t>92% test accuracy</w:t>
+            </w:r>
+          </w:p>
+        </w:tc>
+      </w:tr>
+      <w:tr>
+        <w:trPr>
+          <w:cantSplit/>
+          <w:jc w:val="center"/>
+        </w:trPr>
+        <w:tc>
+          <w:tcPr>
+            <w:tcW w:w="520" w:type="dxa"/>
+            <w:vAlign w:val="center"/>
+          </w:tcPr>
+          <w:p>
+            <w:pPr>
+              <w:pStyle w:val="tablecopy"/>
+              <w:keepNext/>
+              <w:jc w:val="center"/>
+            </w:pPr>
+            <w:r>
+              <w:t>4 [16]</w:t>
+            </w:r>
+          </w:p>
+        </w:tc>
+        <w:tc>
+          <w:tcPr>
+            <w:tcW w:w="2000" w:type="dxa"/>
+            <w:vAlign w:val="center"/>
+          </w:tcPr>
+          <w:p>
+            <w:pPr>
+              <w:pStyle w:val="tablecopy"/>
+              <w:keepNext/>
+              <w:jc w:val="left"/>
+            </w:pPr>
+            <w:r>
+              <w:t>Explainable PdM of rotating machines (LIME, SHAP, PDP, ICE), 2024</w:t>
+            </w:r>
+          </w:p>
+        </w:tc>
+        <w:tc>
+          <w:tcPr>
+            <w:tcW w:w="1950" w:type="dxa"/>
+            <w:vAlign w:val="center"/>
+          </w:tcPr>
+          <w:p>
+            <w:pPr>
+              <w:pStyle w:val="tablecopy"/>
+              <w:keepNext/>
+              <w:jc w:val="left"/>
+            </w:pPr>
+            <w:r>
+              <w:t>Frequency-domain features, ML classifiers, four XAI methods</w:t>
+            </w:r>
+          </w:p>
+        </w:tc>
+        <w:tc>
+          <w:tcPr>
+            <w:tcW w:w="1850" w:type="dxa"/>
+            <w:vAlign w:val="center"/>
+          </w:tcPr>
+          <w:p>
+            <w:pPr>
+              <w:pStyle w:val="tablecopy"/>
+              <w:keepNext/>
+              <w:jc w:val="left"/>
+            </w:pPr>
+            <w:r>
+              <w:t>Multi-sensor test rig, five fault classes</w:t>
+            </w:r>
+          </w:p>
+        </w:tc>
+        <w:tc>
+          <w:tcPr>
+            <w:tcW w:w="1950" w:type="dxa"/>
+            <w:vAlign w:val="center"/>
+          </w:tcPr>
+          <w:p>
+            <w:pPr>
+              <w:pStyle w:val="tablecopy"/>
+              <w:keepNext/>
+              <w:jc w:val="left"/>
+            </w:pPr>
+            <w:r>
+              <w:t>Laboratory data; classical models only</w:t>
+            </w:r>
+          </w:p>
+        </w:tc>
+        <w:tc>
+          <w:tcPr>
+            <w:tcW w:w="1850" w:type="dxa"/>
+            <w:vAlign w:val="center"/>
+          </w:tcPr>
+          <w:p>
+            <w:pPr>
+              <w:pStyle w:val="tablecopy"/>
+              <w:keepNext/>
+              <w:jc w:val="left"/>
+            </w:pPr>
+            <w:r>
+              <w:t>Complementary, interpretable fault attributions</w:t>
+            </w:r>
+          </w:p>
+        </w:tc>
+      </w:tr>
+      <w:tr>
+        <w:trPr>
+          <w:cantSplit/>
+          <w:jc w:val="center"/>
+        </w:trPr>
+        <w:tc>
+          <w:tcPr>
+            <w:tcW w:w="520" w:type="dxa"/>
+            <w:vAlign w:val="center"/>
+          </w:tcPr>
+          <w:p>
+            <w:pPr>
+              <w:pStyle w:val="tablecopy"/>
+              <w:keepNext/>
+              <w:jc w:val="center"/>
+            </w:pPr>
+            <w:r>
+              <w:t>5 [5]</w:t>
+            </w:r>
+          </w:p>
+        </w:tc>
+        <w:tc>
+          <w:tcPr>
+            <w:tcW w:w="2000" w:type="dxa"/>
+            <w:vAlign w:val="center"/>
+          </w:tcPr>
+          <w:p>
+            <w:pPr>
+              <w:pStyle w:val="tablecopy"/>
+              <w:keepNext/>
+              <w:jc w:val="left"/>
+            </w:pPr>
+            <w:r>
+              <w:t>Explainable PdM: survey of methods and challenges, 2024</w:t>
+            </w:r>
+          </w:p>
+        </w:tc>
+        <w:tc>
+          <w:tcPr>
+            <w:tcW w:w="1950" w:type="dxa"/>
+            <w:vAlign w:val="center"/>
+          </w:tcPr>
+          <w:p>
+            <w:pPr>
+              <w:pStyle w:val="tablecopy"/>
+              <w:keepNext/>
+              <w:jc w:val="left"/>
+            </w:pPr>
+            <w:r>
+              <w:t>PRISMA systematic review of XPdM</w:t>
+            </w:r>
+          </w:p>
+        </w:tc>
+        <w:tc>
+          <w:tcPr>
+            <w:tcW w:w="1850" w:type="dxa"/>
+            <w:vAlign w:val="center"/>
+          </w:tcPr>
+          <w:p>
+            <w:pPr>
+              <w:pStyle w:val="tablecopy"/>
+              <w:keepNext/>
+              <w:jc w:val="left"/>
+            </w:pPr>
+            <w:r>
+              <w:t>IEEE Xplore, ACM, ScienceDirect, Scopus</w:t>
+            </w:r>
+          </w:p>
+        </w:tc>
+        <w:tc>
+          <w:tcPr>
+            <w:tcW w:w="1950" w:type="dxa"/>
+            <w:vAlign w:val="center"/>
+          </w:tcPr>
+          <w:p>
+            <w:pPr>
+              <w:pStyle w:val="tablecopy"/>
+              <w:keepNext/>
+              <w:jc w:val="left"/>
+            </w:pPr>
+            <w:r>
+              <w:t>No experimental benchmark</w:t>
+            </w:r>
+          </w:p>
+        </w:tc>
+        <w:tc>
+          <w:tcPr>
+            <w:tcW w:w="1850" w:type="dxa"/>
+            <w:vAlign w:val="center"/>
+          </w:tcPr>
+          <w:p>
+            <w:pPr>
+              <w:pStyle w:val="tablecopy"/>
+              <w:keepNext/>
+              <w:jc w:val="left"/>
+            </w:pPr>
+            <w:r>
+              <w:t>Taxonomy of XPdM; open challenges</w:t>
+            </w:r>
+          </w:p>
+        </w:tc>
+      </w:tr>
+      <w:tr>
+        <w:trPr>
+          <w:cantSplit/>
+          <w:jc w:val="center"/>
+        </w:trPr>
+        <w:tc>
+          <w:tcPr>
+            <w:tcW w:w="520" w:type="dxa"/>
+            <w:vAlign w:val="center"/>
+          </w:tcPr>
+          <w:p>
+            <w:pPr>
+              <w:pStyle w:val="tablecopy"/>
+              <w:keepNext/>
+              <w:jc w:val="center"/>
+            </w:pPr>
+            <w:r>
+              <w:t>6 [10]</w:t>
+            </w:r>
+          </w:p>
+        </w:tc>
+        <w:tc>
+          <w:tcPr>
+            <w:tcW w:w="2000" w:type="dxa"/>
+            <w:vAlign w:val="center"/>
+          </w:tcPr>
+          <w:p>
+            <w:pPr>
+              <w:pStyle w:val="tablecopy"/>
+              <w:keepNext/>
+              <w:jc w:val="left"/>
+            </w:pPr>
+            <w:r>
+              <w:t>Predicting machine failures from multivariate time series, 2024</w:t>
+            </w:r>
+          </w:p>
+        </w:tc>
+        <w:tc>
+          <w:tcPr>
+            <w:tcW w:w="1950" w:type="dxa"/>
+            <w:vAlign w:val="center"/>
+          </w:tcPr>
+          <w:p>
+            <w:pPr>
+              <w:pStyle w:val="tablecopy"/>
+              <w:keepNext/>
+              <w:jc w:val="left"/>
+            </w:pPr>
+            <w:r>
+              <w:t>Six ML/DL algorithms with varied history and prediction windows</w:t>
+            </w:r>
+          </w:p>
+        </w:tc>
+        <w:tc>
+          <w:tcPr>
+            <w:tcW w:w="1850" w:type="dxa"/>
+            <w:vAlign w:val="center"/>
+          </w:tcPr>
+          <w:p>
+            <w:pPr>
+              <w:pStyle w:val="tablecopy"/>
+              <w:keepNext/>
+              <w:jc w:val="left"/>
+            </w:pPr>
+            <w:r>
+              <w:t>Wrapping machine, blood refrigerator, nitrogen generator</w:t>
+            </w:r>
+          </w:p>
+        </w:tc>
+        <w:tc>
+          <w:tcPr>
+            <w:tcW w:w="1950" w:type="dxa"/>
+            <w:vAlign w:val="center"/>
+          </w:tcPr>
+          <w:p>
+            <w:pPr>
+              <w:pStyle w:val="tablecopy"/>
+              <w:keepNext/>
+              <w:jc w:val="left"/>
+            </w:pPr>
+            <w:r>
+              <w:t>No explainability; window-sensitive results</w:t>
+            </w:r>
+          </w:p>
+        </w:tc>
+        <w:tc>
+          <w:tcPr>
+            <w:tcW w:w="1850" w:type="dxa"/>
+            <w:vAlign w:val="center"/>
+          </w:tcPr>
+          <w:p>
+            <w:pPr>
+              <w:pStyle w:val="tablecopy"/>
+              <w:keepNext/>
+              <w:jc w:val="left"/>
+            </w:pPr>
+            <w:r>
+              <w:t>DL better for heterogeneous pre-failure patterns</w:t>
+            </w:r>
+          </w:p>
+        </w:tc>
+      </w:tr>
+      <w:tr>
+        <w:trPr>
+          <w:cantSplit/>
+          <w:jc w:val="center"/>
+        </w:trPr>
+        <w:tc>
+          <w:tcPr>
+            <w:tcW w:w="520" w:type="dxa"/>
+            <w:vAlign w:val="center"/>
+          </w:tcPr>
+          <w:p>
+            <w:pPr>
+              <w:pStyle w:val="tablecopy"/>
+              <w:keepNext/>
+              <w:jc w:val="center"/>
+            </w:pPr>
+            <w:r>
+              <w:t>7 [15]</w:t>
+            </w:r>
+          </w:p>
+        </w:tc>
+        <w:tc>
+          <w:tcPr>
+            <w:tcW w:w="2000" w:type="dxa"/>
+            <w:vAlign w:val="center"/>
+          </w:tcPr>
+          <w:p>
+            <w:pPr>
+              <w:pStyle w:val="tablecopy"/>
+              <w:keepNext/>
+              <w:jc w:val="left"/>
+            </w:pPr>
+            <w:r>
+              <w:t>Safe and secure AI for PdM with incremental learning and drift detection, 2025</w:t>
+            </w:r>
+          </w:p>
+        </w:tc>
+        <w:tc>
+          <w:tcPr>
+            <w:tcW w:w="1950" w:type="dxa"/>
+            <w:vAlign w:val="center"/>
+          </w:tcPr>
+          <w:p>
+            <w:pPr>
+              <w:pStyle w:val="tablecopy"/>
+              <w:keepNext/>
+              <w:jc w:val="left"/>
+            </w:pPr>
+            <w:r>
+              <w:t>DNN with incremental learning and drift detection</w:t>
+            </w:r>
+          </w:p>
+        </w:tc>
+        <w:tc>
+          <w:tcPr>
+            <w:tcW w:w="1850" w:type="dxa"/>
+            <w:vAlign w:val="center"/>
+          </w:tcPr>
+          <w:p>
+            <w:pPr>
+              <w:pStyle w:val="tablecopy"/>
+              <w:keepNext/>
+              <w:jc w:val="left"/>
+            </w:pPr>
+            <w:r>
+              <w:t>AI4I 2020</w:t>
+            </w:r>
+          </w:p>
+        </w:tc>
+        <w:tc>
+          <w:tcPr>
+            <w:tcW w:w="1950" w:type="dxa"/>
+            <w:vAlign w:val="center"/>
+          </w:tcPr>
+          <w:p>
+            <w:pPr>
+              <w:pStyle w:val="tablecopy"/>
+              <w:keepNext/>
+              <w:jc w:val="left"/>
+            </w:pPr>
+            <w:r>
+              <w:t>Lower accuracy than static models without drift</w:t>
+            </w:r>
+          </w:p>
+        </w:tc>
+        <w:tc>
+          <w:tcPr>
+            <w:tcW w:w="1850" w:type="dxa"/>
+            <w:vAlign w:val="center"/>
+          </w:tcPr>
+          <w:p>
+            <w:pPr>
+              <w:pStyle w:val="tablecopy"/>
+              <w:keepNext/>
+              <w:jc w:val="left"/>
+            </w:pPr>
+            <w:r>
+              <w:t>84% accuracy, AUC 0.87</w:t>
+            </w:r>
+          </w:p>
+        </w:tc>
+      </w:tr>
+      <w:tr>
+        <w:trPr>
+          <w:cantSplit/>
+          <w:jc w:val="center"/>
+        </w:trPr>
+        <w:tc>
+          <w:tcPr>
+            <w:tcW w:w="520" w:type="dxa"/>
+            <w:vAlign w:val="center"/>
+          </w:tcPr>
+          <w:p>
+            <w:pPr>
+              <w:pStyle w:val="tablecopy"/>
+              <w:keepNext/>
+              <w:jc w:val="center"/>
+            </w:pPr>
+            <w:r>
+              <w:t>8 [14]</w:t>
+            </w:r>
+          </w:p>
+        </w:tc>
+        <w:tc>
+          <w:tcPr>
+            <w:tcW w:w="2000" w:type="dxa"/>
+            <w:vAlign w:val="center"/>
+          </w:tcPr>
+          <w:p>
+            <w:pPr>
+              <w:pStyle w:val="tablecopy"/>
+              <w:keepNext/>
+              <w:jc w:val="left"/>
+            </w:pPr>
+            <w:r>
+              <w:t>Enhancing PdM using machine learning (E.XGB), 2025</w:t>
+            </w:r>
+          </w:p>
+        </w:tc>
+        <w:tc>
+          <w:tcPr>
+            <w:tcW w:w="1950" w:type="dxa"/>
+            <w:vAlign w:val="center"/>
+          </w:tcPr>
+          <w:p>
+            <w:pPr>
+              <w:pStyle w:val="tablecopy"/>
+              <w:keepNext/>
+              <w:jc w:val="left"/>
+            </w:pPr>
+            <w:r>
+              <w:t>Sliding window, permutation importance, tuned XGBoost</w:t>
+            </w:r>
+          </w:p>
+        </w:tc>
+        <w:tc>
+          <w:tcPr>
+            <w:tcW w:w="1850" w:type="dxa"/>
+            <w:vAlign w:val="center"/>
+          </w:tcPr>
+          <w:p>
+            <w:pPr>
+              <w:pStyle w:val="tablecopy"/>
+              <w:keepNext/>
+              <w:jc w:val="left"/>
+            </w:pPr>
+            <w:r>
+              <w:t>AI4I 2020; CNC milling</w:t>
+            </w:r>
+          </w:p>
+        </w:tc>
+        <w:tc>
+          <w:tcPr>
+            <w:tcW w:w="1950" w:type="dxa"/>
+            <w:vAlign w:val="center"/>
+          </w:tcPr>
+          <w:p>
+            <w:pPr>
+              <w:pStyle w:val="tablecopy"/>
+              <w:keepNext/>
+              <w:jc w:val="left"/>
+            </w:pPr>
+            <w:r>
+              <w:t>Failure recall 73.33%; no per-prediction explanation</w:t>
+            </w:r>
+          </w:p>
+        </w:tc>
+        <w:tc>
+          <w:tcPr>
+            <w:tcW w:w="1850" w:type="dxa"/>
+            <w:vAlign w:val="center"/>
+          </w:tcPr>
+          <w:p>
+            <w:pPr>
+              <w:pStyle w:val="tablecopy"/>
+              <w:keepNext/>
+              <w:jc w:val="left"/>
+            </w:pPr>
+            <w:r>
+              <w:t>99.05% accuracy, F1 82.25%</w:t>
+            </w:r>
+          </w:p>
+        </w:tc>
+      </w:tr>
+      <w:tr>
+        <w:trPr>
+          <w:cantSplit/>
+          <w:jc w:val="center"/>
+        </w:trPr>
+        <w:tc>
+          <w:tcPr>
+            <w:tcW w:w="520" w:type="dxa"/>
+            <w:vAlign w:val="center"/>
+          </w:tcPr>
+          <w:p>
+            <w:pPr>
+              <w:pStyle w:val="tablecopy"/>
+              <w:jc w:val="center"/>
+            </w:pPr>
+            <w:r>
+              <w:t>9 [13]</w:t>
+            </w:r>
+          </w:p>
+        </w:tc>
+        <w:tc>
+          <w:tcPr>
+            <w:tcW w:w="2000" w:type="dxa"/>
+            <w:vAlign w:val="center"/>
+          </w:tcPr>
+          <w:p>
+            <w:pPr>
+              <w:pStyle w:val="tablecopy"/>
+              <w:jc w:val="left"/>
+            </w:pPr>
+            <w:r>
+              <w:t>Balanced Hoeffding Tree Forest (BHTF), 2025</w:t>
+            </w:r>
+          </w:p>
+        </w:tc>
+        <w:tc>
+          <w:tcPr>
+            <w:tcW w:w="1950" w:type="dxa"/>
+            <w:vAlign w:val="center"/>
+          </w:tcPr>
+          <w:p>
+            <w:pPr>
+              <w:pStyle w:val="tablecopy"/>
+              <w:jc w:val="left"/>
+            </w:pPr>
+            <w:r>
+              <w:t>Hoeffding-tree ensemble, PDU undersampling + SMOTE</w:t>
+            </w:r>
+          </w:p>
+        </w:tc>
+        <w:tc>
+          <w:tcPr>
+            <w:tcW w:w="1850" w:type="dxa"/>
+            <w:vAlign w:val="center"/>
+          </w:tcPr>
+          <w:p>
+            <w:pPr>
+              <w:pStyle w:val="tablecopy"/>
+              <w:jc w:val="left"/>
+            </w:pPr>
+            <w:r>
+              <w:t>AI4I 2020 (failure modes)</w:t>
+            </w:r>
+          </w:p>
+        </w:tc>
+        <w:tc>
+          <w:tcPr>
+            <w:tcW w:w="1950" w:type="dxa"/>
+            <w:vAlign w:val="center"/>
+          </w:tcPr>
+          <w:p>
+            <w:pPr>
+              <w:pStyle w:val="tablecopy"/>
+              <w:jc w:val="left"/>
+            </w:pPr>
+            <w:r>
+              <w:t>Resampling alters class distribution; accuracy-based reporting</w:t>
+            </w:r>
+          </w:p>
+        </w:tc>
+        <w:tc>
+          <w:tcPr>
+            <w:tcW w:w="1850" w:type="dxa"/>
+            <w:vAlign w:val="center"/>
+          </w:tcPr>
+          <w:p>
+            <w:pPr>
+              <w:pStyle w:val="tablecopy"/>
+              <w:jc w:val="left"/>
+            </w:pPr>
+            <w:r>
+              <w:t>97.44% mean accuracy</w:t>
+            </w:r>
+          </w:p>
+        </w:tc>
+      </w:tr>
+    </w:tbl>
+    <w:p>
+      <w:pPr>
+        <w:spacing w:after="60"/>
+        <w:rPr>
+          <w:sz w:val="8"/>
+        </w:rPr>
+      </w:pPr>
+    </w:p>
+    <w:p>
+      <w:pPr>
+        <w:spacing w:line="20" w:lineRule="exact"/>
+        <w:rPr>
+          <w:sz w:val="2"/>
+        </w:rPr>
+        <w:sectPr>
+          <w:type w:val="continuous"/>
+          <w:pgSz w:w="11906" w:h="16838" w:code="9"/>
+          <w:pgMar w:top="1080" w:right="907" w:bottom="1440" w:left="907" w:header="720" w:footer="720" w:gutter="0"/>
+          <w:cols w:space="720"/>
+          <w:docGrid w:linePitch="360"/>
+        </w:sectPr>
+      </w:pPr>
+    </w:p>
+    <w:p>
+      <w:pPr>
+        <w:pStyle w:val="Heading2"/>
+      </w:pPr>
+      <w:r>
+        <w:t>Research Gap</w:t>
+      </w:r>
+    </w:p>
+    <w:p>
+      <w:pPr>
+        <w:pStyle w:val="BodyText"/>
+      </w:pPr>
+      <w:r>
+        <w:t>Most AI4I studies optimise and report accuracy, which is dominated by the 96.6% majority class, and few compare deep architectures under identical training conditions. Explanations, where provided, are usually global feature rankings that are not validated against the known physics of the process, and per-prediction explanations are rarely available at inference time. The present work targets these gaps.</w:t>
       </w:r>
     </w:p>
     <w:p>
@@ -345,7 +1564,7 @@
         <w:pStyle w:val="Heading1"/>
       </w:pPr>
       <w:r>
-        <w:t>Dataset and Preprocessing</w:t>
+        <w:t>Methodology</w:t>
       </w:r>
     </w:p>
     <w:p>
@@ -353,7 +1572,7 @@
         <w:pStyle w:val="Heading2"/>
       </w:pPr>
       <w:r>
-        <w:t>The AI4I 2020 Dataset</w:t>
+        <w:t>Dataset Overview</w:t>
       </w:r>
     </w:p>
     <w:p>
@@ -361,7 +1580,7 @@
         <w:pStyle w:val="BodyText"/>
       </w:pPr>
       <w:r>
-        <w:t xml:space="preserve">The AI4I 2020 predictive maintenance dataset [10] contains 10,000 records of a milling process with 14 columns. Each record describes a product of quality variant L (low, 60%), M (medium, 30%) or H (high, 10%) and five operating measurements: air temperature, process temperature, rotational speed, torque and tool wear. The binary target </w:t>
+        <w:t xml:space="preserve">The AI4I 2020 dataset [8] is a synthetic dataset that reflects real milling operations. It contains 10,000 records with 14 columns: an identifier, a product ID, the product quality variant (L, M or H), five sensor measurements (Table II), the binary target </w:t>
       </w:r>
       <w:r>
         <w:rPr>
@@ -370,7 +1589,64 @@
         <w:t>Machine failure</w:t>
       </w:r>
       <w:r>
-        <w:t xml:space="preserve"> is positive for 339 records (3.39%). Five failure-mode flags explain why a failure occurred: tool wear failure (TWF, 46 records), heat dissipation failure (HDF, 115), power failure (PWF, 95), overstrain failure (OSF, 98) and random failure (RNF, 19); one record can have more than one mode. The data contain no missing values and no duplicate rows. Table I summarises the numerical features and shows that failed machines run, on average, with higher torque and considerably more tool wear.</w:t>
+        <w:t xml:space="preserve">, and five failure-mode flags: tool wear failure (TWF), heat dissipation failure (HDF), power failure (PWF), overstrain failure (OSF) and random failure (RNF). Only 339 records (3.39%) are failures (Fig. 1). The dataset is used because it is public, widely benchmarked [12]–[15] and documents the rules that </w:t>
+      </w:r>
+      <w:r>
+        <w:t>generate each failure mode, which allows the learned behaviour to be checked against ground truth.</w:t>
+      </w:r>
+    </w:p>
+    <w:p>
+      <w:pPr>
+        <w:keepNext/>
+        <w:spacing w:before="120" w:after="60"/>
+      </w:pPr>
+      <w:r>
+        <w:rPr>
+          <w:noProof/>
+        </w:rPr>
+        <w:drawing>
+          <wp:inline distT="0" distB="0" distL="0" distR="0" wp14:anchorId="53D6CFCD" wp14:editId="72EEBEDD">
+            <wp:extent cx="3017520" cy="1594974"/>
+            <wp:effectExtent l="0" t="0" r="0" b="0"/>
+            <wp:docPr id="101" name="Figure 1"/>
+            <wp:cNvGraphicFramePr>
+              <a:graphicFrameLocks xmlns:a="http://schemas.openxmlformats.org/drawingml/2006/main" noChangeAspect="1"/>
+            </wp:cNvGraphicFramePr>
+            <a:graphic xmlns:a="http://schemas.openxmlformats.org/drawingml/2006/main">
+              <a:graphicData uri="http://schemas.openxmlformats.org/drawingml/2006/picture">
+                <pic:pic xmlns:pic="http://schemas.openxmlformats.org/drawingml/2006/picture">
+                  <pic:nvPicPr>
+                    <pic:cNvPr id="1" name="fig1.png"/>
+                    <pic:cNvPicPr/>
+                  </pic:nvPicPr>
+                  <pic:blipFill>
+                    <a:blip r:embed="rId9"/>
+                    <a:stretch>
+                      <a:fillRect/>
+                    </a:stretch>
+                  </pic:blipFill>
+                  <pic:spPr>
+                    <a:xfrm>
+                      <a:off x="0" y="0"/>
+                      <a:ext cx="3017520" cy="1594974"/>
+                    </a:xfrm>
+                    <a:prstGeom prst="rect">
+                      <a:avLst/>
+                    </a:prstGeom>
+                  </pic:spPr>
+                </pic:pic>
+              </a:graphicData>
+            </a:graphic>
+          </wp:inline>
+        </w:drawing>
+      </w:r>
+    </w:p>
+    <w:p>
+      <w:pPr>
+        <w:pStyle w:val="figurecaption"/>
+      </w:pPr>
+      <w:r>
+        <w:t>AI4I 2020 dataset: (a) class distribution of the target; (b) number of records per failure mode.</w:t>
       </w:r>
     </w:p>
     <w:p>
@@ -379,7 +1655,8 @@
         <w:keepNext/>
       </w:pPr>
       <w:r>
-        <w:t>Numerical Sensor Features of the AI4I 2020 Dataset</w:t>
+        <w:lastRenderedPageBreak/>
+        <w:t>Sensor Features of the AI4I 2020 Dataset</w:t>
       </w:r>
     </w:p>
     <w:tbl>
@@ -421,6 +1698,7 @@
           <w:p>
             <w:pPr>
               <w:pStyle w:val="tablecolhead"/>
+              <w:keepNext/>
             </w:pPr>
             <w:r>
               <w:t>Feature</w:t>
@@ -435,6 +1713,7 @@
           <w:p>
             <w:pPr>
               <w:pStyle w:val="tablecolhead"/>
+              <w:keepNext/>
             </w:pPr>
             <w:r>
               <w:t>Range</w:t>
@@ -449,6 +1728,7 @@
           <w:p>
             <w:pPr>
               <w:pStyle w:val="tablecolhead"/>
+              <w:keepNext/>
             </w:pPr>
             <w:r>
               <w:t>Mean (no failure)</w:t>
@@ -463,6 +1743,7 @@
           <w:p>
             <w:pPr>
               <w:pStyle w:val="tablecolhead"/>
+              <w:keepNext/>
             </w:pPr>
             <w:r>
               <w:t>Mean (failure)</w:t>
@@ -483,6 +1764,7 @@
           <w:p>
             <w:pPr>
               <w:pStyle w:val="tablecopy"/>
+              <w:keepNext/>
               <w:jc w:val="center"/>
             </w:pPr>
             <w:r>
@@ -498,6 +1780,7 @@
           <w:p>
             <w:pPr>
               <w:pStyle w:val="tablecopy"/>
+              <w:keepNext/>
               <w:jc w:val="center"/>
             </w:pPr>
             <w:r>
@@ -513,6 +1796,7 @@
           <w:p>
             <w:pPr>
               <w:pStyle w:val="tablecopy"/>
+              <w:keepNext/>
               <w:jc w:val="center"/>
             </w:pPr>
             <w:r>
@@ -528,6 +1812,7 @@
           <w:p>
             <w:pPr>
               <w:pStyle w:val="tablecopy"/>
+              <w:keepNext/>
               <w:jc w:val="center"/>
             </w:pPr>
             <w:r>
@@ -549,6 +1834,7 @@
           <w:p>
             <w:pPr>
               <w:pStyle w:val="tablecopy"/>
+              <w:keepNext/>
               <w:jc w:val="center"/>
             </w:pPr>
             <w:r>
@@ -564,6 +1850,7 @@
           <w:p>
             <w:pPr>
               <w:pStyle w:val="tablecopy"/>
+              <w:keepNext/>
               <w:jc w:val="center"/>
             </w:pPr>
             <w:r>
@@ -579,6 +1866,7 @@
           <w:p>
             <w:pPr>
               <w:pStyle w:val="tablecopy"/>
+              <w:keepNext/>
               <w:jc w:val="center"/>
             </w:pPr>
             <w:r>
@@ -594,6 +1882,7 @@
           <w:p>
             <w:pPr>
               <w:pStyle w:val="tablecopy"/>
+              <w:keepNext/>
               <w:jc w:val="center"/>
             </w:pPr>
             <w:r>
@@ -615,6 +1904,7 @@
           <w:p>
             <w:pPr>
               <w:pStyle w:val="tablecopy"/>
+              <w:keepNext/>
               <w:jc w:val="center"/>
             </w:pPr>
             <w:r>
@@ -630,6 +1920,7 @@
           <w:p>
             <w:pPr>
               <w:pStyle w:val="tablecopy"/>
+              <w:keepNext/>
               <w:jc w:val="center"/>
             </w:pPr>
             <w:r>
@@ -645,6 +1936,7 @@
           <w:p>
             <w:pPr>
               <w:pStyle w:val="tablecopy"/>
+              <w:keepNext/>
               <w:jc w:val="center"/>
             </w:pPr>
             <w:r>
@@ -660,6 +1952,7 @@
           <w:p>
             <w:pPr>
               <w:pStyle w:val="tablecopy"/>
+              <w:keepNext/>
               <w:jc w:val="center"/>
             </w:pPr>
             <w:r>
@@ -681,6 +1974,7 @@
           <w:p>
             <w:pPr>
               <w:pStyle w:val="tablecopy"/>
+              <w:keepNext/>
               <w:jc w:val="center"/>
             </w:pPr>
             <w:r>
@@ -696,6 +1990,7 @@
           <w:p>
             <w:pPr>
               <w:pStyle w:val="tablecopy"/>
+              <w:keepNext/>
               <w:jc w:val="center"/>
             </w:pPr>
             <w:r>
@@ -711,6 +2006,7 @@
           <w:p>
             <w:pPr>
               <w:pStyle w:val="tablecopy"/>
+              <w:keepNext/>
               <w:jc w:val="center"/>
             </w:pPr>
             <w:r>
@@ -726,6 +2022,7 @@
           <w:p>
             <w:pPr>
               <w:pStyle w:val="tablecopy"/>
+              <w:keepNext/>
               <w:jc w:val="center"/>
             </w:pPr>
             <w:r>
@@ -813,7 +2110,7 @@
         <w:pStyle w:val="BodyText"/>
       </w:pPr>
       <w:r>
-        <w:t>Failure rates also differ by product variant: 3.92% for type L, 2.77% for type M and 2.09% for type H. Air and process temperature are strongly correlated (Pearson r = 0.876), as are rotational speed and torque (r = −0.875); all other pairwise correlations are below 0.03.</w:t>
+        <w:t>Failed machines run with markedly higher torque and tool wear. Air and process temperature are strongly correlated (r = 0.876), as are rotational speed and torque (r = −0.875). The failure rate also differs by variant: 3.92% for L, 2.77% for M and 2.09% for H.</w:t>
       </w:r>
     </w:p>
     <w:p>
@@ -821,33 +2118,63 @@
         <w:pStyle w:val="Heading2"/>
       </w:pPr>
       <w:r>
-        <w:t>Feature Selection and Encoding</w:t>
-      </w:r>
-    </w:p>
-    <w:p>
-      <w:pPr>
-        <w:pStyle w:val="BodyText"/>
-      </w:pPr>
-      <w:r>
-        <w:t xml:space="preserve">Six inputs are used: the product type and the five sensor measurements. The identifiers </w:t>
-      </w:r>
+        <w:t>Dataset Preprocessing Steps</w:t>
+      </w:r>
+    </w:p>
+    <w:p>
+      <w:pPr>
+        <w:pStyle w:val="bulletlist"/>
+      </w:pPr>
       <w:r>
         <w:rPr>
-          <w:i/>
+          <w:b/>
         </w:rPr>
-        <w:t>UDI</w:t>
-      </w:r>
-      <w:r>
-        <w:t xml:space="preserve"> and </w:t>
-      </w:r>
+        <w:t>Feature selection.</w:t>
+      </w:r>
+      <w:r>
+        <w:t xml:space="preserve"> The product type and the five sensor readings are retained. Identifiers carry no physical meaning, and the failure-mode flags are removed because they are known only after a failure and would leak the target.</w:t>
+      </w:r>
+    </w:p>
+    <w:p>
+      <w:pPr>
+        <w:pStyle w:val="bulletlist"/>
+      </w:pPr>
       <w:r>
         <w:rPr>
-          <w:i/>
+          <w:b/>
         </w:rPr>
-        <w:t>Product ID</w:t>
-      </w:r>
-      <w:r>
-        <w:t xml:space="preserve"> carry no physical information and are dropped. The five failure-mode flags are also excluded because they are only known after a failure and would leak the target. The five numerical features are standardised to zero mean and unit variance, and the product type is one-hot encoded, giving eight model inputs. The encoder and scaler are fitted on the training set only and stored with the models so that exactly the same transformation is applied at inference time.</w:t>
+        <w:t>Encoding and scaling.</w:t>
+      </w:r>
+      <w:r>
+        <w:t xml:space="preserve"> Numerical features are standardised to zero mean and unit variance and the product type is one-hot encoded, yielding eight inputs.</w:t>
+      </w:r>
+    </w:p>
+    <w:p>
+      <w:pPr>
+        <w:pStyle w:val="bulletlist"/>
+      </w:pPr>
+      <w:r>
+        <w:rPr>
+          <w:b/>
+        </w:rPr>
+        <w:t>Stratified split.</w:t>
+      </w:r>
+      <w:r>
+        <w:t xml:space="preserve"> The data are divided 70/15/15 into training (7,000 records, 237 failures), validation (1,500, 51) and test (1,500, 51) sets with a fixed seed; transformers are fitted on the training set only.</w:t>
+      </w:r>
+    </w:p>
+    <w:p>
+      <w:pPr>
+        <w:pStyle w:val="bulletlist"/>
+      </w:pPr>
+      <w:r>
+        <w:rPr>
+          <w:b/>
+        </w:rPr>
+        <w:t>Imbalance handling.</w:t>
+      </w:r>
+      <w:r>
+        <w:t xml:space="preserve"> Instead of synthetic oversampling, the loss is re-weighted (Section III-D), which keeps every training sample real and avoids leakage from resampling.</w:t>
       </w:r>
     </w:p>
     <w:p>
@@ -855,23 +2182,7 @@
         <w:pStyle w:val="Heading2"/>
       </w:pPr>
       <w:r>
-        <w:t>Data Splitting</w:t>
-      </w:r>
-    </w:p>
-    <w:p>
-      <w:pPr>
-        <w:pStyle w:val="BodyText"/>
-      </w:pPr>
-      <w:r>
-        <w:t>The data are split into training, validation and test sets in a 70/15/15 ratio using stratified sampling with a fixed random seed, so that every subset keeps the original failure rate. The training set has 7,000 records (237 failures), and the validation and test sets have 1,500 records each (51 failures each). The validation set is used only for early stopping, and all reported results are computed once on the untouched test set.</w:t>
-      </w:r>
-    </w:p>
-    <w:p>
-      <w:pPr>
-        <w:pStyle w:val="Heading1"/>
-      </w:pPr>
-      <w:r>
-        <w:t>Methodology</w:t>
+        <w:t>Methodology Overview</w:t>
       </w:r>
     </w:p>
     <w:p>
@@ -884,10 +2195,10 @@
           <w:noProof/>
         </w:rPr>
         <w:drawing>
-          <wp:inline distT="0" distB="0" distL="0" distR="0" wp14:anchorId="474BD2C4" wp14:editId="42E18FA1">
+          <wp:inline distT="0" distB="0" distL="0" distR="0" wp14:anchorId="4C1D2ADB" wp14:editId="1601F618">
             <wp:extent cx="3017520" cy="2026049"/>
             <wp:effectExtent l="0" t="0" r="0" b="0"/>
-            <wp:docPr id="101" name="Figure 1"/>
+            <wp:docPr id="102" name="Figure 2"/>
             <wp:cNvGraphicFramePr>
               <a:graphicFrameLocks xmlns:a="http://schemas.openxmlformats.org/drawingml/2006/main" noChangeAspect="1"/>
             </wp:cNvGraphicFramePr>
@@ -895,11 +2206,11 @@
               <a:graphicData uri="http://schemas.openxmlformats.org/drawingml/2006/picture">
                 <pic:pic xmlns:pic="http://schemas.openxmlformats.org/drawingml/2006/picture">
                   <pic:nvPicPr>
-                    <pic:cNvPr id="1" name="fig1.png"/>
+                    <pic:cNvPr id="2" name="fig2.png"/>
                     <pic:cNvPicPr/>
                   </pic:nvPicPr>
                   <pic:blipFill>
-                    <a:blip r:embed="rId9"/>
+                    <a:blip r:embed="rId10"/>
                     <a:stretch>
                       <a:fillRect/>
                     </a:stretch>
@@ -925,7 +2236,7 @@
         <w:pStyle w:val="figurecaption"/>
       </w:pPr>
       <w:r>
-        <w:t>Overview of the proposed explainable failure-prediction pipeline.</w:t>
+        <w:t>Methodology of the proposed explainable failure-prediction framework.</w:t>
       </w:r>
     </w:p>
     <w:p>
@@ -933,15 +2244,7 @@
         <w:pStyle w:val="BodyText"/>
       </w:pPr>
       <w:r>
-        <w:t>Fig. 1 summarises the pipeline. After preprocessing, three deep learning models are trained and compared, the best model is explained with SHAP, and the trained artifacts are served to a web dashboard through a REST API.</w:t>
-      </w:r>
-    </w:p>
-    <w:p>
-      <w:pPr>
-        <w:pStyle w:val="Heading2"/>
-      </w:pPr>
-      <w:r>
-        <w:t>Model Architectures</w:t>
+        <w:t>Fig. 2 shows the workflow. Three deep architectures are trained and compared, the best model is explained with SHAP, and the trained artefacts are served through an API to a web dashboard. The MLP is the natural model for independent tabular snapshots and is fast at inference. The LSTM [17] and 1D-CNN [18] are included because they dominate the deep PdM literature [9], [10]; applying them to the same data tests whether sequence-oriented inductive biases help when each record is an independent snapshot.</w:t>
       </w:r>
     </w:p>
     <w:p>
@@ -949,884 +2252,7 @@
         <w:pStyle w:val="BodyText"/>
       </w:pPr>
       <w:r>
-        <w:rPr>
-          <w:i/>
-        </w:rPr>
-        <w:t>MLP.</w:t>
-      </w:r>
-      <w:r>
-        <w:t xml:space="preserve"> The multilayer perceptron maps the eight inputs through two fully connected hidden layers of 64 and 32 ReLU units, with dropout [15] of 0.25 and 0.20, to a single output logit.</w:t>
-      </w:r>
-    </w:p>
-    <w:p>
-      <w:pPr>
-        <w:pStyle w:val="BodyText"/>
-      </w:pPr>
-      <w:r>
-        <w:rPr>
-          <w:i/>
-        </w:rPr>
-        <w:t>LSTM.</w:t>
-      </w:r>
-      <w:r>
-        <w:t xml:space="preserve"> The feature vector is presented to a two-layer LSTM [12] with 32 hidden units and inter-layer dropout of 0.2 as a sequence of eight steps with one value per step. The last hidden state feeds a 16-unit ReLU layer and an output logit.</w:t>
-      </w:r>
-    </w:p>
-    <w:p>
-      <w:pPr>
-        <w:pStyle w:val="BodyText"/>
-      </w:pPr>
-      <w:r>
-        <w:rPr>
-          <w:i/>
-        </w:rPr>
-        <w:t>1D-CNN.</w:t>
-      </w:r>
-      <w:r>
-        <w:t xml:space="preserve"> The feature vector is treated as a one-channel signal of length eight and processed by two convolutional layers (32 and 64 filters, kernel size 3, same padding), each followed by ReLU and batch normalisation [16]. Global average pooling and a 32-unit dense layer with dropout of 0.25 produce the output logit.</w:t>
-      </w:r>
-    </w:p>
-    <w:p>
-      <w:pPr>
-        <w:pStyle w:val="BodyText"/>
-      </w:pPr>
-      <w:r>
-        <w:t>Because the AI4I records are independent snapshots rather than time series, the LSTM and 1D-CNN operate on a pseudo-sequence over features, not over time. Including them tests whether sequence-oriented inductive biases help on this kind of tabular sensor data. Table II lists the size of each model.</w:t>
-      </w:r>
-    </w:p>
-    <w:p>
-      <w:pPr>
-        <w:pStyle w:val="tablehead"/>
-        <w:keepNext/>
-      </w:pPr>
-      <w:r>
-        <w:t>Model Architectures and Trainable Parameters</w:t>
-      </w:r>
-    </w:p>
-    <w:tbl>
-      <w:tblPr>
-        <w:tblW w:w="4700" w:type="dxa"/>
-        <w:jc w:val="center"/>
-        <w:tblBorders>
-          <w:top w:val="single" w:sz="4" w:space="0" w:color="auto"/>
-          <w:left w:val="single" w:sz="4" w:space="0" w:color="auto"/>
-          <w:bottom w:val="single" w:sz="4" w:space="0" w:color="auto"/>
-          <w:right w:val="single" w:sz="4" w:space="0" w:color="auto"/>
-          <w:insideH w:val="single" w:sz="4" w:space="0" w:color="auto"/>
-          <w:insideV w:val="single" w:sz="4" w:space="0" w:color="auto"/>
-        </w:tblBorders>
-        <w:tblLayout w:type="fixed"/>
-        <w:tblCellMar>
-          <w:left w:w="57" w:type="dxa"/>
-          <w:right w:w="57" w:type="dxa"/>
-        </w:tblCellMar>
-        <w:tblLook w:val="0000" w:firstRow="0" w:lastRow="0" w:firstColumn="0" w:lastColumn="0" w:noHBand="0" w:noVBand="0"/>
-      </w:tblPr>
-      <w:tblGrid>
-        <w:gridCol w:w="900"/>
-        <w:gridCol w:w="2700"/>
-        <w:gridCol w:w="1100"/>
-      </w:tblGrid>
-      <w:tr>
-        <w:trPr>
-          <w:cantSplit/>
-          <w:tblHeader/>
-          <w:jc w:val="center"/>
-        </w:trPr>
-        <w:tc>
-          <w:tcPr>
-            <w:tcW w:w="900" w:type="dxa"/>
-            <w:vAlign w:val="center"/>
-          </w:tcPr>
-          <w:p>
-            <w:pPr>
-              <w:pStyle w:val="tablecolhead"/>
-            </w:pPr>
-            <w:r>
-              <w:t>Model</w:t>
-            </w:r>
-          </w:p>
-        </w:tc>
-        <w:tc>
-          <w:tcPr>
-            <w:tcW w:w="2700" w:type="dxa"/>
-            <w:vAlign w:val="center"/>
-          </w:tcPr>
-          <w:p>
-            <w:pPr>
-              <w:pStyle w:val="tablecolhead"/>
-            </w:pPr>
-            <w:r>
-              <w:t>Main layers</w:t>
-            </w:r>
-          </w:p>
-        </w:tc>
-        <w:tc>
-          <w:tcPr>
-            <w:tcW w:w="1100" w:type="dxa"/>
-            <w:vAlign w:val="center"/>
-          </w:tcPr>
-          <w:p>
-            <w:pPr>
-              <w:pStyle w:val="tablecolhead"/>
-            </w:pPr>
-            <w:r>
-              <w:t>Parameters</w:t>
-            </w:r>
-          </w:p>
-        </w:tc>
-      </w:tr>
-      <w:tr>
-        <w:trPr>
-          <w:cantSplit/>
-          <w:jc w:val="center"/>
-        </w:trPr>
-        <w:tc>
-          <w:tcPr>
-            <w:tcW w:w="900" w:type="dxa"/>
-            <w:vAlign w:val="center"/>
-          </w:tcPr>
-          <w:p>
-            <w:pPr>
-              <w:pStyle w:val="tablecopy"/>
-              <w:jc w:val="center"/>
-            </w:pPr>
-            <w:r>
-              <w:t>MLP</w:t>
-            </w:r>
-          </w:p>
-        </w:tc>
-        <w:tc>
-          <w:tcPr>
-            <w:tcW w:w="2700" w:type="dxa"/>
-            <w:vAlign w:val="center"/>
-          </w:tcPr>
-          <w:p>
-            <w:pPr>
-              <w:pStyle w:val="tablecopy"/>
-              <w:jc w:val="center"/>
-            </w:pPr>
-            <w:r>
-              <w:t>Dense 64–32–1, dropout</w:t>
-            </w:r>
-          </w:p>
-        </w:tc>
-        <w:tc>
-          <w:tcPr>
-            <w:tcW w:w="1100" w:type="dxa"/>
-            <w:vAlign w:val="center"/>
-          </w:tcPr>
-          <w:p>
-            <w:pPr>
-              <w:pStyle w:val="tablecopy"/>
-              <w:jc w:val="center"/>
-            </w:pPr>
-            <w:r>
-              <w:t>2,689</w:t>
-            </w:r>
-          </w:p>
-        </w:tc>
-      </w:tr>
-      <w:tr>
-        <w:trPr>
-          <w:cantSplit/>
-          <w:jc w:val="center"/>
-        </w:trPr>
-        <w:tc>
-          <w:tcPr>
-            <w:tcW w:w="900" w:type="dxa"/>
-            <w:vAlign w:val="center"/>
-          </w:tcPr>
-          <w:p>
-            <w:pPr>
-              <w:pStyle w:val="tablecopy"/>
-              <w:jc w:val="center"/>
-            </w:pPr>
-            <w:r>
-              <w:t>LSTM</w:t>
-            </w:r>
-          </w:p>
-        </w:tc>
-        <w:tc>
-          <w:tcPr>
-            <w:tcW w:w="2700" w:type="dxa"/>
-            <w:vAlign w:val="center"/>
-          </w:tcPr>
-          <w:p>
-            <w:pPr>
-              <w:pStyle w:val="tablecopy"/>
-              <w:jc w:val="center"/>
-            </w:pPr>
-            <w:r>
-              <w:t>2×LSTM(32), dense 16–1</w:t>
-            </w:r>
-          </w:p>
-        </w:tc>
-        <w:tc>
-          <w:tcPr>
-            <w:tcW w:w="1100" w:type="dxa"/>
-            <w:vAlign w:val="center"/>
-          </w:tcPr>
-          <w:p>
-            <w:pPr>
-              <w:pStyle w:val="tablecopy"/>
-              <w:jc w:val="center"/>
-            </w:pPr>
-            <w:r>
-              <w:t>13,473</w:t>
-            </w:r>
-          </w:p>
-        </w:tc>
-      </w:tr>
-      <w:tr>
-        <w:trPr>
-          <w:cantSplit/>
-          <w:jc w:val="center"/>
-        </w:trPr>
-        <w:tc>
-          <w:tcPr>
-            <w:tcW w:w="900" w:type="dxa"/>
-            <w:vAlign w:val="center"/>
-          </w:tcPr>
-          <w:p>
-            <w:pPr>
-              <w:pStyle w:val="tablecopy"/>
-              <w:jc w:val="center"/>
-            </w:pPr>
-            <w:r>
-              <w:t>1D-CNN</w:t>
-            </w:r>
-          </w:p>
-        </w:tc>
-        <w:tc>
-          <w:tcPr>
-            <w:tcW w:w="2700" w:type="dxa"/>
-            <w:vAlign w:val="center"/>
-          </w:tcPr>
-          <w:p>
-            <w:pPr>
-              <w:pStyle w:val="tablecopy"/>
-              <w:jc w:val="center"/>
-            </w:pPr>
-            <w:r>
-              <w:t>Conv 32–64, GAP, dense 32–1</w:t>
-            </w:r>
-          </w:p>
-        </w:tc>
-        <w:tc>
-          <w:tcPr>
-            <w:tcW w:w="1100" w:type="dxa"/>
-            <w:vAlign w:val="center"/>
-          </w:tcPr>
-          <w:p>
-            <w:pPr>
-              <w:pStyle w:val="tablecopy"/>
-              <w:jc w:val="center"/>
-            </w:pPr>
-            <w:r>
-              <w:t>8,641</w:t>
-            </w:r>
-          </w:p>
-        </w:tc>
-      </w:tr>
-    </w:tbl>
-    <w:p>
-      <w:pPr>
-        <w:rPr>
-          <w:sz w:val="8"/>
-        </w:rPr>
-      </w:pPr>
-    </w:p>
-    <w:p>
-      <w:pPr>
-        <w:pStyle w:val="Heading2"/>
-      </w:pPr>
-      <w:r>
-        <w:t>Class-Imbalance-Aware Training</w:t>
-      </w:r>
-    </w:p>
-    <w:p>
-      <w:pPr>
-        <w:pStyle w:val="BodyText"/>
-      </w:pPr>
-      <w:r>
-        <w:t>With 237 failures among 7,000 training records, an unweighted classifier would be biased towards the majority class [6]. All three models are therefore trained with a positively weighted binary cross-entropy loss, where the positive-class weight equals the ratio of negative to positive training samples:</w:t>
-      </w:r>
-    </w:p>
-    <w:p>
-      <w:pPr>
-        <w:pStyle w:val="equation"/>
-        <w:rPr>
-          <w:rFonts w:hint="eastAsia"/>
-        </w:rPr>
-      </w:pPr>
-      <w:r>
-        <w:lastRenderedPageBreak/>
-        <w:tab/>
-      </w:r>
-      <m:oMath>
-        <m:sSub>
-          <m:sSubPr>
-            <m:ctrlPr>
-              <w:rPr>
-                <w:rFonts w:ascii="Cambria Math" w:hAnsi="Cambria Math"/>
-              </w:rPr>
-            </m:ctrlPr>
-          </m:sSubPr>
-          <m:e>
-            <m:r>
-              <w:rPr>
-                <w:rFonts w:ascii="Cambria Math" w:hAnsi="Cambria Math"/>
-              </w:rPr>
-              <m:t>w</m:t>
-            </m:r>
-          </m:e>
-          <m:sub>
-            <m:r>
-              <w:rPr>
-                <w:rFonts w:ascii="Cambria Math" w:hAnsi="Cambria Math"/>
-              </w:rPr>
-              <m:t>+</m:t>
-            </m:r>
-          </m:sub>
-        </m:sSub>
-        <m:r>
-          <w:rPr>
-            <w:rFonts w:ascii="Cambria Math" w:hAnsi="Cambria Math"/>
-          </w:rPr>
-          <m:t>=</m:t>
-        </m:r>
-        <m:f>
-          <m:fPr>
-            <m:ctrlPr>
-              <w:rPr>
-                <w:rFonts w:ascii="Cambria Math" w:hAnsi="Cambria Math"/>
-              </w:rPr>
-            </m:ctrlPr>
-          </m:fPr>
-          <m:num>
-            <m:sSub>
-              <m:sSubPr>
-                <m:ctrlPr>
-                  <w:rPr>
-                    <w:rFonts w:ascii="Cambria Math" w:hAnsi="Cambria Math"/>
-                  </w:rPr>
-                </m:ctrlPr>
-              </m:sSubPr>
-              <m:e>
-                <m:r>
-                  <w:rPr>
-                    <w:rFonts w:ascii="Cambria Math" w:hAnsi="Cambria Math"/>
-                  </w:rPr>
-                  <m:t>N</m:t>
-                </m:r>
-              </m:e>
-              <m:sub>
-                <m:r>
-                  <w:rPr>
-                    <w:rFonts w:ascii="Cambria Math" w:hAnsi="Cambria Math"/>
-                  </w:rPr>
-                  <m:t>-</m:t>
-                </m:r>
-              </m:sub>
-            </m:sSub>
-          </m:num>
-          <m:den>
-            <m:sSub>
-              <m:sSubPr>
-                <m:ctrlPr>
-                  <w:rPr>
-                    <w:rFonts w:ascii="Cambria Math" w:hAnsi="Cambria Math"/>
-                  </w:rPr>
-                </m:ctrlPr>
-              </m:sSubPr>
-              <m:e>
-                <m:r>
-                  <w:rPr>
-                    <w:rFonts w:ascii="Cambria Math" w:hAnsi="Cambria Math"/>
-                  </w:rPr>
-                  <m:t>N</m:t>
-                </m:r>
-              </m:e>
-              <m:sub>
-                <m:r>
-                  <w:rPr>
-                    <w:rFonts w:ascii="Cambria Math" w:hAnsi="Cambria Math"/>
-                  </w:rPr>
-                  <m:t>+</m:t>
-                </m:r>
-              </m:sub>
-            </m:sSub>
-          </m:den>
-        </m:f>
-        <m:r>
-          <w:rPr>
-            <w:rFonts w:ascii="Cambria Math" w:hAnsi="Cambria Math"/>
-          </w:rPr>
-          <m:t>=</m:t>
-        </m:r>
-        <m:f>
-          <m:fPr>
-            <m:ctrlPr>
-              <w:rPr>
-                <w:rFonts w:ascii="Cambria Math" w:hAnsi="Cambria Math"/>
-              </w:rPr>
-            </m:ctrlPr>
-          </m:fPr>
-          <m:num>
-            <m:r>
-              <m:rPr>
-                <m:sty m:val="p"/>
-              </m:rPr>
-              <w:rPr>
-                <w:rFonts w:ascii="Cambria Math" w:hAnsi="Cambria Math"/>
-              </w:rPr>
-              <m:t>6763</m:t>
-            </m:r>
-          </m:num>
-          <m:den>
-            <m:r>
-              <m:rPr>
-                <m:sty m:val="p"/>
-              </m:rPr>
-              <w:rPr>
-                <w:rFonts w:ascii="Cambria Math" w:hAnsi="Cambria Math"/>
-              </w:rPr>
-              <m:t>237</m:t>
-            </m:r>
-          </m:den>
-        </m:f>
-        <m:r>
-          <w:rPr>
-            <w:rFonts w:ascii="Cambria Math" w:hAnsi="Cambria Math"/>
-          </w:rPr>
-          <m:t>≈</m:t>
-        </m:r>
-        <m:r>
-          <m:rPr>
-            <m:sty m:val="p"/>
-          </m:rPr>
-          <w:rPr>
-            <w:rFonts w:ascii="Cambria Math" w:hAnsi="Cambria Math"/>
-          </w:rPr>
-          <m:t>28.5</m:t>
-        </m:r>
-      </m:oMath>
-      <w:r>
-        <w:tab/>
-        <w:t>(1)</w:t>
-      </w:r>
-    </w:p>
-    <w:p>
-      <w:pPr>
-        <w:pStyle w:val="BodyText"/>
-      </w:pPr>
-      <w:r>
-        <w:t>For a sample with label y</w:t>
-      </w:r>
-      <w:r>
-        <w:rPr>
-          <w:vertAlign w:val="subscript"/>
-        </w:rPr>
-        <w:t>i</w:t>
-      </w:r>
-      <w:r>
-        <w:t xml:space="preserve"> and output logit z</w:t>
-      </w:r>
-      <w:r>
-        <w:rPr>
-          <w:vertAlign w:val="subscript"/>
-        </w:rPr>
-        <w:t>i</w:t>
-      </w:r>
-      <w:r>
-        <w:t xml:space="preserve"> the loss is</w:t>
-      </w:r>
-    </w:p>
-    <w:p>
-      <w:pPr>
-        <w:pStyle w:val="equation"/>
-        <w:rPr>
-          <w:rFonts w:hint="eastAsia"/>
-        </w:rPr>
-      </w:pPr>
-      <w:r>
-        <w:tab/>
-      </w:r>
-      <m:oMath>
-        <m:sSub>
-          <m:sSubPr>
-            <m:ctrlPr>
-              <w:rPr>
-                <w:rFonts w:ascii="Cambria Math" w:hAnsi="Cambria Math"/>
-              </w:rPr>
-            </m:ctrlPr>
-          </m:sSubPr>
-          <m:e>
-            <m:r>
-              <m:rPr>
-                <m:scr m:val="script"/>
-              </m:rPr>
-              <w:rPr>
-                <w:rFonts w:ascii="Cambria Math" w:hAnsi="Cambria Math"/>
-              </w:rPr>
-              <m:t>l</m:t>
-            </m:r>
-          </m:e>
-          <m:sub>
-            <m:r>
-              <w:rPr>
-                <w:rFonts w:ascii="Cambria Math" w:hAnsi="Cambria Math"/>
-              </w:rPr>
-              <m:t>i</m:t>
-            </m:r>
-          </m:sub>
-        </m:sSub>
-        <m:r>
-          <w:rPr>
-            <w:rFonts w:ascii="Cambria Math" w:hAnsi="Cambria Math"/>
-          </w:rPr>
-          <m:t>=-</m:t>
-        </m:r>
-        <m:d>
-          <m:dPr>
-            <m:begChr m:val="["/>
-            <m:endChr m:val="]"/>
-            <m:ctrlPr>
-              <w:rPr>
-                <w:rFonts w:ascii="Cambria Math" w:hAnsi="Cambria Math"/>
-              </w:rPr>
-            </m:ctrlPr>
-          </m:dPr>
-          <m:e>
-            <m:sSub>
-              <m:sSubPr>
-                <m:ctrlPr>
-                  <w:rPr>
-                    <w:rFonts w:ascii="Cambria Math" w:hAnsi="Cambria Math"/>
-                  </w:rPr>
-                </m:ctrlPr>
-              </m:sSubPr>
-              <m:e>
-                <m:r>
-                  <w:rPr>
-                    <w:rFonts w:ascii="Cambria Math" w:hAnsi="Cambria Math"/>
-                  </w:rPr>
-                  <m:t>w</m:t>
-                </m:r>
-              </m:e>
-              <m:sub>
-                <m:r>
-                  <w:rPr>
-                    <w:rFonts w:ascii="Cambria Math" w:hAnsi="Cambria Math"/>
-                  </w:rPr>
-                  <m:t>+</m:t>
-                </m:r>
-              </m:sub>
-            </m:sSub>
-            <m:sSub>
-              <m:sSubPr>
-                <m:ctrlPr>
-                  <w:rPr>
-                    <w:rFonts w:ascii="Cambria Math" w:hAnsi="Cambria Math"/>
-                  </w:rPr>
-                </m:ctrlPr>
-              </m:sSubPr>
-              <m:e>
-                <m:r>
-                  <w:rPr>
-                    <w:rFonts w:ascii="Cambria Math" w:hAnsi="Cambria Math"/>
-                  </w:rPr>
-                  <m:t>y</m:t>
-                </m:r>
-              </m:e>
-              <m:sub>
-                <m:r>
-                  <w:rPr>
-                    <w:rFonts w:ascii="Cambria Math" w:hAnsi="Cambria Math"/>
-                  </w:rPr>
-                  <m:t>i</m:t>
-                </m:r>
-              </m:sub>
-            </m:sSub>
-            <m:func>
-              <m:funcPr>
-                <m:ctrlPr>
-                  <w:rPr>
-                    <w:rFonts w:ascii="Cambria Math" w:hAnsi="Cambria Math"/>
-                  </w:rPr>
-                </m:ctrlPr>
-              </m:funcPr>
-              <m:fName>
-                <m:r>
-                  <m:rPr>
-                    <m:sty m:val="p"/>
-                  </m:rPr>
-                  <w:rPr>
-                    <w:rFonts w:ascii="Cambria Math" w:hAnsi="Cambria Math"/>
-                  </w:rPr>
-                  <m:t>log</m:t>
-                </m:r>
-              </m:fName>
-              <m:e>
-                <m:r>
-                  <w:rPr>
-                    <w:rFonts w:ascii="Cambria Math" w:hAnsi="Cambria Math"/>
-                  </w:rPr>
-                  <m:t>σ</m:t>
-                </m:r>
-                <m:d>
-                  <m:dPr>
-                    <m:ctrlPr>
-                      <w:rPr>
-                        <w:rFonts w:ascii="Cambria Math" w:hAnsi="Cambria Math"/>
-                      </w:rPr>
-                    </m:ctrlPr>
-                  </m:dPr>
-                  <m:e>
-                    <m:sSub>
-                      <m:sSubPr>
-                        <m:ctrlPr>
-                          <w:rPr>
-                            <w:rFonts w:ascii="Cambria Math" w:hAnsi="Cambria Math"/>
-                          </w:rPr>
-                        </m:ctrlPr>
-                      </m:sSubPr>
-                      <m:e>
-                        <m:r>
-                          <w:rPr>
-                            <w:rFonts w:ascii="Cambria Math" w:hAnsi="Cambria Math"/>
-                          </w:rPr>
-                          <m:t>z</m:t>
-                        </m:r>
-                      </m:e>
-                      <m:sub>
-                        <m:r>
-                          <w:rPr>
-                            <w:rFonts w:ascii="Cambria Math" w:hAnsi="Cambria Math"/>
-                          </w:rPr>
-                          <m:t>i</m:t>
-                        </m:r>
-                      </m:sub>
-                    </m:sSub>
-                  </m:e>
-                </m:d>
-              </m:e>
-            </m:func>
-            <m:r>
-              <w:rPr>
-                <w:rFonts w:ascii="Cambria Math" w:hAnsi="Cambria Math"/>
-              </w:rPr>
-              <m:t>+</m:t>
-            </m:r>
-            <m:d>
-              <m:dPr>
-                <m:ctrlPr>
-                  <w:rPr>
-                    <w:rFonts w:ascii="Cambria Math" w:hAnsi="Cambria Math"/>
-                  </w:rPr>
-                </m:ctrlPr>
-              </m:dPr>
-              <m:e>
-                <m:r>
-                  <m:rPr>
-                    <m:sty m:val="p"/>
-                  </m:rPr>
-                  <w:rPr>
-                    <w:rFonts w:ascii="Cambria Math" w:hAnsi="Cambria Math"/>
-                  </w:rPr>
-                  <m:t>1-</m:t>
-                </m:r>
-                <m:sSub>
-                  <m:sSubPr>
-                    <m:ctrlPr>
-                      <w:rPr>
-                        <w:rFonts w:ascii="Cambria Math" w:hAnsi="Cambria Math"/>
-                      </w:rPr>
-                    </m:ctrlPr>
-                  </m:sSubPr>
-                  <m:e>
-                    <m:r>
-                      <w:rPr>
-                        <w:rFonts w:ascii="Cambria Math" w:hAnsi="Cambria Math"/>
-                      </w:rPr>
-                      <m:t>y</m:t>
-                    </m:r>
-                  </m:e>
-                  <m:sub>
-                    <m:r>
-                      <w:rPr>
-                        <w:rFonts w:ascii="Cambria Math" w:hAnsi="Cambria Math"/>
-                      </w:rPr>
-                      <m:t>i</m:t>
-                    </m:r>
-                  </m:sub>
-                </m:sSub>
-              </m:e>
-            </m:d>
-            <m:func>
-              <m:funcPr>
-                <m:ctrlPr>
-                  <w:rPr>
-                    <w:rFonts w:ascii="Cambria Math" w:hAnsi="Cambria Math"/>
-                  </w:rPr>
-                </m:ctrlPr>
-              </m:funcPr>
-              <m:fName>
-                <m:r>
-                  <m:rPr>
-                    <m:sty m:val="p"/>
-                  </m:rPr>
-                  <w:rPr>
-                    <w:rFonts w:ascii="Cambria Math" w:hAnsi="Cambria Math"/>
-                  </w:rPr>
-                  <m:t>log</m:t>
-                </m:r>
-              </m:fName>
-              <m:e>
-                <m:d>
-                  <m:dPr>
-                    <m:ctrlPr>
-                      <w:rPr>
-                        <w:rFonts w:ascii="Cambria Math" w:hAnsi="Cambria Math"/>
-                      </w:rPr>
-                    </m:ctrlPr>
-                  </m:dPr>
-                  <m:e>
-                    <m:r>
-                      <m:rPr>
-                        <m:sty m:val="p"/>
-                      </m:rPr>
-                      <w:rPr>
-                        <w:rFonts w:ascii="Cambria Math" w:hAnsi="Cambria Math"/>
-                      </w:rPr>
-                      <m:t>1-</m:t>
-                    </m:r>
-                    <m:r>
-                      <w:rPr>
-                        <w:rFonts w:ascii="Cambria Math" w:hAnsi="Cambria Math"/>
-                      </w:rPr>
-                      <m:t>σ</m:t>
-                    </m:r>
-                    <m:d>
-                      <m:dPr>
-                        <m:ctrlPr>
-                          <w:rPr>
-                            <w:rFonts w:ascii="Cambria Math" w:hAnsi="Cambria Math"/>
-                          </w:rPr>
-                        </m:ctrlPr>
-                      </m:dPr>
-                      <m:e>
-                        <m:sSub>
-                          <m:sSubPr>
-                            <m:ctrlPr>
-                              <w:rPr>
-                                <w:rFonts w:ascii="Cambria Math" w:hAnsi="Cambria Math"/>
-                              </w:rPr>
-                            </m:ctrlPr>
-                          </m:sSubPr>
-                          <m:e>
-                            <m:r>
-                              <w:rPr>
-                                <w:rFonts w:ascii="Cambria Math" w:hAnsi="Cambria Math"/>
-                              </w:rPr>
-                              <m:t>z</m:t>
-                            </m:r>
-                          </m:e>
-                          <m:sub>
-                            <m:r>
-                              <w:rPr>
-                                <w:rFonts w:ascii="Cambria Math" w:hAnsi="Cambria Math"/>
-                              </w:rPr>
-                              <m:t>i</m:t>
-                            </m:r>
-                          </m:sub>
-                        </m:sSub>
-                      </m:e>
-                    </m:d>
-                  </m:e>
-                </m:d>
-              </m:e>
-            </m:func>
-          </m:e>
-        </m:d>
-      </m:oMath>
-      <w:r>
-        <w:tab/>
-        <w:t>(2)</w:t>
-      </w:r>
-    </w:p>
-    <w:p>
-      <w:pPr>
-        <w:pStyle w:val="BodyText"/>
-      </w:pPr>
-      <w:r>
-        <w:t>where σ is the logistic sigmoid, and ℓ</w:t>
-      </w:r>
-      <w:r>
-        <w:rPr>
-          <w:vertAlign w:val="subscript"/>
-        </w:rPr>
-        <w:t>i</w:t>
-      </w:r>
-      <w:r>
-        <w:t xml:space="preserve"> is averaged over each mini-batch. All models use the Adam optimiser [17] with a learning rate of 0.001 and weight decay of 10</w:t>
-      </w:r>
-      <w:r>
-        <w:rPr>
-          <w:vertAlign w:val="superscript"/>
-        </w:rPr>
-        <w:t>−</w:t>
-      </w:r>
-      <w:r>
-        <w:rPr>
-          <w:vertAlign w:val="superscript"/>
-        </w:rPr>
-        <w:t>5</w:t>
-      </w:r>
-      <w:r>
-        <w:t>, a batch size of 64 and at most 100 epochs. Training stops early when the validation loss has not improved for 10 consecutive epochs, and the weights with the lowest validation loss are restored. Random seeds are fixed for reproducibility. The models are implemented in PyTorch [18] and the preprocessing and metrics use scikit-learn [19]. A failure is predicted when the sigmoid output is at least 0.5 unless stated otherwise.</w:t>
-      </w:r>
-    </w:p>
-    <w:p>
-      <w:pPr>
-        <w:pStyle w:val="Heading2"/>
-      </w:pPr>
-      <w:r>
-        <w:t>Evaluation Metrics</w:t>
-      </w:r>
-    </w:p>
-    <w:p>
-      <w:pPr>
-        <w:pStyle w:val="BodyText"/>
-      </w:pPr>
-      <w:r>
-        <w:t>Accuracy is reported for completeness but is misleading at a 3.4% failure rate. The primary metrics are therefore recall (the share of real failures that are detected), precision, F1-score, the area under the ROC curve (ROC-AUC) and the area under the precision-recall curve (PR-AUC), which is more informative than ROC-AUC for imbalanced data [20]. Recall is treated as the most important single metric because a missed failure usually costs far more than an unnecessary inspection.</w:t>
-      </w:r>
-    </w:p>
-    <w:p>
-      <w:pPr>
-        <w:pStyle w:val="Heading2"/>
-      </w:pPr>
-      <w:r>
-        <w:t>Explainability with SHAP</w:t>
-      </w:r>
-    </w:p>
-    <w:p>
-      <w:pPr>
-        <w:pStyle w:val="BodyText"/>
-      </w:pPr>
-      <w:r>
-        <w:t>SHAP explains a prediction f(x) by assigning each feature j a contribution φ</w:t>
-      </w:r>
-      <w:r>
-        <w:rPr>
-          <w:vertAlign w:val="subscript"/>
-        </w:rPr>
-        <w:t>j</w:t>
-      </w:r>
-      <w:r>
-        <w:t xml:space="preserve"> equal to its Shapley value [8], [14], i.e., its average marginal contribution over all subsets S of the feature set F:</w:t>
+        <w:t>SHAP is chosen for explainability because it is model-agnostic and satisfies local accuracy and consistency [6], [19]. For a model f, the contribution of feature j is its Shapley value over all subsets S of the feature set F:</w:t>
       </w:r>
     </w:p>
     <w:p>
@@ -2207,7 +2633,7 @@
       </m:oMath>
       <w:r>
         <w:tab/>
-        <w:t>(3)</w:t>
+        <w:t>(1)</w:t>
       </w:r>
     </w:p>
     <w:p>
@@ -2215,7 +2641,7 @@
         <w:pStyle w:val="BodyText"/>
       </w:pPr>
       <w:r>
-        <w:t>The contributions are additive, so the base value φ</w:t>
+        <w:t>and the contributions sum to the prediction, where φ</w:t>
       </w:r>
       <w:r>
         <w:rPr>
@@ -2224,7 +2650,7 @@
         <w:t>0</w:t>
       </w:r>
       <w:r>
-        <w:t xml:space="preserve"> (the expected model output over a background set) plus the contributions of the M features recovers the prediction exactly:</w:t>
+        <w:t xml:space="preserve"> is the expected output over a background set:</w:t>
       </w:r>
     </w:p>
     <w:p>
@@ -2361,6 +2787,560 @@
       </m:oMath>
       <w:r>
         <w:tab/>
+        <w:t>(2)</w:t>
+      </w:r>
+    </w:p>
+    <w:p>
+      <w:pPr>
+        <w:pStyle w:val="BodyText"/>
+      </w:pPr>
+      <w:r>
+        <w:t>With only eight inputs, the values are computed exactly rather than approximated, using 100 background records from the training set; global importance is the mean absolute SHAP value over 100 test records.</w:t>
+      </w:r>
+    </w:p>
+    <w:p>
+      <w:pPr>
+        <w:pStyle w:val="Heading2"/>
+      </w:pPr>
+      <w:r>
+        <w:t>Model Training</w:t>
+      </w:r>
+    </w:p>
+    <w:p>
+      <w:pPr>
+        <w:keepNext/>
+        <w:spacing w:before="120" w:after="60"/>
+      </w:pPr>
+      <w:r>
+        <w:rPr>
+          <w:noProof/>
+        </w:rPr>
+        <w:drawing>
+          <wp:inline distT="0" distB="0" distL="0" distR="0" wp14:anchorId="644AA4B9" wp14:editId="1E9E3B47">
+            <wp:extent cx="3017520" cy="2155371"/>
+            <wp:effectExtent l="0" t="0" r="0" b="0"/>
+            <wp:docPr id="103" name="Figure 3"/>
+            <wp:cNvGraphicFramePr>
+              <a:graphicFrameLocks xmlns:a="http://schemas.openxmlformats.org/drawingml/2006/main" noChangeAspect="1"/>
+            </wp:cNvGraphicFramePr>
+            <a:graphic xmlns:a="http://schemas.openxmlformats.org/drawingml/2006/main">
+              <a:graphicData uri="http://schemas.openxmlformats.org/drawingml/2006/picture">
+                <pic:pic xmlns:pic="http://schemas.openxmlformats.org/drawingml/2006/picture">
+                  <pic:nvPicPr>
+                    <pic:cNvPr id="3" name="fig3.png"/>
+                    <pic:cNvPicPr/>
+                  </pic:nvPicPr>
+                  <pic:blipFill>
+                    <a:blip r:embed="rId11"/>
+                    <a:stretch>
+                      <a:fillRect/>
+                    </a:stretch>
+                  </pic:blipFill>
+                  <pic:spPr>
+                    <a:xfrm>
+                      <a:off x="0" y="0"/>
+                      <a:ext cx="3017520" cy="2155371"/>
+                    </a:xfrm>
+                    <a:prstGeom prst="rect">
+                      <a:avLst/>
+                    </a:prstGeom>
+                  </pic:spPr>
+                </pic:pic>
+              </a:graphicData>
+            </a:graphic>
+          </wp:inline>
+        </w:drawing>
+      </w:r>
+    </w:p>
+    <w:p>
+      <w:pPr>
+        <w:pStyle w:val="figurecaption"/>
+      </w:pPr>
+      <w:r>
+        <w:t>Architectures of the three deep learning models.</w:t>
+      </w:r>
+    </w:p>
+    <w:p>
+      <w:pPr>
+        <w:pStyle w:val="BodyText"/>
+      </w:pPr>
+      <w:r>
+        <w:t>Fig. 3 details the architectures. The MLP uses two ReLU layers with dropout [20]. The LSTM receives the eight features as a sequence of eight steps, and the 1D-CNN treats them as a one-channel signal processed by two convolutional layers with batch normalisation [21] and global average pooling. To counter the 1:28.5 class ratio, all models minimise a binary cross-entropy loss with a positive-class weight equal to the ratio of negative to positive training samples:</w:t>
+      </w:r>
+    </w:p>
+    <w:p>
+      <w:pPr>
+        <w:pStyle w:val="equation"/>
+        <w:rPr>
+          <w:rFonts w:hint="eastAsia"/>
+        </w:rPr>
+      </w:pPr>
+      <w:r>
+        <w:tab/>
+      </w:r>
+      <m:oMath>
+        <m:sSub>
+          <m:sSubPr>
+            <m:ctrlPr>
+              <w:rPr>
+                <w:rFonts w:ascii="Cambria Math" w:hAnsi="Cambria Math"/>
+              </w:rPr>
+            </m:ctrlPr>
+          </m:sSubPr>
+          <m:e>
+            <m:r>
+              <w:rPr>
+                <w:rFonts w:ascii="Cambria Math" w:hAnsi="Cambria Math"/>
+              </w:rPr>
+              <m:t>w</m:t>
+            </m:r>
+          </m:e>
+          <m:sub>
+            <m:r>
+              <w:rPr>
+                <w:rFonts w:ascii="Cambria Math" w:hAnsi="Cambria Math"/>
+              </w:rPr>
+              <m:t>+</m:t>
+            </m:r>
+          </m:sub>
+        </m:sSub>
+        <m:r>
+          <w:rPr>
+            <w:rFonts w:ascii="Cambria Math" w:hAnsi="Cambria Math"/>
+          </w:rPr>
+          <m:t>=</m:t>
+        </m:r>
+        <m:f>
+          <m:fPr>
+            <m:ctrlPr>
+              <w:rPr>
+                <w:rFonts w:ascii="Cambria Math" w:hAnsi="Cambria Math"/>
+              </w:rPr>
+            </m:ctrlPr>
+          </m:fPr>
+          <m:num>
+            <m:sSub>
+              <m:sSubPr>
+                <m:ctrlPr>
+                  <w:rPr>
+                    <w:rFonts w:ascii="Cambria Math" w:hAnsi="Cambria Math"/>
+                  </w:rPr>
+                </m:ctrlPr>
+              </m:sSubPr>
+              <m:e>
+                <m:r>
+                  <w:rPr>
+                    <w:rFonts w:ascii="Cambria Math" w:hAnsi="Cambria Math"/>
+                  </w:rPr>
+                  <m:t>N</m:t>
+                </m:r>
+              </m:e>
+              <m:sub>
+                <m:r>
+                  <w:rPr>
+                    <w:rFonts w:ascii="Cambria Math" w:hAnsi="Cambria Math"/>
+                  </w:rPr>
+                  <m:t>-</m:t>
+                </m:r>
+              </m:sub>
+            </m:sSub>
+          </m:num>
+          <m:den>
+            <m:sSub>
+              <m:sSubPr>
+                <m:ctrlPr>
+                  <w:rPr>
+                    <w:rFonts w:ascii="Cambria Math" w:hAnsi="Cambria Math"/>
+                  </w:rPr>
+                </m:ctrlPr>
+              </m:sSubPr>
+              <m:e>
+                <m:r>
+                  <w:rPr>
+                    <w:rFonts w:ascii="Cambria Math" w:hAnsi="Cambria Math"/>
+                  </w:rPr>
+                  <m:t>N</m:t>
+                </m:r>
+              </m:e>
+              <m:sub>
+                <m:r>
+                  <w:rPr>
+                    <w:rFonts w:ascii="Cambria Math" w:hAnsi="Cambria Math"/>
+                  </w:rPr>
+                  <m:t>+</m:t>
+                </m:r>
+              </m:sub>
+            </m:sSub>
+          </m:den>
+        </m:f>
+        <m:r>
+          <w:rPr>
+            <w:rFonts w:ascii="Cambria Math" w:hAnsi="Cambria Math"/>
+          </w:rPr>
+          <m:t>=</m:t>
+        </m:r>
+        <m:f>
+          <m:fPr>
+            <m:ctrlPr>
+              <w:rPr>
+                <w:rFonts w:ascii="Cambria Math" w:hAnsi="Cambria Math"/>
+              </w:rPr>
+            </m:ctrlPr>
+          </m:fPr>
+          <m:num>
+            <m:r>
+              <m:rPr>
+                <m:sty m:val="p"/>
+              </m:rPr>
+              <w:rPr>
+                <w:rFonts w:ascii="Cambria Math" w:hAnsi="Cambria Math"/>
+              </w:rPr>
+              <m:t>6763</m:t>
+            </m:r>
+          </m:num>
+          <m:den>
+            <m:r>
+              <m:rPr>
+                <m:sty m:val="p"/>
+              </m:rPr>
+              <w:rPr>
+                <w:rFonts w:ascii="Cambria Math" w:hAnsi="Cambria Math"/>
+              </w:rPr>
+              <m:t>237</m:t>
+            </m:r>
+          </m:den>
+        </m:f>
+        <m:r>
+          <w:rPr>
+            <w:rFonts w:ascii="Cambria Math" w:hAnsi="Cambria Math"/>
+          </w:rPr>
+          <m:t>≈</m:t>
+        </m:r>
+        <m:r>
+          <m:rPr>
+            <m:sty m:val="p"/>
+          </m:rPr>
+          <w:rPr>
+            <w:rFonts w:ascii="Cambria Math" w:hAnsi="Cambria Math"/>
+          </w:rPr>
+          <m:t>28.5</m:t>
+        </m:r>
+      </m:oMath>
+      <w:r>
+        <w:tab/>
+        <w:t>(3)</w:t>
+      </w:r>
+    </w:p>
+    <w:p>
+      <w:pPr>
+        <w:pStyle w:val="equation"/>
+        <w:rPr>
+          <w:rFonts w:hint="eastAsia"/>
+        </w:rPr>
+      </w:pPr>
+      <w:r>
+        <w:tab/>
+      </w:r>
+      <m:oMath>
+        <m:sSub>
+          <m:sSubPr>
+            <m:ctrlPr>
+              <w:rPr>
+                <w:rFonts w:ascii="Cambria Math" w:hAnsi="Cambria Math"/>
+              </w:rPr>
+            </m:ctrlPr>
+          </m:sSubPr>
+          <m:e>
+            <m:r>
+              <m:rPr>
+                <m:scr m:val="script"/>
+              </m:rPr>
+              <w:rPr>
+                <w:rFonts w:ascii="Cambria Math" w:hAnsi="Cambria Math"/>
+              </w:rPr>
+              <m:t>l</m:t>
+            </m:r>
+          </m:e>
+          <m:sub>
+            <m:r>
+              <w:rPr>
+                <w:rFonts w:ascii="Cambria Math" w:hAnsi="Cambria Math"/>
+              </w:rPr>
+              <m:t>i</m:t>
+            </m:r>
+          </m:sub>
+        </m:sSub>
+        <m:r>
+          <w:rPr>
+            <w:rFonts w:ascii="Cambria Math" w:hAnsi="Cambria Math"/>
+          </w:rPr>
+          <m:t>=-</m:t>
+        </m:r>
+        <m:d>
+          <m:dPr>
+            <m:begChr m:val="["/>
+            <m:endChr m:val="]"/>
+            <m:ctrlPr>
+              <w:rPr>
+                <w:rFonts w:ascii="Cambria Math" w:hAnsi="Cambria Math"/>
+              </w:rPr>
+            </m:ctrlPr>
+          </m:dPr>
+          <m:e>
+            <m:sSub>
+              <m:sSubPr>
+                <m:ctrlPr>
+                  <w:rPr>
+                    <w:rFonts w:ascii="Cambria Math" w:hAnsi="Cambria Math"/>
+                  </w:rPr>
+                </m:ctrlPr>
+              </m:sSubPr>
+              <m:e>
+                <m:r>
+                  <w:rPr>
+                    <w:rFonts w:ascii="Cambria Math" w:hAnsi="Cambria Math"/>
+                  </w:rPr>
+                  <m:t>w</m:t>
+                </m:r>
+              </m:e>
+              <m:sub>
+                <m:r>
+                  <w:rPr>
+                    <w:rFonts w:ascii="Cambria Math" w:hAnsi="Cambria Math"/>
+                  </w:rPr>
+                  <m:t>+</m:t>
+                </m:r>
+              </m:sub>
+            </m:sSub>
+            <m:sSub>
+              <m:sSubPr>
+                <m:ctrlPr>
+                  <w:rPr>
+                    <w:rFonts w:ascii="Cambria Math" w:hAnsi="Cambria Math"/>
+                  </w:rPr>
+                </m:ctrlPr>
+              </m:sSubPr>
+              <m:e>
+                <m:r>
+                  <w:rPr>
+                    <w:rFonts w:ascii="Cambria Math" w:hAnsi="Cambria Math"/>
+                  </w:rPr>
+                  <m:t>y</m:t>
+                </m:r>
+              </m:e>
+              <m:sub>
+                <m:r>
+                  <w:rPr>
+                    <w:rFonts w:ascii="Cambria Math" w:hAnsi="Cambria Math"/>
+                  </w:rPr>
+                  <m:t>i</m:t>
+                </m:r>
+              </m:sub>
+            </m:sSub>
+            <m:func>
+              <m:funcPr>
+                <m:ctrlPr>
+                  <w:rPr>
+                    <w:rFonts w:ascii="Cambria Math" w:hAnsi="Cambria Math"/>
+                  </w:rPr>
+                </m:ctrlPr>
+              </m:funcPr>
+              <m:fName>
+                <m:r>
+                  <m:rPr>
+                    <m:sty m:val="p"/>
+                  </m:rPr>
+                  <w:rPr>
+                    <w:rFonts w:ascii="Cambria Math" w:hAnsi="Cambria Math"/>
+                  </w:rPr>
+                  <m:t>log</m:t>
+                </m:r>
+              </m:fName>
+              <m:e>
+                <m:r>
+                  <w:rPr>
+                    <w:rFonts w:ascii="Cambria Math" w:hAnsi="Cambria Math"/>
+                  </w:rPr>
+                  <m:t>σ</m:t>
+                </m:r>
+                <m:d>
+                  <m:dPr>
+                    <m:ctrlPr>
+                      <w:rPr>
+                        <w:rFonts w:ascii="Cambria Math" w:hAnsi="Cambria Math"/>
+                      </w:rPr>
+                    </m:ctrlPr>
+                  </m:dPr>
+                  <m:e>
+                    <m:sSub>
+                      <m:sSubPr>
+                        <m:ctrlPr>
+                          <w:rPr>
+                            <w:rFonts w:ascii="Cambria Math" w:hAnsi="Cambria Math"/>
+                          </w:rPr>
+                        </m:ctrlPr>
+                      </m:sSubPr>
+                      <m:e>
+                        <m:r>
+                          <w:rPr>
+                            <w:rFonts w:ascii="Cambria Math" w:hAnsi="Cambria Math"/>
+                          </w:rPr>
+                          <m:t>z</m:t>
+                        </m:r>
+                      </m:e>
+                      <m:sub>
+                        <m:r>
+                          <w:rPr>
+                            <w:rFonts w:ascii="Cambria Math" w:hAnsi="Cambria Math"/>
+                          </w:rPr>
+                          <m:t>i</m:t>
+                        </m:r>
+                      </m:sub>
+                    </m:sSub>
+                  </m:e>
+                </m:d>
+              </m:e>
+            </m:func>
+            <m:r>
+              <w:rPr>
+                <w:rFonts w:ascii="Cambria Math" w:hAnsi="Cambria Math"/>
+              </w:rPr>
+              <m:t>+</m:t>
+            </m:r>
+            <m:d>
+              <m:dPr>
+                <m:ctrlPr>
+                  <w:rPr>
+                    <w:rFonts w:ascii="Cambria Math" w:hAnsi="Cambria Math"/>
+                  </w:rPr>
+                </m:ctrlPr>
+              </m:dPr>
+              <m:e>
+                <m:r>
+                  <m:rPr>
+                    <m:sty m:val="p"/>
+                  </m:rPr>
+                  <w:rPr>
+                    <w:rFonts w:ascii="Cambria Math" w:hAnsi="Cambria Math"/>
+                  </w:rPr>
+                  <m:t>1-</m:t>
+                </m:r>
+                <m:sSub>
+                  <m:sSubPr>
+                    <m:ctrlPr>
+                      <w:rPr>
+                        <w:rFonts w:ascii="Cambria Math" w:hAnsi="Cambria Math"/>
+                      </w:rPr>
+                    </m:ctrlPr>
+                  </m:sSubPr>
+                  <m:e>
+                    <m:r>
+                      <w:rPr>
+                        <w:rFonts w:ascii="Cambria Math" w:hAnsi="Cambria Math"/>
+                      </w:rPr>
+                      <m:t>y</m:t>
+                    </m:r>
+                  </m:e>
+                  <m:sub>
+                    <m:r>
+                      <w:rPr>
+                        <w:rFonts w:ascii="Cambria Math" w:hAnsi="Cambria Math"/>
+                      </w:rPr>
+                      <m:t>i</m:t>
+                    </m:r>
+                  </m:sub>
+                </m:sSub>
+              </m:e>
+            </m:d>
+            <m:func>
+              <m:funcPr>
+                <m:ctrlPr>
+                  <w:rPr>
+                    <w:rFonts w:ascii="Cambria Math" w:hAnsi="Cambria Math"/>
+                  </w:rPr>
+                </m:ctrlPr>
+              </m:funcPr>
+              <m:fName>
+                <m:r>
+                  <m:rPr>
+                    <m:sty m:val="p"/>
+                  </m:rPr>
+                  <w:rPr>
+                    <w:rFonts w:ascii="Cambria Math" w:hAnsi="Cambria Math"/>
+                  </w:rPr>
+                  <m:t>log</m:t>
+                </m:r>
+              </m:fName>
+              <m:e>
+                <m:d>
+                  <m:dPr>
+                    <m:ctrlPr>
+                      <w:rPr>
+                        <w:rFonts w:ascii="Cambria Math" w:hAnsi="Cambria Math"/>
+                      </w:rPr>
+                    </m:ctrlPr>
+                  </m:dPr>
+                  <m:e>
+                    <m:r>
+                      <m:rPr>
+                        <m:sty m:val="p"/>
+                      </m:rPr>
+                      <w:rPr>
+                        <w:rFonts w:ascii="Cambria Math" w:hAnsi="Cambria Math"/>
+                      </w:rPr>
+                      <m:t>1-</m:t>
+                    </m:r>
+                    <m:r>
+                      <w:rPr>
+                        <w:rFonts w:ascii="Cambria Math" w:hAnsi="Cambria Math"/>
+                      </w:rPr>
+                      <m:t>σ</m:t>
+                    </m:r>
+                    <m:d>
+                      <m:dPr>
+                        <m:ctrlPr>
+                          <w:rPr>
+                            <w:rFonts w:ascii="Cambria Math" w:hAnsi="Cambria Math"/>
+                          </w:rPr>
+                        </m:ctrlPr>
+                      </m:dPr>
+                      <m:e>
+                        <m:sSub>
+                          <m:sSubPr>
+                            <m:ctrlPr>
+                              <w:rPr>
+                                <w:rFonts w:ascii="Cambria Math" w:hAnsi="Cambria Math"/>
+                              </w:rPr>
+                            </m:ctrlPr>
+                          </m:sSubPr>
+                          <m:e>
+                            <m:r>
+                              <w:rPr>
+                                <w:rFonts w:ascii="Cambria Math" w:hAnsi="Cambria Math"/>
+                              </w:rPr>
+                              <m:t>z</m:t>
+                            </m:r>
+                          </m:e>
+                          <m:sub>
+                            <m:r>
+                              <w:rPr>
+                                <w:rFonts w:ascii="Cambria Math" w:hAnsi="Cambria Math"/>
+                              </w:rPr>
+                              <m:t>i</m:t>
+                            </m:r>
+                          </m:sub>
+                        </m:sSub>
+                      </m:e>
+                    </m:d>
+                  </m:e>
+                </m:d>
+              </m:e>
+            </m:func>
+          </m:e>
+        </m:d>
+      </m:oMath>
+      <w:r>
+        <w:tab/>
         <w:t>(4)</w:t>
       </w:r>
     </w:p>
@@ -2369,53 +3349,25 @@
         <w:pStyle w:val="BodyText"/>
       </w:pPr>
       <w:r>
-        <w:t>Here f is the failure probability produced by the MLP. Because the model has only eight inputs, the Shapley values are computed exactly rather than approximated, using a background set of 100 randomly sampled training records. Global importance is the mean absolute SHAP value over 100 test records, and local explanations are computed on demand for any input. Positive values push the prediction towards failure and negative values push it towards normal operation.</w:t>
-      </w:r>
-    </w:p>
-    <w:p>
-      <w:pPr>
-        <w:pStyle w:val="Heading2"/>
-      </w:pPr>
-      <w:r>
-        <w:t>System Implementation</w:t>
-      </w:r>
-    </w:p>
-    <w:p>
-      <w:pPr>
-        <w:pStyle w:val="BodyText"/>
-      </w:pPr>
-      <w:r>
-        <w:t xml:space="preserve">The trained MLP, the fitted preprocessor and the SHAP explainer are loaded once by a FastAPI service that exposes a /predict endpoint (failure probability and decision), an /explain endpoint (prediction with SHAP contributions sorted by magnitude) and a /sweep endpoint for what-if </w:t>
-      </w:r>
-      <w:r>
-        <w:t>analysis. A React dashboard consumes these endpoints. It lets a user adjust the sensor readings with sliders and see the risk and its SHAP explanation update in real time, load real records from the dataset, compare the three models and move the decision threshold interactively.</w:t>
-      </w:r>
-    </w:p>
-    <w:p>
-      <w:pPr>
-        <w:pStyle w:val="Heading1"/>
-      </w:pPr>
-      <w:r>
-        <w:t>Results</w:t>
-      </w:r>
-    </w:p>
-    <w:p>
-      <w:pPr>
-        <w:pStyle w:val="Heading2"/>
-      </w:pPr>
-      <w:r>
-        <w:t>Classification Performance</w:t>
-      </w:r>
-    </w:p>
-    <w:p>
-      <w:pPr>
-        <w:pStyle w:val="BodyText"/>
-      </w:pPr>
-      <w:r>
-        <w:t xml:space="preserve">Table III reports the test-set performance of the three models at the default threshold of 0.5. All models detect at least 88% of failures. The MLP achieves the highest accuracy, precision, F1-score, ROC-AUC and PR-AUC while being the smallest model, and the 1D-CNN achieves the highest recall at the cost of more false alarms. The LSTM is the weakest model on every metric except recall, where it is close to the MLP. The PR-AUC values make the differences clearer than ROC-AUC: 0.720 for the MLP against 0.599 </w:t>
-      </w:r>
-      <w:r>
-        <w:t>for the 1D-CNN and 0.485 for the LSTM.</w:t>
+        <w:t>where y</w:t>
+      </w:r>
+      <w:r>
+        <w:rPr>
+          <w:vertAlign w:val="subscript"/>
+        </w:rPr>
+        <w:t>i</w:t>
+      </w:r>
+      <w:r>
+        <w:t xml:space="preserve"> is the label, z</w:t>
+      </w:r>
+      <w:r>
+        <w:rPr>
+          <w:vertAlign w:val="subscript"/>
+        </w:rPr>
+        <w:t>i</w:t>
+      </w:r>
+      <w:r>
+        <w:t xml:space="preserve"> the output logit and σ the sigmoid. Training uses Adam [22], PyTorch [23] and scikit-learn [24] with the settings in Table III, and stops when the validation loss has not improved for 10 epochs, after which the best weights are restored. Fig. 4 shows that all models converge without divergence between training and validation loss.</w:t>
       </w:r>
     </w:p>
     <w:p>
@@ -2424,7 +3376,763 @@
         <w:keepNext/>
       </w:pPr>
       <w:r>
-        <w:t>Test-Set Performance (Threshold 0.5, n = 1,500, 51 Failures)</w:t>
+        <w:lastRenderedPageBreak/>
+        <w:t>Training Configuration and Cost</w:t>
+      </w:r>
+    </w:p>
+    <w:tbl>
+      <w:tblPr>
+        <w:tblW w:w="4880" w:type="dxa"/>
+        <w:jc w:val="center"/>
+        <w:tblBorders>
+          <w:top w:val="single" w:sz="4" w:space="0" w:color="auto"/>
+          <w:left w:val="single" w:sz="4" w:space="0" w:color="auto"/>
+          <w:bottom w:val="single" w:sz="4" w:space="0" w:color="auto"/>
+          <w:right w:val="single" w:sz="4" w:space="0" w:color="auto"/>
+          <w:insideH w:val="single" w:sz="4" w:space="0" w:color="auto"/>
+          <w:insideV w:val="single" w:sz="4" w:space="0" w:color="auto"/>
+        </w:tblBorders>
+        <w:tblLayout w:type="fixed"/>
+        <w:tblCellMar>
+          <w:left w:w="57" w:type="dxa"/>
+          <w:right w:w="57" w:type="dxa"/>
+        </w:tblCellMar>
+        <w:tblLook w:val="0000" w:firstRow="0" w:lastRow="0" w:firstColumn="0" w:lastColumn="0" w:noHBand="0" w:noVBand="0"/>
+      </w:tblPr>
+      <w:tblGrid>
+        <w:gridCol w:w="1580"/>
+        <w:gridCol w:w="1100"/>
+        <w:gridCol w:w="1100"/>
+        <w:gridCol w:w="1100"/>
+      </w:tblGrid>
+      <w:tr>
+        <w:trPr>
+          <w:cantSplit/>
+          <w:tblHeader/>
+          <w:jc w:val="center"/>
+        </w:trPr>
+        <w:tc>
+          <w:tcPr>
+            <w:tcW w:w="1580" w:type="dxa"/>
+            <w:vAlign w:val="center"/>
+          </w:tcPr>
+          <w:p>
+            <w:pPr>
+              <w:pStyle w:val="tablecolhead"/>
+              <w:keepNext/>
+            </w:pPr>
+            <w:r>
+              <w:t>Setting</w:t>
+            </w:r>
+          </w:p>
+        </w:tc>
+        <w:tc>
+          <w:tcPr>
+            <w:tcW w:w="1100" w:type="dxa"/>
+            <w:vAlign w:val="center"/>
+          </w:tcPr>
+          <w:p>
+            <w:pPr>
+              <w:pStyle w:val="tablecolhead"/>
+              <w:keepNext/>
+            </w:pPr>
+            <w:r>
+              <w:t>MLP</w:t>
+            </w:r>
+          </w:p>
+        </w:tc>
+        <w:tc>
+          <w:tcPr>
+            <w:tcW w:w="1100" w:type="dxa"/>
+            <w:vAlign w:val="center"/>
+          </w:tcPr>
+          <w:p>
+            <w:pPr>
+              <w:pStyle w:val="tablecolhead"/>
+              <w:keepNext/>
+            </w:pPr>
+            <w:r>
+              <w:t>LSTM</w:t>
+            </w:r>
+          </w:p>
+        </w:tc>
+        <w:tc>
+          <w:tcPr>
+            <w:tcW w:w="1100" w:type="dxa"/>
+            <w:vAlign w:val="center"/>
+          </w:tcPr>
+          <w:p>
+            <w:pPr>
+              <w:pStyle w:val="tablecolhead"/>
+              <w:keepNext/>
+            </w:pPr>
+            <w:r>
+              <w:t>1D-CNN</w:t>
+            </w:r>
+          </w:p>
+        </w:tc>
+      </w:tr>
+      <w:tr>
+        <w:trPr>
+          <w:cantSplit/>
+          <w:jc w:val="center"/>
+        </w:trPr>
+        <w:tc>
+          <w:tcPr>
+            <w:tcW w:w="1580" w:type="dxa"/>
+            <w:vAlign w:val="center"/>
+          </w:tcPr>
+          <w:p>
+            <w:pPr>
+              <w:pStyle w:val="tablecopy"/>
+              <w:keepNext/>
+              <w:jc w:val="center"/>
+            </w:pPr>
+            <w:r>
+              <w:t>Trainable parameters</w:t>
+            </w:r>
+          </w:p>
+        </w:tc>
+        <w:tc>
+          <w:tcPr>
+            <w:tcW w:w="1100" w:type="dxa"/>
+            <w:vAlign w:val="center"/>
+          </w:tcPr>
+          <w:p>
+            <w:pPr>
+              <w:pStyle w:val="tablecopy"/>
+              <w:keepNext/>
+              <w:jc w:val="center"/>
+            </w:pPr>
+            <w:r>
+              <w:t>2,689</w:t>
+            </w:r>
+          </w:p>
+        </w:tc>
+        <w:tc>
+          <w:tcPr>
+            <w:tcW w:w="1100" w:type="dxa"/>
+            <w:vAlign w:val="center"/>
+          </w:tcPr>
+          <w:p>
+            <w:pPr>
+              <w:pStyle w:val="tablecopy"/>
+              <w:keepNext/>
+              <w:jc w:val="center"/>
+            </w:pPr>
+            <w:r>
+              <w:t>13,473</w:t>
+            </w:r>
+          </w:p>
+        </w:tc>
+        <w:tc>
+          <w:tcPr>
+            <w:tcW w:w="1100" w:type="dxa"/>
+            <w:vAlign w:val="center"/>
+          </w:tcPr>
+          <w:p>
+            <w:pPr>
+              <w:pStyle w:val="tablecopy"/>
+              <w:keepNext/>
+              <w:jc w:val="center"/>
+            </w:pPr>
+            <w:r>
+              <w:t>8,641</w:t>
+            </w:r>
+          </w:p>
+        </w:tc>
+      </w:tr>
+      <w:tr>
+        <w:trPr>
+          <w:cantSplit/>
+          <w:jc w:val="center"/>
+        </w:trPr>
+        <w:tc>
+          <w:tcPr>
+            <w:tcW w:w="1580" w:type="dxa"/>
+            <w:vAlign w:val="center"/>
+          </w:tcPr>
+          <w:p>
+            <w:pPr>
+              <w:pStyle w:val="tablecopy"/>
+              <w:keepNext/>
+              <w:jc w:val="center"/>
+            </w:pPr>
+            <w:r>
+              <w:t>Input shape</w:t>
+            </w:r>
+          </w:p>
+        </w:tc>
+        <w:tc>
+          <w:tcPr>
+            <w:tcW w:w="1100" w:type="dxa"/>
+            <w:vAlign w:val="center"/>
+          </w:tcPr>
+          <w:p>
+            <w:pPr>
+              <w:pStyle w:val="tablecopy"/>
+              <w:keepNext/>
+              <w:jc w:val="center"/>
+            </w:pPr>
+            <w:r>
+              <w:t>8</w:t>
+            </w:r>
+          </w:p>
+        </w:tc>
+        <w:tc>
+          <w:tcPr>
+            <w:tcW w:w="1100" w:type="dxa"/>
+            <w:vAlign w:val="center"/>
+          </w:tcPr>
+          <w:p>
+            <w:pPr>
+              <w:pStyle w:val="tablecopy"/>
+              <w:keepNext/>
+              <w:jc w:val="center"/>
+            </w:pPr>
+            <w:r>
+              <w:t>8 × 1</w:t>
+            </w:r>
+          </w:p>
+        </w:tc>
+        <w:tc>
+          <w:tcPr>
+            <w:tcW w:w="1100" w:type="dxa"/>
+            <w:vAlign w:val="center"/>
+          </w:tcPr>
+          <w:p>
+            <w:pPr>
+              <w:pStyle w:val="tablecopy"/>
+              <w:keepNext/>
+              <w:jc w:val="center"/>
+            </w:pPr>
+            <w:r>
+              <w:t>1 × 8</w:t>
+            </w:r>
+          </w:p>
+        </w:tc>
+      </w:tr>
+      <w:tr>
+        <w:trPr>
+          <w:cantSplit/>
+          <w:jc w:val="center"/>
+        </w:trPr>
+        <w:tc>
+          <w:tcPr>
+            <w:tcW w:w="1580" w:type="dxa"/>
+            <w:vAlign w:val="center"/>
+          </w:tcPr>
+          <w:p>
+            <w:pPr>
+              <w:pStyle w:val="tablecopy"/>
+              <w:keepNext/>
+              <w:jc w:val="center"/>
+            </w:pPr>
+            <w:r>
+              <w:t>Optimiser</w:t>
+            </w:r>
+          </w:p>
+        </w:tc>
+        <w:tc>
+          <w:tcPr>
+            <w:tcW w:w="1100" w:type="dxa"/>
+            <w:vAlign w:val="center"/>
+          </w:tcPr>
+          <w:p>
+            <w:pPr>
+              <w:pStyle w:val="tablecopy"/>
+              <w:keepNext/>
+              <w:jc w:val="center"/>
+            </w:pPr>
+            <w:r>
+              <w:t>Adam</w:t>
+            </w:r>
+          </w:p>
+        </w:tc>
+        <w:tc>
+          <w:tcPr>
+            <w:tcW w:w="1100" w:type="dxa"/>
+            <w:vAlign w:val="center"/>
+          </w:tcPr>
+          <w:p>
+            <w:pPr>
+              <w:pStyle w:val="tablecopy"/>
+              <w:keepNext/>
+              <w:jc w:val="center"/>
+            </w:pPr>
+            <w:r>
+              <w:t>Adam</w:t>
+            </w:r>
+          </w:p>
+        </w:tc>
+        <w:tc>
+          <w:tcPr>
+            <w:tcW w:w="1100" w:type="dxa"/>
+            <w:vAlign w:val="center"/>
+          </w:tcPr>
+          <w:p>
+            <w:pPr>
+              <w:pStyle w:val="tablecopy"/>
+              <w:keepNext/>
+              <w:jc w:val="center"/>
+            </w:pPr>
+            <w:r>
+              <w:t>Adam</w:t>
+            </w:r>
+          </w:p>
+        </w:tc>
+      </w:tr>
+      <w:tr>
+        <w:trPr>
+          <w:cantSplit/>
+          <w:jc w:val="center"/>
+        </w:trPr>
+        <w:tc>
+          <w:tcPr>
+            <w:tcW w:w="1580" w:type="dxa"/>
+            <w:vAlign w:val="center"/>
+          </w:tcPr>
+          <w:p>
+            <w:pPr>
+              <w:pStyle w:val="tablecopy"/>
+              <w:keepNext/>
+              <w:jc w:val="center"/>
+            </w:pPr>
+            <w:r>
+              <w:t>Learning rate / decay</w:t>
+            </w:r>
+          </w:p>
+        </w:tc>
+        <w:tc>
+          <w:tcPr>
+            <w:tcW w:w="1100" w:type="dxa"/>
+            <w:vAlign w:val="center"/>
+          </w:tcPr>
+          <w:p>
+            <w:pPr>
+              <w:pStyle w:val="tablecopy"/>
+              <w:keepNext/>
+              <w:jc w:val="center"/>
+            </w:pPr>
+            <w:r>
+              <w:t>10</w:t>
+            </w:r>
+            <w:r>
+              <w:rPr>
+                <w:vertAlign w:val="superscript"/>
+              </w:rPr>
+              <w:t>−</w:t>
+            </w:r>
+            <w:r>
+              <w:rPr>
+                <w:vertAlign w:val="superscript"/>
+              </w:rPr>
+              <w:t>3</w:t>
+            </w:r>
+            <w:r>
+              <w:t xml:space="preserve"> / 10</w:t>
+            </w:r>
+            <w:r>
+              <w:rPr>
+                <w:vertAlign w:val="superscript"/>
+              </w:rPr>
+              <w:t>−</w:t>
+            </w:r>
+            <w:r>
+              <w:rPr>
+                <w:vertAlign w:val="superscript"/>
+              </w:rPr>
+              <w:t>5</w:t>
+            </w:r>
+          </w:p>
+        </w:tc>
+        <w:tc>
+          <w:tcPr>
+            <w:tcW w:w="1100" w:type="dxa"/>
+            <w:vAlign w:val="center"/>
+          </w:tcPr>
+          <w:p>
+            <w:pPr>
+              <w:pStyle w:val="tablecopy"/>
+              <w:keepNext/>
+              <w:jc w:val="center"/>
+            </w:pPr>
+            <w:r>
+              <w:t>10</w:t>
+            </w:r>
+            <w:r>
+              <w:rPr>
+                <w:vertAlign w:val="superscript"/>
+              </w:rPr>
+              <w:t>−</w:t>
+            </w:r>
+            <w:r>
+              <w:rPr>
+                <w:vertAlign w:val="superscript"/>
+              </w:rPr>
+              <w:t>3</w:t>
+            </w:r>
+            <w:r>
+              <w:t xml:space="preserve"> / 10</w:t>
+            </w:r>
+            <w:r>
+              <w:rPr>
+                <w:vertAlign w:val="superscript"/>
+              </w:rPr>
+              <w:t>−</w:t>
+            </w:r>
+            <w:r>
+              <w:rPr>
+                <w:vertAlign w:val="superscript"/>
+              </w:rPr>
+              <w:t>5</w:t>
+            </w:r>
+          </w:p>
+        </w:tc>
+        <w:tc>
+          <w:tcPr>
+            <w:tcW w:w="1100" w:type="dxa"/>
+            <w:vAlign w:val="center"/>
+          </w:tcPr>
+          <w:p>
+            <w:pPr>
+              <w:pStyle w:val="tablecopy"/>
+              <w:keepNext/>
+              <w:jc w:val="center"/>
+            </w:pPr>
+            <w:r>
+              <w:t>10</w:t>
+            </w:r>
+            <w:r>
+              <w:rPr>
+                <w:vertAlign w:val="superscript"/>
+              </w:rPr>
+              <w:t>−</w:t>
+            </w:r>
+            <w:r>
+              <w:rPr>
+                <w:vertAlign w:val="superscript"/>
+              </w:rPr>
+              <w:t>3</w:t>
+            </w:r>
+            <w:r>
+              <w:t xml:space="preserve"> / 10</w:t>
+            </w:r>
+            <w:r>
+              <w:rPr>
+                <w:vertAlign w:val="superscript"/>
+              </w:rPr>
+              <w:t>−</w:t>
+            </w:r>
+            <w:r>
+              <w:rPr>
+                <w:vertAlign w:val="superscript"/>
+              </w:rPr>
+              <w:t>5</w:t>
+            </w:r>
+          </w:p>
+        </w:tc>
+      </w:tr>
+      <w:tr>
+        <w:trPr>
+          <w:cantSplit/>
+          <w:jc w:val="center"/>
+        </w:trPr>
+        <w:tc>
+          <w:tcPr>
+            <w:tcW w:w="1580" w:type="dxa"/>
+            <w:vAlign w:val="center"/>
+          </w:tcPr>
+          <w:p>
+            <w:pPr>
+              <w:pStyle w:val="tablecopy"/>
+              <w:keepNext/>
+              <w:jc w:val="center"/>
+            </w:pPr>
+            <w:r>
+              <w:t>Batch size / max epochs</w:t>
+            </w:r>
+          </w:p>
+        </w:tc>
+        <w:tc>
+          <w:tcPr>
+            <w:tcW w:w="1100" w:type="dxa"/>
+            <w:vAlign w:val="center"/>
+          </w:tcPr>
+          <w:p>
+            <w:pPr>
+              <w:pStyle w:val="tablecopy"/>
+              <w:keepNext/>
+              <w:jc w:val="center"/>
+            </w:pPr>
+            <w:r>
+              <w:t>64 / 100</w:t>
+            </w:r>
+          </w:p>
+        </w:tc>
+        <w:tc>
+          <w:tcPr>
+            <w:tcW w:w="1100" w:type="dxa"/>
+            <w:vAlign w:val="center"/>
+          </w:tcPr>
+          <w:p>
+            <w:pPr>
+              <w:pStyle w:val="tablecopy"/>
+              <w:keepNext/>
+              <w:jc w:val="center"/>
+            </w:pPr>
+            <w:r>
+              <w:t>64 / 100</w:t>
+            </w:r>
+          </w:p>
+        </w:tc>
+        <w:tc>
+          <w:tcPr>
+            <w:tcW w:w="1100" w:type="dxa"/>
+            <w:vAlign w:val="center"/>
+          </w:tcPr>
+          <w:p>
+            <w:pPr>
+              <w:pStyle w:val="tablecopy"/>
+              <w:keepNext/>
+              <w:jc w:val="center"/>
+            </w:pPr>
+            <w:r>
+              <w:t>64 / 100</w:t>
+            </w:r>
+          </w:p>
+        </w:tc>
+      </w:tr>
+      <w:tr>
+        <w:trPr>
+          <w:cantSplit/>
+          <w:jc w:val="center"/>
+        </w:trPr>
+        <w:tc>
+          <w:tcPr>
+            <w:tcW w:w="1580" w:type="dxa"/>
+            <w:vAlign w:val="center"/>
+          </w:tcPr>
+          <w:p>
+            <w:pPr>
+              <w:pStyle w:val="tablecopy"/>
+              <w:keepNext/>
+              <w:jc w:val="center"/>
+            </w:pPr>
+            <w:r>
+              <w:t>Epochs until early stop</w:t>
+            </w:r>
+          </w:p>
+        </w:tc>
+        <w:tc>
+          <w:tcPr>
+            <w:tcW w:w="1100" w:type="dxa"/>
+            <w:vAlign w:val="center"/>
+          </w:tcPr>
+          <w:p>
+            <w:pPr>
+              <w:pStyle w:val="tablecopy"/>
+              <w:keepNext/>
+              <w:jc w:val="center"/>
+            </w:pPr>
+            <w:r>
+              <w:t>93</w:t>
+            </w:r>
+          </w:p>
+        </w:tc>
+        <w:tc>
+          <w:tcPr>
+            <w:tcW w:w="1100" w:type="dxa"/>
+            <w:vAlign w:val="center"/>
+          </w:tcPr>
+          <w:p>
+            <w:pPr>
+              <w:pStyle w:val="tablecopy"/>
+              <w:keepNext/>
+              <w:jc w:val="center"/>
+            </w:pPr>
+            <w:r>
+              <w:t>53</w:t>
+            </w:r>
+          </w:p>
+        </w:tc>
+        <w:tc>
+          <w:tcPr>
+            <w:tcW w:w="1100" w:type="dxa"/>
+            <w:vAlign w:val="center"/>
+          </w:tcPr>
+          <w:p>
+            <w:pPr>
+              <w:pStyle w:val="tablecopy"/>
+              <w:keepNext/>
+              <w:jc w:val="center"/>
+            </w:pPr>
+            <w:r>
+              <w:t>15</w:t>
+            </w:r>
+          </w:p>
+        </w:tc>
+      </w:tr>
+      <w:tr>
+        <w:trPr>
+          <w:cantSplit/>
+          <w:jc w:val="center"/>
+        </w:trPr>
+        <w:tc>
+          <w:tcPr>
+            <w:tcW w:w="1580" w:type="dxa"/>
+            <w:vAlign w:val="center"/>
+          </w:tcPr>
+          <w:p>
+            <w:pPr>
+              <w:pStyle w:val="tablecopy"/>
+              <w:jc w:val="center"/>
+            </w:pPr>
+            <w:r>
+              <w:t>Training time [s]</w:t>
+            </w:r>
+          </w:p>
+        </w:tc>
+        <w:tc>
+          <w:tcPr>
+            <w:tcW w:w="1100" w:type="dxa"/>
+            <w:vAlign w:val="center"/>
+          </w:tcPr>
+          <w:p>
+            <w:pPr>
+              <w:pStyle w:val="tablecopy"/>
+              <w:jc w:val="center"/>
+            </w:pPr>
+            <w:r>
+              <w:t>32.6</w:t>
+            </w:r>
+          </w:p>
+        </w:tc>
+        <w:tc>
+          <w:tcPr>
+            <w:tcW w:w="1100" w:type="dxa"/>
+            <w:vAlign w:val="center"/>
+          </w:tcPr>
+          <w:p>
+            <w:pPr>
+              <w:pStyle w:val="tablecopy"/>
+              <w:jc w:val="center"/>
+            </w:pPr>
+            <w:r>
+              <w:t>88.8</w:t>
+            </w:r>
+          </w:p>
+        </w:tc>
+        <w:tc>
+          <w:tcPr>
+            <w:tcW w:w="1100" w:type="dxa"/>
+            <w:vAlign w:val="center"/>
+          </w:tcPr>
+          <w:p>
+            <w:pPr>
+              <w:pStyle w:val="tablecopy"/>
+              <w:jc w:val="center"/>
+            </w:pPr>
+            <w:r>
+              <w:t>18.1</w:t>
+            </w:r>
+          </w:p>
+        </w:tc>
+      </w:tr>
+    </w:tbl>
+    <w:p>
+      <w:pPr>
+        <w:pStyle w:val="tablefootnote"/>
+      </w:pPr>
+      <w:r>
+        <w:t>Measured on an Intel Core i5-12500H CPU with 16 GB RAM, without a GPU.</w:t>
+      </w:r>
+    </w:p>
+    <w:p>
+      <w:pPr>
+        <w:keepNext/>
+        <w:spacing w:before="120" w:after="60"/>
+      </w:pPr>
+      <w:r>
+        <w:rPr>
+          <w:noProof/>
+        </w:rPr>
+        <w:drawing>
+          <wp:inline distT="0" distB="0" distL="0" distR="0" wp14:anchorId="3754E61D" wp14:editId="4F0CBFC6">
+            <wp:extent cx="3017520" cy="1250115"/>
+            <wp:effectExtent l="0" t="0" r="0" b="0"/>
+            <wp:docPr id="104" name="Figure 4"/>
+            <wp:cNvGraphicFramePr>
+              <a:graphicFrameLocks xmlns:a="http://schemas.openxmlformats.org/drawingml/2006/main" noChangeAspect="1"/>
+            </wp:cNvGraphicFramePr>
+            <a:graphic xmlns:a="http://schemas.openxmlformats.org/drawingml/2006/main">
+              <a:graphicData uri="http://schemas.openxmlformats.org/drawingml/2006/picture">
+                <pic:pic xmlns:pic="http://schemas.openxmlformats.org/drawingml/2006/picture">
+                  <pic:nvPicPr>
+                    <pic:cNvPr id="4" name="fig4.png"/>
+                    <pic:cNvPicPr/>
+                  </pic:nvPicPr>
+                  <pic:blipFill>
+                    <a:blip r:embed="rId12"/>
+                    <a:stretch>
+                      <a:fillRect/>
+                    </a:stretch>
+                  </pic:blipFill>
+                  <pic:spPr>
+                    <a:xfrm>
+                      <a:off x="0" y="0"/>
+                      <a:ext cx="3017520" cy="1250115"/>
+                    </a:xfrm>
+                    <a:prstGeom prst="rect">
+                      <a:avLst/>
+                    </a:prstGeom>
+                  </pic:spPr>
+                </pic:pic>
+              </a:graphicData>
+            </a:graphic>
+          </wp:inline>
+        </w:drawing>
+      </w:r>
+    </w:p>
+    <w:p>
+      <w:pPr>
+        <w:pStyle w:val="figurecaption"/>
+      </w:pPr>
+      <w:r>
+        <w:t>Training and validation loss of each model (dotted line: epoch with the lowest validation loss).</w:t>
+      </w:r>
+    </w:p>
+    <w:p>
+      <w:pPr>
+        <w:pStyle w:val="Heading1"/>
+      </w:pPr>
+      <w:r>
+        <w:t>Results and Discussion</w:t>
+      </w:r>
+    </w:p>
+    <w:p>
+      <w:pPr>
+        <w:pStyle w:val="Heading2"/>
+      </w:pPr>
+      <w:r>
+        <w:t>Quantitative Results</w:t>
+      </w:r>
+    </w:p>
+    <w:p>
+      <w:pPr>
+        <w:pStyle w:val="BodyText"/>
+      </w:pPr>
+      <w:r>
+        <w:t>Table IV reports test-set performance at the default threshold of 0.5. All models detect at least 88% of failures. The MLP is best on accuracy, precision, F1-score, ROC-AUC and PR-AUC while being the smallest model, and the 1D-CNN achieves the highest recall at the cost of more false alarms. PR-AUC, which is more informative than ROC-AUC under imbalance [25], separates the models clearly: 0.720 for the MLP, 0.599 for the 1D-CNN and 0.485 for the LSTM.</w:t>
+      </w:r>
+    </w:p>
+    <w:p>
+      <w:pPr>
+        <w:pStyle w:val="tablehead"/>
+        <w:keepNext/>
+      </w:pPr>
+      <w:r>
+        <w:t>Test-Set Performance (Threshold 0.5, 1,500 Machines, 51 Failures)</w:t>
       </w:r>
     </w:p>
     <w:tbl>
@@ -2466,6 +4174,7 @@
           <w:p>
             <w:pPr>
               <w:pStyle w:val="tablecolhead"/>
+              <w:keepNext/>
             </w:pPr>
             <w:r>
               <w:t>Metric</w:t>
@@ -2480,6 +4189,7 @@
           <w:p>
             <w:pPr>
               <w:pStyle w:val="tablecolhead"/>
+              <w:keepNext/>
             </w:pPr>
             <w:r>
               <w:t>MLP</w:t>
@@ -2494,6 +4204,7 @@
           <w:p>
             <w:pPr>
               <w:pStyle w:val="tablecolhead"/>
+              <w:keepNext/>
             </w:pPr>
             <w:r>
               <w:t>LSTM</w:t>
@@ -2508,6 +4219,7 @@
           <w:p>
             <w:pPr>
               <w:pStyle w:val="tablecolhead"/>
+              <w:keepNext/>
             </w:pPr>
             <w:r>
               <w:t>1D-CNN</w:t>
@@ -2528,6 +4240,7 @@
           <w:p>
             <w:pPr>
               <w:pStyle w:val="tablecopy"/>
+              <w:keepNext/>
               <w:jc w:val="center"/>
             </w:pPr>
             <w:r>
@@ -2543,6 +4256,7 @@
           <w:p>
             <w:pPr>
               <w:pStyle w:val="tablecopy"/>
+              <w:keepNext/>
               <w:jc w:val="center"/>
             </w:pPr>
             <w:r>
@@ -2561,6 +4275,7 @@
           <w:p>
             <w:pPr>
               <w:pStyle w:val="tablecopy"/>
+              <w:keepNext/>
               <w:jc w:val="center"/>
             </w:pPr>
             <w:r>
@@ -2576,6 +4291,7 @@
           <w:p>
             <w:pPr>
               <w:pStyle w:val="tablecopy"/>
+              <w:keepNext/>
               <w:jc w:val="center"/>
             </w:pPr>
             <w:r>
@@ -2597,6 +4313,7 @@
           <w:p>
             <w:pPr>
               <w:pStyle w:val="tablecopy"/>
+              <w:keepNext/>
               <w:jc w:val="center"/>
             </w:pPr>
             <w:r>
@@ -2612,6 +4329,7 @@
           <w:p>
             <w:pPr>
               <w:pStyle w:val="tablecopy"/>
+              <w:keepNext/>
               <w:jc w:val="center"/>
             </w:pPr>
             <w:r>
@@ -2630,6 +4348,7 @@
           <w:p>
             <w:pPr>
               <w:pStyle w:val="tablecopy"/>
+              <w:keepNext/>
               <w:jc w:val="center"/>
             </w:pPr>
             <w:r>
@@ -2645,6 +4364,7 @@
           <w:p>
             <w:pPr>
               <w:pStyle w:val="tablecopy"/>
+              <w:keepNext/>
               <w:jc w:val="center"/>
             </w:pPr>
             <w:r>
@@ -2666,6 +4386,7 @@
           <w:p>
             <w:pPr>
               <w:pStyle w:val="tablecopy"/>
+              <w:keepNext/>
               <w:jc w:val="center"/>
             </w:pPr>
             <w:r>
@@ -2681,6 +4402,7 @@
           <w:p>
             <w:pPr>
               <w:pStyle w:val="tablecopy"/>
+              <w:keepNext/>
               <w:jc w:val="center"/>
             </w:pPr>
             <w:r>
@@ -2696,6 +4418,7 @@
           <w:p>
             <w:pPr>
               <w:pStyle w:val="tablecopy"/>
+              <w:keepNext/>
               <w:jc w:val="center"/>
             </w:pPr>
             <w:r>
@@ -2711,6 +4434,7 @@
           <w:p>
             <w:pPr>
               <w:pStyle w:val="tablecopy"/>
+              <w:keepNext/>
               <w:jc w:val="center"/>
             </w:pPr>
             <w:r>
@@ -2735,6 +4459,7 @@
           <w:p>
             <w:pPr>
               <w:pStyle w:val="tablecopy"/>
+              <w:keepNext/>
               <w:jc w:val="center"/>
             </w:pPr>
             <w:r>
@@ -2750,6 +4475,7 @@
           <w:p>
             <w:pPr>
               <w:pStyle w:val="tablecopy"/>
+              <w:keepNext/>
               <w:jc w:val="center"/>
             </w:pPr>
             <w:r>
@@ -2768,6 +4494,7 @@
           <w:p>
             <w:pPr>
               <w:pStyle w:val="tablecopy"/>
+              <w:keepNext/>
               <w:jc w:val="center"/>
             </w:pPr>
             <w:r>
@@ -2783,6 +4510,7 @@
           <w:p>
             <w:pPr>
               <w:pStyle w:val="tablecopy"/>
+              <w:keepNext/>
               <w:jc w:val="center"/>
             </w:pPr>
             <w:r>
@@ -2804,6 +4532,7 @@
           <w:p>
             <w:pPr>
               <w:pStyle w:val="tablecopy"/>
+              <w:keepNext/>
               <w:jc w:val="center"/>
             </w:pPr>
             <w:r>
@@ -2819,6 +4548,7 @@
           <w:p>
             <w:pPr>
               <w:pStyle w:val="tablecopy"/>
+              <w:keepNext/>
               <w:jc w:val="center"/>
             </w:pPr>
             <w:r>
@@ -2837,6 +4567,7 @@
           <w:p>
             <w:pPr>
               <w:pStyle w:val="tablecopy"/>
+              <w:keepNext/>
               <w:jc w:val="center"/>
             </w:pPr>
             <w:r>
@@ -2852,6 +4583,7 @@
           <w:p>
             <w:pPr>
               <w:pStyle w:val="tablecopy"/>
+              <w:keepNext/>
               <w:jc w:val="center"/>
             </w:pPr>
             <w:r>
@@ -2873,6 +4605,7 @@
           <w:p>
             <w:pPr>
               <w:pStyle w:val="tablecopy"/>
+              <w:keepNext/>
               <w:jc w:val="center"/>
             </w:pPr>
             <w:r>
@@ -2888,6 +4621,7 @@
           <w:p>
             <w:pPr>
               <w:pStyle w:val="tablecopy"/>
+              <w:keepNext/>
               <w:jc w:val="center"/>
             </w:pPr>
             <w:r>
@@ -2906,6 +4640,7 @@
           <w:p>
             <w:pPr>
               <w:pStyle w:val="tablecopy"/>
+              <w:keepNext/>
               <w:jc w:val="center"/>
             </w:pPr>
             <w:r>
@@ -2921,6 +4656,7 @@
           <w:p>
             <w:pPr>
               <w:pStyle w:val="tablecopy"/>
+              <w:keepNext/>
               <w:jc w:val="center"/>
             </w:pPr>
             <w:r>
@@ -3004,7 +4740,7 @@
         <w:pStyle w:val="tablefootnote"/>
       </w:pPr>
       <w:r>
-        <w:t>Best value per row in bold. PR-AUC is computed as average precision.</w:t>
+        <w:t>Best value per row in bold. PR-AUC computed as average precision.</w:t>
       </w:r>
     </w:p>
     <w:p>
@@ -3017,10 +4753,10 @@
           <w:noProof/>
         </w:rPr>
         <w:drawing>
-          <wp:inline distT="0" distB="0" distL="0" distR="0" wp14:anchorId="624FF8F0" wp14:editId="310E0D25">
+          <wp:inline distT="0" distB="0" distL="0" distR="0" wp14:anchorId="3725F595" wp14:editId="464B2920">
             <wp:extent cx="3017520" cy="2241586"/>
             <wp:effectExtent l="0" t="0" r="0" b="0"/>
-            <wp:docPr id="102" name="Figure 2"/>
+            <wp:docPr id="105" name="Figure 5"/>
             <wp:cNvGraphicFramePr>
               <a:graphicFrameLocks xmlns:a="http://schemas.openxmlformats.org/drawingml/2006/main" noChangeAspect="1"/>
             </wp:cNvGraphicFramePr>
@@ -3028,11 +4764,11 @@
               <a:graphicData uri="http://schemas.openxmlformats.org/drawingml/2006/picture">
                 <pic:pic xmlns:pic="http://schemas.openxmlformats.org/drawingml/2006/picture">
                   <pic:nvPicPr>
-                    <pic:cNvPr id="2" name="fig2.png"/>
+                    <pic:cNvPr id="5" name="fig5.png"/>
                     <pic:cNvPicPr/>
                   </pic:nvPicPr>
                   <pic:blipFill>
-                    <a:blip r:embed="rId10"/>
+                    <a:blip r:embed="rId13"/>
                     <a:stretch>
                       <a:fillRect/>
                     </a:stretch>
@@ -3066,7 +4802,7 @@
         <w:pStyle w:val="BodyText"/>
       </w:pPr>
       <w:r>
-        <w:t>The ROC curves in Fig. 2 rise steeply for all models, and the confusion matrices in Fig. 3 show the practical trade-off. The MLP misses 5 of the 51 test failures and raises 126 false alarms among 1,449 healthy machines; the 1D-CNN misses only 3 failures but raises 162 false alarms. The models largely agree on which failures are hard: only 2 failures are missed by all three models, and a majority vote of the three models performs no better than the MLP alone (recall 0.902, F1-score 0.397).</w:t>
+        <w:t>The ROC curves in Fig. 5 rise steeply for all models, and the confusion matrices in Fig. 6 make the trade-off concrete: the MLP misses 5 of 51 failures with 126 false alarms among 1,449 healthy machines, whereas the 1D-CNN misses 3 with 162 false alarms. The models largely agree on the hard cases; only 2 failures are missed by all three, and a majority vote (recall 0.902, F1-score 0.397) does not improve on the MLP.</w:t>
       </w:r>
     </w:p>
     <w:p>
@@ -3078,12 +4814,11 @@
         <w:rPr>
           <w:noProof/>
         </w:rPr>
-        <w:lastRenderedPageBreak/>
         <w:drawing>
-          <wp:inline distT="0" distB="0" distL="0" distR="0" wp14:anchorId="031B04E2" wp14:editId="3E970DAC">
+          <wp:inline distT="0" distB="0" distL="0" distR="0" wp14:anchorId="4C757BDA" wp14:editId="521D421F">
             <wp:extent cx="3017520" cy="1250115"/>
             <wp:effectExtent l="0" t="0" r="0" b="0"/>
-            <wp:docPr id="103" name="Figure 3"/>
+            <wp:docPr id="106" name="Figure 6"/>
             <wp:cNvGraphicFramePr>
               <a:graphicFrameLocks xmlns:a="http://schemas.openxmlformats.org/drawingml/2006/main" noChangeAspect="1"/>
             </wp:cNvGraphicFramePr>
@@ -3091,11 +4826,11 @@
               <a:graphicData uri="http://schemas.openxmlformats.org/drawingml/2006/picture">
                 <pic:pic xmlns:pic="http://schemas.openxmlformats.org/drawingml/2006/picture">
                   <pic:nvPicPr>
-                    <pic:cNvPr id="3" name="fig3.png"/>
+                    <pic:cNvPr id="6" name="fig6.png"/>
                     <pic:cNvPicPr/>
                   </pic:nvPicPr>
                   <pic:blipFill>
-                    <a:blip r:embed="rId11"/>
+                    <a:blip r:embed="rId14"/>
                     <a:stretch>
                       <a:fillRect/>
                     </a:stretch>
@@ -3121,7 +4856,7 @@
         <w:pStyle w:val="figurecaption"/>
       </w:pPr>
       <w:r>
-        <w:t>Confusion matrices at a decision threshold of 0.5 (rows: actual class, columns: predicted class).</w:t>
+        <w:t>Confusion matrices at a decision threshold of 0.5.</w:t>
       </w:r>
     </w:p>
     <w:p>
@@ -3137,10 +4872,10 @@
         <w:pStyle w:val="BodyText"/>
       </w:pPr>
       <w:r>
-        <w:t>The class-weighted loss deliberately shifts the models towards high recall, which is why precision is low at the default threshold. Because ROC-AUC is high, the threshold can be moved to suit the cost of each type of error. Table IV shows this for the MLP. Raising the threshold from 0.5 to 0.9 reduces false alarms from 126 to 24 while missing 6 more failures, and the F1-optimal threshold of 0.93 gives a precision of 0.704, a recall of 0.745 and an F1-score of 0.724. The corresponding best F1-scores are 0.60</w:t>
-      </w:r>
-      <w:r>
-        <w:t>4 for the 1D-CNN and 0.551 for the LSTM, both at a threshold of about 0.89, so the MLP remains the best model at every operating point.</w:t>
+        <w:t>The class weighting deliberately favours recall, so precision is low at a threshold of 0.5. Because ROC-AUC is high, the threshold can be set from maintenance costs. Table V shows that raising the MLP threshold to 0.9 cuts false alarms from 126 to 24 at the cost of 6 additional missed failures, and the F1-optimal threshold of 0.93 yields a precision of 0.704, a recall of 0.745 and an F1-score of 0.724. The best F1-scores of the 1D-CNN (0.604) and LSTM (0.551) remain lower, so the MLP is preferred at every o</w:t>
+      </w:r>
+      <w:r>
+        <w:t>perating point.</w:t>
       </w:r>
     </w:p>
     <w:p>
@@ -3193,6 +4928,7 @@
           <w:p>
             <w:pPr>
               <w:pStyle w:val="tablecolhead"/>
+              <w:keepNext/>
             </w:pPr>
             <w:r>
               <w:t>Thresh.</w:t>
@@ -3207,6 +4943,7 @@
           <w:p>
             <w:pPr>
               <w:pStyle w:val="tablecolhead"/>
+              <w:keepNext/>
             </w:pPr>
             <w:r>
               <w:t>Precision</w:t>
@@ -3221,6 +4958,7 @@
           <w:p>
             <w:pPr>
               <w:pStyle w:val="tablecolhead"/>
+              <w:keepNext/>
             </w:pPr>
             <w:r>
               <w:t>Recall</w:t>
@@ -3235,6 +4973,7 @@
           <w:p>
             <w:pPr>
               <w:pStyle w:val="tablecolhead"/>
+              <w:keepNext/>
             </w:pPr>
             <w:r>
               <w:t>F1</w:t>
@@ -3249,6 +4988,7 @@
           <w:p>
             <w:pPr>
               <w:pStyle w:val="tablecolhead"/>
+              <w:keepNext/>
             </w:pPr>
             <w:r>
               <w:t>FP</w:t>
@@ -3263,6 +5003,7 @@
           <w:p>
             <w:pPr>
               <w:pStyle w:val="tablecolhead"/>
+              <w:keepNext/>
             </w:pPr>
             <w:r>
               <w:t>FN</w:t>
@@ -3283,6 +5024,7 @@
           <w:p>
             <w:pPr>
               <w:pStyle w:val="tablecopy"/>
+              <w:keepNext/>
               <w:jc w:val="center"/>
             </w:pPr>
             <w:r>
@@ -3298,6 +5040,7 @@
           <w:p>
             <w:pPr>
               <w:pStyle w:val="tablecopy"/>
+              <w:keepNext/>
               <w:jc w:val="center"/>
             </w:pPr>
             <w:r>
@@ -3313,6 +5056,7 @@
           <w:p>
             <w:pPr>
               <w:pStyle w:val="tablecopy"/>
+              <w:keepNext/>
               <w:jc w:val="center"/>
             </w:pPr>
             <w:r>
@@ -3328,6 +5072,7 @@
           <w:p>
             <w:pPr>
               <w:pStyle w:val="tablecopy"/>
+              <w:keepNext/>
               <w:jc w:val="center"/>
             </w:pPr>
             <w:r>
@@ -3343,6 +5088,7 @@
           <w:p>
             <w:pPr>
               <w:pStyle w:val="tablecopy"/>
+              <w:keepNext/>
               <w:jc w:val="center"/>
             </w:pPr>
             <w:r>
@@ -3358,6 +5104,7 @@
           <w:p>
             <w:pPr>
               <w:pStyle w:val="tablecopy"/>
+              <w:keepNext/>
               <w:jc w:val="center"/>
             </w:pPr>
             <w:r>
@@ -3379,6 +5126,7 @@
           <w:p>
             <w:pPr>
               <w:pStyle w:val="tablecopy"/>
+              <w:keepNext/>
               <w:jc w:val="center"/>
             </w:pPr>
             <w:r>
@@ -3394,6 +5142,7 @@
           <w:p>
             <w:pPr>
               <w:pStyle w:val="tablecopy"/>
+              <w:keepNext/>
               <w:jc w:val="center"/>
             </w:pPr>
             <w:r>
@@ -3409,6 +5158,7 @@
           <w:p>
             <w:pPr>
               <w:pStyle w:val="tablecopy"/>
+              <w:keepNext/>
               <w:jc w:val="center"/>
             </w:pPr>
             <w:r>
@@ -3424,6 +5174,7 @@
           <w:p>
             <w:pPr>
               <w:pStyle w:val="tablecopy"/>
+              <w:keepNext/>
               <w:jc w:val="center"/>
             </w:pPr>
             <w:r>
@@ -3439,6 +5190,7 @@
           <w:p>
             <w:pPr>
               <w:pStyle w:val="tablecopy"/>
+              <w:keepNext/>
               <w:jc w:val="center"/>
             </w:pPr>
             <w:r>
@@ -3454,6 +5206,7 @@
           <w:p>
             <w:pPr>
               <w:pStyle w:val="tablecopy"/>
+              <w:keepNext/>
               <w:jc w:val="center"/>
             </w:pPr>
             <w:r>
@@ -3475,6 +5228,7 @@
           <w:p>
             <w:pPr>
               <w:pStyle w:val="tablecopy"/>
+              <w:keepNext/>
               <w:jc w:val="center"/>
             </w:pPr>
             <w:r>
@@ -3490,6 +5244,7 @@
           <w:p>
             <w:pPr>
               <w:pStyle w:val="tablecopy"/>
+              <w:keepNext/>
               <w:jc w:val="center"/>
             </w:pPr>
             <w:r>
@@ -3505,6 +5260,7 @@
           <w:p>
             <w:pPr>
               <w:pStyle w:val="tablecopy"/>
+              <w:keepNext/>
               <w:jc w:val="center"/>
             </w:pPr>
             <w:r>
@@ -3520,6 +5276,7 @@
           <w:p>
             <w:pPr>
               <w:pStyle w:val="tablecopy"/>
+              <w:keepNext/>
               <w:jc w:val="center"/>
             </w:pPr>
             <w:r>
@@ -3535,6 +5292,7 @@
           <w:p>
             <w:pPr>
               <w:pStyle w:val="tablecopy"/>
+              <w:keepNext/>
               <w:jc w:val="center"/>
             </w:pPr>
             <w:r>
@@ -3550,6 +5308,7 @@
           <w:p>
             <w:pPr>
               <w:pStyle w:val="tablecopy"/>
+              <w:keepNext/>
               <w:jc w:val="center"/>
             </w:pPr>
             <w:r>
@@ -3571,10 +5330,11 @@
           <w:p>
             <w:pPr>
               <w:pStyle w:val="tablecopy"/>
-              <w:jc w:val="center"/>
-            </w:pPr>
-            <w:r>
-              <w:t>0.80</w:t>
+              <w:keepNext/>
+              <w:jc w:val="center"/>
+            </w:pPr>
+            <w:r>
+              <w:t>0.90</w:t>
             </w:r>
           </w:p>
         </w:tc>
@@ -3586,10 +5346,11 @@
           <w:p>
             <w:pPr>
               <w:pStyle w:val="tablecopy"/>
-              <w:jc w:val="center"/>
-            </w:pPr>
-            <w:r>
-              <w:t>0.466</w:t>
+              <w:keepNext/>
+              <w:jc w:val="center"/>
+            </w:pPr>
+            <w:r>
+              <w:t>0.625</w:t>
             </w:r>
           </w:p>
         </w:tc>
@@ -3601,10 +5362,11 @@
           <w:p>
             <w:pPr>
               <w:pStyle w:val="tablecopy"/>
-              <w:jc w:val="center"/>
-            </w:pPr>
-            <w:r>
-              <w:t>0.804</w:t>
+              <w:keepNext/>
+              <w:jc w:val="center"/>
+            </w:pPr>
+            <w:r>
+              <w:t>0.784</w:t>
             </w:r>
           </w:p>
         </w:tc>
@@ -3616,10 +5378,11 @@
           <w:p>
             <w:pPr>
               <w:pStyle w:val="tablecopy"/>
-              <w:jc w:val="center"/>
-            </w:pPr>
-            <w:r>
-              <w:t>0.590</w:t>
+              <w:keepNext/>
+              <w:jc w:val="center"/>
+            </w:pPr>
+            <w:r>
+              <w:t>0.696</w:t>
             </w:r>
           </w:p>
         </w:tc>
@@ -3631,10 +5394,11 @@
           <w:p>
             <w:pPr>
               <w:pStyle w:val="tablecopy"/>
-              <w:jc w:val="center"/>
-            </w:pPr>
-            <w:r>
-              <w:t>47</w:t>
+              <w:keepNext/>
+              <w:jc w:val="center"/>
+            </w:pPr>
+            <w:r>
+              <w:t>24</w:t>
             </w:r>
           </w:p>
         </w:tc>
@@ -3646,10 +5410,11 @@
           <w:p>
             <w:pPr>
               <w:pStyle w:val="tablecopy"/>
-              <w:jc w:val="center"/>
-            </w:pPr>
-            <w:r>
-              <w:t>10</w:t>
+              <w:keepNext/>
+              <w:jc w:val="center"/>
+            </w:pPr>
+            <w:r>
+              <w:t>11</w:t>
             </w:r>
           </w:p>
         </w:tc>
@@ -3670,102 +5435,6 @@
               <w:jc w:val="center"/>
             </w:pPr>
             <w:r>
-              <w:t>0.90</w:t>
-            </w:r>
-          </w:p>
-        </w:tc>
-        <w:tc>
-          <w:tcPr>
-            <w:tcW w:w="900" w:type="dxa"/>
-            <w:vAlign w:val="center"/>
-          </w:tcPr>
-          <w:p>
-            <w:pPr>
-              <w:pStyle w:val="tablecopy"/>
-              <w:jc w:val="center"/>
-            </w:pPr>
-            <w:r>
-              <w:t>0.625</w:t>
-            </w:r>
-          </w:p>
-        </w:tc>
-        <w:tc>
-          <w:tcPr>
-            <w:tcW w:w="820" w:type="dxa"/>
-            <w:vAlign w:val="center"/>
-          </w:tcPr>
-          <w:p>
-            <w:pPr>
-              <w:pStyle w:val="tablecopy"/>
-              <w:jc w:val="center"/>
-            </w:pPr>
-            <w:r>
-              <w:t>0.784</w:t>
-            </w:r>
-          </w:p>
-        </w:tc>
-        <w:tc>
-          <w:tcPr>
-            <w:tcW w:w="760" w:type="dxa"/>
-            <w:vAlign w:val="center"/>
-          </w:tcPr>
-          <w:p>
-            <w:pPr>
-              <w:pStyle w:val="tablecopy"/>
-              <w:jc w:val="center"/>
-            </w:pPr>
-            <w:r>
-              <w:t>0.696</w:t>
-            </w:r>
-          </w:p>
-        </w:tc>
-        <w:tc>
-          <w:tcPr>
-            <w:tcW w:w="620" w:type="dxa"/>
-            <w:vAlign w:val="center"/>
-          </w:tcPr>
-          <w:p>
-            <w:pPr>
-              <w:pStyle w:val="tablecopy"/>
-              <w:jc w:val="center"/>
-            </w:pPr>
-            <w:r>
-              <w:t>24</w:t>
-            </w:r>
-          </w:p>
-        </w:tc>
-        <w:tc>
-          <w:tcPr>
-            <w:tcW w:w="620" w:type="dxa"/>
-            <w:vAlign w:val="center"/>
-          </w:tcPr>
-          <w:p>
-            <w:pPr>
-              <w:pStyle w:val="tablecopy"/>
-              <w:jc w:val="center"/>
-            </w:pPr>
-            <w:r>
-              <w:t>11</w:t>
-            </w:r>
-          </w:p>
-        </w:tc>
-      </w:tr>
-      <w:tr>
-        <w:trPr>
-          <w:cantSplit/>
-          <w:jc w:val="center"/>
-        </w:trPr>
-        <w:tc>
-          <w:tcPr>
-            <w:tcW w:w="760" w:type="dxa"/>
-            <w:vAlign w:val="center"/>
-          </w:tcPr>
-          <w:p>
-            <w:pPr>
-              <w:pStyle w:val="tablecopy"/>
-              <w:jc w:val="center"/>
-            </w:pPr>
-            <w:r>
               <w:t>0.93</w:t>
             </w:r>
           </w:p>
@@ -3852,7 +5521,15 @@
         <w:pStyle w:val="tablefootnote"/>
       </w:pPr>
       <w:r>
-        <w:t>FP = false alarms, FN = missed failures on the test set. 0.93 is the F1-optimal threshold.</w:t>
+        <w:t>FP: false alarms; FN: missed failures. 0.93 is the F1-optimal threshold.</w:t>
+      </w:r>
+    </w:p>
+    <w:p>
+      <w:pPr>
+        <w:pStyle w:val="BodyText"/>
+      </w:pPr>
+      <w:r>
+        <w:t>By failure mode, every model detects all power and overstrain failures in the test set, and the 1D-CNN also detects all 18 heat dissipation failures. Tool wear failures are the hardest (5 of 8 detected by each model), and random failures, which occur independently of operating conditions, are inherently unpredictable.</w:t>
       </w:r>
     </w:p>
     <w:p>
@@ -3860,7 +5537,8 @@
         <w:pStyle w:val="Heading2"/>
       </w:pPr>
       <w:r>
-        <w:t>Detection by Failure Mode</w:t>
+        <w:lastRenderedPageBreak/>
+        <w:t>Comparison with Existing Works</w:t>
       </w:r>
     </w:p>
     <w:p>
@@ -3868,7 +5546,10 @@
         <w:pStyle w:val="BodyText"/>
       </w:pPr>
       <w:r>
-        <w:t>Table V breaks down the detected test failures by their recorded failure mode. All models detect every power failure and every overstrain failure, and the 1D-CNN also detects all heat dissipation failures. Tool wear failures are the hardest to predict: each model detects only 5 of the 8 cases. Random failures, which occur with a small fixed probability regardless of operating conditions, cannot be predicted from the sensors, and only one of the two cases is flagged.</w:t>
+        <w:t>Table VI compares the proposed model with recent studies on AI4I 2020. The accuracy-optimised methods reach 97–99% accuracy, but where recall is reported it is markedly lower: 73.33% for E.XGB and 49.18% for the random forest baseline in [14]. At its default threshold the proposed MLP detects 90.2% of failures, and at the F1-optimal threshold it reaches 98.07% accuracy with a recall comparable to E.XGB. E.XGB retains a higher F1-score, which is consistent with the strength of gradient-boosted trees on tabul</w:t>
+      </w:r>
+      <w:r>
+        <w:t>ar data [26]; the proposed framework instead offers a tunable recall–precision trade-off, a deep-model comparison and exact per-prediction explanations validated against the process physics. Because the studies use different splits, the comparison is indicative rather than exact.</w:t>
       </w:r>
     </w:p>
     <w:p>
@@ -3877,12 +5558,12 @@
         <w:keepNext/>
       </w:pPr>
       <w:r>
-        <w:t>Detected Test Failures by Failure Mode</w:t>
+        <w:t>Comparison with Recent Work on AI4I 2020 (%)</w:t>
       </w:r>
     </w:p>
     <w:tbl>
       <w:tblPr>
-        <w:tblW w:w="4500" w:type="dxa"/>
+        <w:tblW w:w="4880" w:type="dxa"/>
         <w:jc w:val="center"/>
         <w:tblBorders>
           <w:top w:val="single" w:sz="4" w:space="0" w:color="auto"/>
@@ -3900,11 +5581,12 @@
         <w:tblLook w:val="0000" w:firstRow="0" w:lastRow="0" w:firstColumn="0" w:lastColumn="0" w:noHBand="0" w:noVBand="0"/>
       </w:tblPr>
       <w:tblGrid>
-        <w:gridCol w:w="900"/>
-        <w:gridCol w:w="900"/>
-        <w:gridCol w:w="900"/>
-        <w:gridCol w:w="900"/>
-        <w:gridCol w:w="900"/>
+        <w:gridCol w:w="1660"/>
+        <w:gridCol w:w="640"/>
+        <w:gridCol w:w="640"/>
+        <w:gridCol w:w="640"/>
+        <w:gridCol w:w="620"/>
+        <w:gridCol w:w="680"/>
       </w:tblGrid>
       <w:tr>
         <w:trPr>
@@ -3914,71 +5596,91 @@
         </w:trPr>
         <w:tc>
           <w:tcPr>
-            <w:tcW w:w="900" w:type="dxa"/>
+            <w:tcW w:w="1660" w:type="dxa"/>
             <w:vAlign w:val="center"/>
           </w:tcPr>
           <w:p>
             <w:pPr>
               <w:pStyle w:val="tablecolhead"/>
-            </w:pPr>
-            <w:r>
-              <w:t>Mode</w:t>
-            </w:r>
-          </w:p>
-        </w:tc>
-        <w:tc>
-          <w:tcPr>
-            <w:tcW w:w="900" w:type="dxa"/>
+              <w:keepNext/>
+            </w:pPr>
+            <w:r>
+              <w:t>Method</w:t>
+            </w:r>
+          </w:p>
+        </w:tc>
+        <w:tc>
+          <w:tcPr>
+            <w:tcW w:w="640" w:type="dxa"/>
             <w:vAlign w:val="center"/>
           </w:tcPr>
           <w:p>
             <w:pPr>
               <w:pStyle w:val="tablecolhead"/>
-            </w:pPr>
-            <w:r>
-              <w:t>Count</w:t>
-            </w:r>
-          </w:p>
-        </w:tc>
-        <w:tc>
-          <w:tcPr>
-            <w:tcW w:w="900" w:type="dxa"/>
+              <w:keepNext/>
+            </w:pPr>
+            <w:r>
+              <w:t>Acc.</w:t>
+            </w:r>
+          </w:p>
+        </w:tc>
+        <w:tc>
+          <w:tcPr>
+            <w:tcW w:w="640" w:type="dxa"/>
             <w:vAlign w:val="center"/>
           </w:tcPr>
           <w:p>
             <w:pPr>
               <w:pStyle w:val="tablecolhead"/>
-            </w:pPr>
-            <w:r>
-              <w:t>MLP</w:t>
-            </w:r>
-          </w:p>
-        </w:tc>
-        <w:tc>
-          <w:tcPr>
-            <w:tcW w:w="900" w:type="dxa"/>
+              <w:keepNext/>
+            </w:pPr>
+            <w:r>
+              <w:t>Prec.</w:t>
+            </w:r>
+          </w:p>
+        </w:tc>
+        <w:tc>
+          <w:tcPr>
+            <w:tcW w:w="640" w:type="dxa"/>
             <w:vAlign w:val="center"/>
           </w:tcPr>
           <w:p>
             <w:pPr>
               <w:pStyle w:val="tablecolhead"/>
-            </w:pPr>
-            <w:r>
-              <w:t>LSTM</w:t>
-            </w:r>
-          </w:p>
-        </w:tc>
-        <w:tc>
-          <w:tcPr>
-            <w:tcW w:w="900" w:type="dxa"/>
+              <w:keepNext/>
+            </w:pPr>
+            <w:r>
+              <w:t>Recall</w:t>
+            </w:r>
+          </w:p>
+        </w:tc>
+        <w:tc>
+          <w:tcPr>
+            <w:tcW w:w="620" w:type="dxa"/>
             <w:vAlign w:val="center"/>
           </w:tcPr>
           <w:p>
             <w:pPr>
               <w:pStyle w:val="tablecolhead"/>
-            </w:pPr>
-            <w:r>
-              <w:t>1D-CNN</w:t>
+              <w:keepNext/>
+            </w:pPr>
+            <w:r>
+              <w:t>F1</w:t>
+            </w:r>
+          </w:p>
+        </w:tc>
+        <w:tc>
+          <w:tcPr>
+            <w:tcW w:w="680" w:type="dxa"/>
+            <w:vAlign w:val="center"/>
+          </w:tcPr>
+          <w:p>
+            <w:pPr>
+              <w:pStyle w:val="tablecolhead"/>
+              <w:keepNext/>
+            </w:pPr>
+            <w:r>
+              <w:t>Local XAI</w:t>
             </w:r>
           </w:p>
         </w:tc>
@@ -3990,76 +5692,97 @@
         </w:trPr>
         <w:tc>
           <w:tcPr>
-            <w:tcW w:w="900" w:type="dxa"/>
-            <w:vAlign w:val="center"/>
-          </w:tcPr>
-          <w:p>
-            <w:pPr>
-              <w:pStyle w:val="tablecopy"/>
-              <w:jc w:val="center"/>
-            </w:pPr>
-            <w:r>
-              <w:t>TWF</w:t>
-            </w:r>
-          </w:p>
-        </w:tc>
-        <w:tc>
-          <w:tcPr>
-            <w:tcW w:w="900" w:type="dxa"/>
-            <w:vAlign w:val="center"/>
-          </w:tcPr>
-          <w:p>
-            <w:pPr>
-              <w:pStyle w:val="tablecopy"/>
-              <w:jc w:val="center"/>
-            </w:pPr>
-            <w:r>
-              <w:t>8</w:t>
-            </w:r>
-          </w:p>
-        </w:tc>
-        <w:tc>
-          <w:tcPr>
-            <w:tcW w:w="900" w:type="dxa"/>
-            <w:vAlign w:val="center"/>
-          </w:tcPr>
-          <w:p>
-            <w:pPr>
-              <w:pStyle w:val="tablecopy"/>
-              <w:jc w:val="center"/>
-            </w:pPr>
-            <w:r>
-              <w:t>5</w:t>
-            </w:r>
-          </w:p>
-        </w:tc>
-        <w:tc>
-          <w:tcPr>
-            <w:tcW w:w="900" w:type="dxa"/>
-            <w:vAlign w:val="center"/>
-          </w:tcPr>
-          <w:p>
-            <w:pPr>
-              <w:pStyle w:val="tablecopy"/>
-              <w:jc w:val="center"/>
-            </w:pPr>
-            <w:r>
-              <w:t>5</w:t>
-            </w:r>
-          </w:p>
-        </w:tc>
-        <w:tc>
-          <w:tcPr>
-            <w:tcW w:w="900" w:type="dxa"/>
-            <w:vAlign w:val="center"/>
-          </w:tcPr>
-          <w:p>
-            <w:pPr>
-              <w:pStyle w:val="tablecopy"/>
-              <w:jc w:val="center"/>
-            </w:pPr>
-            <w:r>
-              <w:t>5</w:t>
+            <w:tcW w:w="1660" w:type="dxa"/>
+            <w:vAlign w:val="center"/>
+          </w:tcPr>
+          <w:p>
+            <w:pPr>
+              <w:pStyle w:val="tablecopy"/>
+              <w:keepNext/>
+              <w:jc w:val="left"/>
+            </w:pPr>
+            <w:r>
+              <w:t>Balanced K-Star [12]</w:t>
+            </w:r>
+          </w:p>
+        </w:tc>
+        <w:tc>
+          <w:tcPr>
+            <w:tcW w:w="640" w:type="dxa"/>
+            <w:vAlign w:val="center"/>
+          </w:tcPr>
+          <w:p>
+            <w:pPr>
+              <w:pStyle w:val="tablecopy"/>
+              <w:keepNext/>
+              <w:jc w:val="center"/>
+            </w:pPr>
+            <w:r>
+              <w:t>98.75</w:t>
+            </w:r>
+          </w:p>
+        </w:tc>
+        <w:tc>
+          <w:tcPr>
+            <w:tcW w:w="640" w:type="dxa"/>
+            <w:vAlign w:val="center"/>
+          </w:tcPr>
+          <w:p>
+            <w:pPr>
+              <w:pStyle w:val="tablecopy"/>
+              <w:keepNext/>
+              <w:jc w:val="center"/>
+            </w:pPr>
+            <w:r>
+              <w:t>NR</w:t>
+            </w:r>
+          </w:p>
+        </w:tc>
+        <w:tc>
+          <w:tcPr>
+            <w:tcW w:w="640" w:type="dxa"/>
+            <w:vAlign w:val="center"/>
+          </w:tcPr>
+          <w:p>
+            <w:pPr>
+              <w:pStyle w:val="tablecopy"/>
+              <w:keepNext/>
+              <w:jc w:val="center"/>
+            </w:pPr>
+            <w:r>
+              <w:t>NR</w:t>
+            </w:r>
+          </w:p>
+        </w:tc>
+        <w:tc>
+          <w:tcPr>
+            <w:tcW w:w="620" w:type="dxa"/>
+            <w:vAlign w:val="center"/>
+          </w:tcPr>
+          <w:p>
+            <w:pPr>
+              <w:pStyle w:val="tablecopy"/>
+              <w:keepNext/>
+              <w:jc w:val="center"/>
+            </w:pPr>
+            <w:r>
+              <w:t>NR</w:t>
+            </w:r>
+          </w:p>
+        </w:tc>
+        <w:tc>
+          <w:tcPr>
+            <w:tcW w:w="680" w:type="dxa"/>
+            <w:vAlign w:val="center"/>
+          </w:tcPr>
+          <w:p>
+            <w:pPr>
+              <w:pStyle w:val="tablecopy"/>
+              <w:keepNext/>
+              <w:jc w:val="center"/>
+            </w:pPr>
+            <w:r>
+              <w:t>No</w:t>
             </w:r>
           </w:p>
         </w:tc>
@@ -4071,76 +5794,103 @@
         </w:trPr>
         <w:tc>
           <w:tcPr>
-            <w:tcW w:w="900" w:type="dxa"/>
-            <w:vAlign w:val="center"/>
-          </w:tcPr>
-          <w:p>
-            <w:pPr>
-              <w:pStyle w:val="tablecopy"/>
-              <w:jc w:val="center"/>
-            </w:pPr>
-            <w:r>
-              <w:t>HDF</w:t>
-            </w:r>
-          </w:p>
-        </w:tc>
-        <w:tc>
-          <w:tcPr>
-            <w:tcW w:w="900" w:type="dxa"/>
-            <w:vAlign w:val="center"/>
-          </w:tcPr>
-          <w:p>
-            <w:pPr>
-              <w:pStyle w:val="tablecopy"/>
-              <w:jc w:val="center"/>
-            </w:pPr>
-            <w:r>
-              <w:t>18</w:t>
-            </w:r>
-          </w:p>
-        </w:tc>
-        <w:tc>
-          <w:tcPr>
-            <w:tcW w:w="900" w:type="dxa"/>
-            <w:vAlign w:val="center"/>
-          </w:tcPr>
-          <w:p>
-            <w:pPr>
-              <w:pStyle w:val="tablecopy"/>
-              <w:jc w:val="center"/>
-            </w:pPr>
-            <w:r>
-              <w:t>16</w:t>
-            </w:r>
-          </w:p>
-        </w:tc>
-        <w:tc>
-          <w:tcPr>
-            <w:tcW w:w="900" w:type="dxa"/>
-            <w:vAlign w:val="center"/>
-          </w:tcPr>
-          <w:p>
-            <w:pPr>
-              <w:pStyle w:val="tablecopy"/>
-              <w:jc w:val="center"/>
-            </w:pPr>
-            <w:r>
-              <w:t>16</w:t>
-            </w:r>
-          </w:p>
-        </w:tc>
-        <w:tc>
-          <w:tcPr>
-            <w:tcW w:w="900" w:type="dxa"/>
-            <w:vAlign w:val="center"/>
-          </w:tcPr>
-          <w:p>
-            <w:pPr>
-              <w:pStyle w:val="tablecopy"/>
-              <w:jc w:val="center"/>
-            </w:pPr>
-            <w:r>
-              <w:t>18</w:t>
+            <w:tcW w:w="1660" w:type="dxa"/>
+            <w:vAlign w:val="center"/>
+          </w:tcPr>
+          <w:p>
+            <w:pPr>
+              <w:pStyle w:val="tablecopy"/>
+              <w:keepNext/>
+              <w:jc w:val="left"/>
+            </w:pPr>
+            <w:r>
+              <w:t>BHTF [13]</w:t>
+            </w:r>
+          </w:p>
+        </w:tc>
+        <w:tc>
+          <w:tcPr>
+            <w:tcW w:w="640" w:type="dxa"/>
+            <w:vAlign w:val="center"/>
+          </w:tcPr>
+          <w:p>
+            <w:pPr>
+              <w:pStyle w:val="tablecopy"/>
+              <w:keepNext/>
+              <w:jc w:val="center"/>
+            </w:pPr>
+            <w:r>
+              <w:t>97.44</w:t>
+            </w:r>
+            <w:r>
+              <w:rPr>
+                <w:vertAlign w:val="superscript"/>
+              </w:rPr>
+              <w:t>a</w:t>
+            </w:r>
+          </w:p>
+        </w:tc>
+        <w:tc>
+          <w:tcPr>
+            <w:tcW w:w="640" w:type="dxa"/>
+            <w:vAlign w:val="center"/>
+          </w:tcPr>
+          <w:p>
+            <w:pPr>
+              <w:pStyle w:val="tablecopy"/>
+              <w:keepNext/>
+              <w:jc w:val="center"/>
+            </w:pPr>
+            <w:r>
+              <w:t>NR</w:t>
+            </w:r>
+          </w:p>
+        </w:tc>
+        <w:tc>
+          <w:tcPr>
+            <w:tcW w:w="640" w:type="dxa"/>
+            <w:vAlign w:val="center"/>
+          </w:tcPr>
+          <w:p>
+            <w:pPr>
+              <w:pStyle w:val="tablecopy"/>
+              <w:keepNext/>
+              <w:jc w:val="center"/>
+            </w:pPr>
+            <w:r>
+              <w:t>NR</w:t>
+            </w:r>
+          </w:p>
+        </w:tc>
+        <w:tc>
+          <w:tcPr>
+            <w:tcW w:w="620" w:type="dxa"/>
+            <w:vAlign w:val="center"/>
+          </w:tcPr>
+          <w:p>
+            <w:pPr>
+              <w:pStyle w:val="tablecopy"/>
+              <w:keepNext/>
+              <w:jc w:val="center"/>
+            </w:pPr>
+            <w:r>
+              <w:t>NR</w:t>
+            </w:r>
+          </w:p>
+        </w:tc>
+        <w:tc>
+          <w:tcPr>
+            <w:tcW w:w="680" w:type="dxa"/>
+            <w:vAlign w:val="center"/>
+          </w:tcPr>
+          <w:p>
+            <w:pPr>
+              <w:pStyle w:val="tablecopy"/>
+              <w:keepNext/>
+              <w:jc w:val="center"/>
+            </w:pPr>
+            <w:r>
+              <w:t>No</w:t>
             </w:r>
           </w:p>
         </w:tc>
@@ -4152,76 +5902,97 @@
         </w:trPr>
         <w:tc>
           <w:tcPr>
-            <w:tcW w:w="900" w:type="dxa"/>
-            <w:vAlign w:val="center"/>
-          </w:tcPr>
-          <w:p>
-            <w:pPr>
-              <w:pStyle w:val="tablecopy"/>
-              <w:jc w:val="center"/>
-            </w:pPr>
-            <w:r>
-              <w:t>PWF</w:t>
-            </w:r>
-          </w:p>
-        </w:tc>
-        <w:tc>
-          <w:tcPr>
-            <w:tcW w:w="900" w:type="dxa"/>
-            <w:vAlign w:val="center"/>
-          </w:tcPr>
-          <w:p>
-            <w:pPr>
-              <w:pStyle w:val="tablecopy"/>
-              <w:jc w:val="center"/>
-            </w:pPr>
-            <w:r>
-              <w:t>13</w:t>
-            </w:r>
-          </w:p>
-        </w:tc>
-        <w:tc>
-          <w:tcPr>
-            <w:tcW w:w="900" w:type="dxa"/>
-            <w:vAlign w:val="center"/>
-          </w:tcPr>
-          <w:p>
-            <w:pPr>
-              <w:pStyle w:val="tablecopy"/>
-              <w:jc w:val="center"/>
-            </w:pPr>
-            <w:r>
-              <w:t>13</w:t>
-            </w:r>
-          </w:p>
-        </w:tc>
-        <w:tc>
-          <w:tcPr>
-            <w:tcW w:w="900" w:type="dxa"/>
-            <w:vAlign w:val="center"/>
-          </w:tcPr>
-          <w:p>
-            <w:pPr>
-              <w:pStyle w:val="tablecopy"/>
-              <w:jc w:val="center"/>
-            </w:pPr>
-            <w:r>
-              <w:t>12</w:t>
-            </w:r>
-          </w:p>
-        </w:tc>
-        <w:tc>
-          <w:tcPr>
-            <w:tcW w:w="900" w:type="dxa"/>
-            <w:vAlign w:val="center"/>
-          </w:tcPr>
-          <w:p>
-            <w:pPr>
-              <w:pStyle w:val="tablecopy"/>
-              <w:jc w:val="center"/>
-            </w:pPr>
-            <w:r>
-              <w:t>13</w:t>
+            <w:tcW w:w="1660" w:type="dxa"/>
+            <w:vAlign w:val="center"/>
+          </w:tcPr>
+          <w:p>
+            <w:pPr>
+              <w:pStyle w:val="tablecopy"/>
+              <w:keepNext/>
+              <w:jc w:val="left"/>
+            </w:pPr>
+            <w:r>
+              <w:t>DNN + drift detection [15]</w:t>
+            </w:r>
+          </w:p>
+        </w:tc>
+        <w:tc>
+          <w:tcPr>
+            <w:tcW w:w="640" w:type="dxa"/>
+            <w:vAlign w:val="center"/>
+          </w:tcPr>
+          <w:p>
+            <w:pPr>
+              <w:pStyle w:val="tablecopy"/>
+              <w:keepNext/>
+              <w:jc w:val="center"/>
+            </w:pPr>
+            <w:r>
+              <w:t>84.00</w:t>
+            </w:r>
+          </w:p>
+        </w:tc>
+        <w:tc>
+          <w:tcPr>
+            <w:tcW w:w="640" w:type="dxa"/>
+            <w:vAlign w:val="center"/>
+          </w:tcPr>
+          <w:p>
+            <w:pPr>
+              <w:pStyle w:val="tablecopy"/>
+              <w:keepNext/>
+              <w:jc w:val="center"/>
+            </w:pPr>
+            <w:r>
+              <w:t>NR</w:t>
+            </w:r>
+          </w:p>
+        </w:tc>
+        <w:tc>
+          <w:tcPr>
+            <w:tcW w:w="640" w:type="dxa"/>
+            <w:vAlign w:val="center"/>
+          </w:tcPr>
+          <w:p>
+            <w:pPr>
+              <w:pStyle w:val="tablecopy"/>
+              <w:keepNext/>
+              <w:jc w:val="center"/>
+            </w:pPr>
+            <w:r>
+              <w:t>NR</w:t>
+            </w:r>
+          </w:p>
+        </w:tc>
+        <w:tc>
+          <w:tcPr>
+            <w:tcW w:w="620" w:type="dxa"/>
+            <w:vAlign w:val="center"/>
+          </w:tcPr>
+          <w:p>
+            <w:pPr>
+              <w:pStyle w:val="tablecopy"/>
+              <w:keepNext/>
+              <w:jc w:val="center"/>
+            </w:pPr>
+            <w:r>
+              <w:t>NR</w:t>
+            </w:r>
+          </w:p>
+        </w:tc>
+        <w:tc>
+          <w:tcPr>
+            <w:tcW w:w="680" w:type="dxa"/>
+            <w:vAlign w:val="center"/>
+          </w:tcPr>
+          <w:p>
+            <w:pPr>
+              <w:pStyle w:val="tablecopy"/>
+              <w:keepNext/>
+              <w:jc w:val="center"/>
+            </w:pPr>
+            <w:r>
+              <w:t>No</w:t>
             </w:r>
           </w:p>
         </w:tc>
@@ -4233,76 +6004,97 @@
         </w:trPr>
         <w:tc>
           <w:tcPr>
-            <w:tcW w:w="900" w:type="dxa"/>
-            <w:vAlign w:val="center"/>
-          </w:tcPr>
-          <w:p>
-            <w:pPr>
-              <w:pStyle w:val="tablecopy"/>
-              <w:jc w:val="center"/>
-            </w:pPr>
-            <w:r>
-              <w:t>OSF</w:t>
-            </w:r>
-          </w:p>
-        </w:tc>
-        <w:tc>
-          <w:tcPr>
-            <w:tcW w:w="900" w:type="dxa"/>
-            <w:vAlign w:val="center"/>
-          </w:tcPr>
-          <w:p>
-            <w:pPr>
-              <w:pStyle w:val="tablecopy"/>
-              <w:jc w:val="center"/>
-            </w:pPr>
-            <w:r>
-              <w:t>15</w:t>
-            </w:r>
-          </w:p>
-        </w:tc>
-        <w:tc>
-          <w:tcPr>
-            <w:tcW w:w="900" w:type="dxa"/>
-            <w:vAlign w:val="center"/>
-          </w:tcPr>
-          <w:p>
-            <w:pPr>
-              <w:pStyle w:val="tablecopy"/>
-              <w:jc w:val="center"/>
-            </w:pPr>
-            <w:r>
-              <w:t>15</w:t>
-            </w:r>
-          </w:p>
-        </w:tc>
-        <w:tc>
-          <w:tcPr>
-            <w:tcW w:w="900" w:type="dxa"/>
-            <w:vAlign w:val="center"/>
-          </w:tcPr>
-          <w:p>
-            <w:pPr>
-              <w:pStyle w:val="tablecopy"/>
-              <w:jc w:val="center"/>
-            </w:pPr>
-            <w:r>
-              <w:t>15</w:t>
-            </w:r>
-          </w:p>
-        </w:tc>
-        <w:tc>
-          <w:tcPr>
-            <w:tcW w:w="900" w:type="dxa"/>
-            <w:vAlign w:val="center"/>
-          </w:tcPr>
-          <w:p>
-            <w:pPr>
-              <w:pStyle w:val="tablecopy"/>
-              <w:jc w:val="center"/>
-            </w:pPr>
-            <w:r>
-              <w:t>15</w:t>
+            <w:tcW w:w="1660" w:type="dxa"/>
+            <w:vAlign w:val="center"/>
+          </w:tcPr>
+          <w:p>
+            <w:pPr>
+              <w:pStyle w:val="tablecopy"/>
+              <w:keepNext/>
+              <w:jc w:val="left"/>
+            </w:pPr>
+            <w:r>
+              <w:t>Random forest [14]</w:t>
+            </w:r>
+          </w:p>
+        </w:tc>
+        <w:tc>
+          <w:tcPr>
+            <w:tcW w:w="640" w:type="dxa"/>
+            <w:vAlign w:val="center"/>
+          </w:tcPr>
+          <w:p>
+            <w:pPr>
+              <w:pStyle w:val="tablecopy"/>
+              <w:keepNext/>
+              <w:jc w:val="center"/>
+            </w:pPr>
+            <w:r>
+              <w:t>98.05</w:t>
+            </w:r>
+          </w:p>
+        </w:tc>
+        <w:tc>
+          <w:tcPr>
+            <w:tcW w:w="640" w:type="dxa"/>
+            <w:vAlign w:val="center"/>
+          </w:tcPr>
+          <w:p>
+            <w:pPr>
+              <w:pStyle w:val="tablecopy"/>
+              <w:keepNext/>
+              <w:jc w:val="center"/>
+            </w:pPr>
+            <w:r>
+              <w:t>78.95</w:t>
+            </w:r>
+          </w:p>
+        </w:tc>
+        <w:tc>
+          <w:tcPr>
+            <w:tcW w:w="640" w:type="dxa"/>
+            <w:vAlign w:val="center"/>
+          </w:tcPr>
+          <w:p>
+            <w:pPr>
+              <w:pStyle w:val="tablecopy"/>
+              <w:keepNext/>
+              <w:jc w:val="center"/>
+            </w:pPr>
+            <w:r>
+              <w:t>49.18</w:t>
+            </w:r>
+          </w:p>
+        </w:tc>
+        <w:tc>
+          <w:tcPr>
+            <w:tcW w:w="620" w:type="dxa"/>
+            <w:vAlign w:val="center"/>
+          </w:tcPr>
+          <w:p>
+            <w:pPr>
+              <w:pStyle w:val="tablecopy"/>
+              <w:keepNext/>
+              <w:jc w:val="center"/>
+            </w:pPr>
+            <w:r>
+              <w:t>60.61</w:t>
+            </w:r>
+          </w:p>
+        </w:tc>
+        <w:tc>
+          <w:tcPr>
+            <w:tcW w:w="680" w:type="dxa"/>
+            <w:vAlign w:val="center"/>
+          </w:tcPr>
+          <w:p>
+            <w:pPr>
+              <w:pStyle w:val="tablecopy"/>
+              <w:keepNext/>
+              <w:jc w:val="center"/>
+            </w:pPr>
+            <w:r>
+              <w:t>No</w:t>
             </w:r>
           </w:p>
         </w:tc>
@@ -4314,76 +6106,295 @@
         </w:trPr>
         <w:tc>
           <w:tcPr>
-            <w:tcW w:w="900" w:type="dxa"/>
-            <w:vAlign w:val="center"/>
-          </w:tcPr>
-          <w:p>
-            <w:pPr>
-              <w:pStyle w:val="tablecopy"/>
-              <w:jc w:val="center"/>
-            </w:pPr>
-            <w:r>
-              <w:t>RNF</w:t>
-            </w:r>
-          </w:p>
-        </w:tc>
-        <w:tc>
-          <w:tcPr>
-            <w:tcW w:w="900" w:type="dxa"/>
-            <w:vAlign w:val="center"/>
-          </w:tcPr>
-          <w:p>
-            <w:pPr>
-              <w:pStyle w:val="tablecopy"/>
-              <w:jc w:val="center"/>
-            </w:pPr>
-            <w:r>
-              <w:t>2</w:t>
-            </w:r>
-          </w:p>
-        </w:tc>
-        <w:tc>
-          <w:tcPr>
-            <w:tcW w:w="900" w:type="dxa"/>
-            <w:vAlign w:val="center"/>
-          </w:tcPr>
-          <w:p>
-            <w:pPr>
-              <w:pStyle w:val="tablecopy"/>
-              <w:jc w:val="center"/>
-            </w:pPr>
-            <w:r>
-              <w:t>1</w:t>
-            </w:r>
-          </w:p>
-        </w:tc>
-        <w:tc>
-          <w:tcPr>
-            <w:tcW w:w="900" w:type="dxa"/>
-            <w:vAlign w:val="center"/>
-          </w:tcPr>
-          <w:p>
-            <w:pPr>
-              <w:pStyle w:val="tablecopy"/>
-              <w:jc w:val="center"/>
-            </w:pPr>
-            <w:r>
-              <w:t>1</w:t>
-            </w:r>
-          </w:p>
-        </w:tc>
-        <w:tc>
-          <w:tcPr>
-            <w:tcW w:w="900" w:type="dxa"/>
-            <w:vAlign w:val="center"/>
-          </w:tcPr>
-          <w:p>
-            <w:pPr>
-              <w:pStyle w:val="tablecopy"/>
-              <w:jc w:val="center"/>
-            </w:pPr>
-            <w:r>
-              <w:t>1</w:t>
+            <w:tcW w:w="1660" w:type="dxa"/>
+            <w:vAlign w:val="center"/>
+          </w:tcPr>
+          <w:p>
+            <w:pPr>
+              <w:pStyle w:val="tablecopy"/>
+              <w:keepNext/>
+              <w:jc w:val="left"/>
+            </w:pPr>
+            <w:r>
+              <w:t>E.XGB [14]</w:t>
+            </w:r>
+          </w:p>
+        </w:tc>
+        <w:tc>
+          <w:tcPr>
+            <w:tcW w:w="640" w:type="dxa"/>
+            <w:vAlign w:val="center"/>
+          </w:tcPr>
+          <w:p>
+            <w:pPr>
+              <w:pStyle w:val="tablecopy"/>
+              <w:keepNext/>
+              <w:jc w:val="center"/>
+            </w:pPr>
+            <w:r>
+              <w:t>99.05</w:t>
+            </w:r>
+          </w:p>
+        </w:tc>
+        <w:tc>
+          <w:tcPr>
+            <w:tcW w:w="640" w:type="dxa"/>
+            <w:vAlign w:val="center"/>
+          </w:tcPr>
+          <w:p>
+            <w:pPr>
+              <w:pStyle w:val="tablecopy"/>
+              <w:keepNext/>
+              <w:jc w:val="center"/>
+            </w:pPr>
+            <w:r>
+              <w:t>93.62</w:t>
+            </w:r>
+          </w:p>
+        </w:tc>
+        <w:tc>
+          <w:tcPr>
+            <w:tcW w:w="640" w:type="dxa"/>
+            <w:vAlign w:val="center"/>
+          </w:tcPr>
+          <w:p>
+            <w:pPr>
+              <w:pStyle w:val="tablecopy"/>
+              <w:keepNext/>
+              <w:jc w:val="center"/>
+            </w:pPr>
+            <w:r>
+              <w:t>73.33</w:t>
+            </w:r>
+          </w:p>
+        </w:tc>
+        <w:tc>
+          <w:tcPr>
+            <w:tcW w:w="620" w:type="dxa"/>
+            <w:vAlign w:val="center"/>
+          </w:tcPr>
+          <w:p>
+            <w:pPr>
+              <w:pStyle w:val="tablecopy"/>
+              <w:keepNext/>
+              <w:jc w:val="center"/>
+            </w:pPr>
+            <w:r>
+              <w:t>82.25</w:t>
+            </w:r>
+          </w:p>
+        </w:tc>
+        <w:tc>
+          <w:tcPr>
+            <w:tcW w:w="680" w:type="dxa"/>
+            <w:vAlign w:val="center"/>
+          </w:tcPr>
+          <w:p>
+            <w:pPr>
+              <w:pStyle w:val="tablecopy"/>
+              <w:keepNext/>
+              <w:jc w:val="center"/>
+            </w:pPr>
+            <w:r>
+              <w:t>No</w:t>
+            </w:r>
+          </w:p>
+        </w:tc>
+      </w:tr>
+      <w:tr>
+        <w:trPr>
+          <w:cantSplit/>
+          <w:jc w:val="center"/>
+        </w:trPr>
+        <w:tc>
+          <w:tcPr>
+            <w:tcW w:w="1660" w:type="dxa"/>
+            <w:vAlign w:val="center"/>
+          </w:tcPr>
+          <w:p>
+            <w:pPr>
+              <w:pStyle w:val="tablecopy"/>
+              <w:keepNext/>
+              <w:jc w:val="left"/>
+            </w:pPr>
+            <w:r>
+              <w:t>Proposed MLP (t = 0.5)</w:t>
+            </w:r>
+          </w:p>
+        </w:tc>
+        <w:tc>
+          <w:tcPr>
+            <w:tcW w:w="640" w:type="dxa"/>
+            <w:vAlign w:val="center"/>
+          </w:tcPr>
+          <w:p>
+            <w:pPr>
+              <w:pStyle w:val="tablecopy"/>
+              <w:keepNext/>
+              <w:jc w:val="center"/>
+            </w:pPr>
+            <w:r>
+              <w:t>91.27</w:t>
+            </w:r>
+          </w:p>
+        </w:tc>
+        <w:tc>
+          <w:tcPr>
+            <w:tcW w:w="640" w:type="dxa"/>
+            <w:vAlign w:val="center"/>
+          </w:tcPr>
+          <w:p>
+            <w:pPr>
+              <w:pStyle w:val="tablecopy"/>
+              <w:keepNext/>
+              <w:jc w:val="center"/>
+            </w:pPr>
+            <w:r>
+              <w:t>26.74</w:t>
+            </w:r>
+          </w:p>
+        </w:tc>
+        <w:tc>
+          <w:tcPr>
+            <w:tcW w:w="640" w:type="dxa"/>
+            <w:vAlign w:val="center"/>
+          </w:tcPr>
+          <w:p>
+            <w:pPr>
+              <w:pStyle w:val="tablecopy"/>
+              <w:keepNext/>
+              <w:jc w:val="center"/>
+            </w:pPr>
+            <w:r>
+              <w:t>90.20</w:t>
+            </w:r>
+          </w:p>
+        </w:tc>
+        <w:tc>
+          <w:tcPr>
+            <w:tcW w:w="620" w:type="dxa"/>
+            <w:vAlign w:val="center"/>
+          </w:tcPr>
+          <w:p>
+            <w:pPr>
+              <w:pStyle w:val="tablecopy"/>
+              <w:keepNext/>
+              <w:jc w:val="center"/>
+            </w:pPr>
+            <w:r>
+              <w:t>41.26</w:t>
+            </w:r>
+          </w:p>
+        </w:tc>
+        <w:tc>
+          <w:tcPr>
+            <w:tcW w:w="680" w:type="dxa"/>
+            <w:vAlign w:val="center"/>
+          </w:tcPr>
+          <w:p>
+            <w:pPr>
+              <w:pStyle w:val="tablecopy"/>
+              <w:keepNext/>
+              <w:jc w:val="center"/>
+            </w:pPr>
+            <w:r>
+              <w:t>Yes</w:t>
+            </w:r>
+          </w:p>
+        </w:tc>
+      </w:tr>
+      <w:tr>
+        <w:trPr>
+          <w:cantSplit/>
+          <w:jc w:val="center"/>
+        </w:trPr>
+        <w:tc>
+          <w:tcPr>
+            <w:tcW w:w="1660" w:type="dxa"/>
+            <w:vAlign w:val="center"/>
+          </w:tcPr>
+          <w:p>
+            <w:pPr>
+              <w:pStyle w:val="tablecopy"/>
+              <w:jc w:val="left"/>
+            </w:pPr>
+            <w:r>
+              <w:t>Proposed MLP (t = 0.93)</w:t>
+            </w:r>
+          </w:p>
+        </w:tc>
+        <w:tc>
+          <w:tcPr>
+            <w:tcW w:w="640" w:type="dxa"/>
+            <w:vAlign w:val="center"/>
+          </w:tcPr>
+          <w:p>
+            <w:pPr>
+              <w:pStyle w:val="tablecopy"/>
+              <w:jc w:val="center"/>
+            </w:pPr>
+            <w:r>
+              <w:t>98.07</w:t>
+            </w:r>
+          </w:p>
+        </w:tc>
+        <w:tc>
+          <w:tcPr>
+            <w:tcW w:w="640" w:type="dxa"/>
+            <w:vAlign w:val="center"/>
+          </w:tcPr>
+          <w:p>
+            <w:pPr>
+              <w:pStyle w:val="tablecopy"/>
+              <w:jc w:val="center"/>
+            </w:pPr>
+            <w:r>
+              <w:t>70.37</w:t>
+            </w:r>
+          </w:p>
+        </w:tc>
+        <w:tc>
+          <w:tcPr>
+            <w:tcW w:w="640" w:type="dxa"/>
+            <w:vAlign w:val="center"/>
+          </w:tcPr>
+          <w:p>
+            <w:pPr>
+              <w:pStyle w:val="tablecopy"/>
+              <w:jc w:val="center"/>
+            </w:pPr>
+            <w:r>
+              <w:t>74.51</w:t>
+            </w:r>
+          </w:p>
+        </w:tc>
+        <w:tc>
+          <w:tcPr>
+            <w:tcW w:w="620" w:type="dxa"/>
+            <w:vAlign w:val="center"/>
+          </w:tcPr>
+          <w:p>
+            <w:pPr>
+              <w:pStyle w:val="tablecopy"/>
+              <w:jc w:val="center"/>
+            </w:pPr>
+            <w:r>
+              <w:t>72.38</w:t>
+            </w:r>
+          </w:p>
+        </w:tc>
+        <w:tc>
+          <w:tcPr>
+            <w:tcW w:w="680" w:type="dxa"/>
+            <w:vAlign w:val="center"/>
+          </w:tcPr>
+          <w:p>
+            <w:pPr>
+              <w:pStyle w:val="tablecopy"/>
+              <w:jc w:val="center"/>
+            </w:pPr>
+            <w:r>
+              <w:t>Yes</w:t>
             </w:r>
           </w:p>
         </w:tc>
@@ -4394,7 +6405,16 @@
         <w:pStyle w:val="tablefootnote"/>
       </w:pPr>
       <w:r>
-        <w:t>Counts overlap because a record can have more than one failure mode.</w:t>
+        <w:t xml:space="preserve">NR: not reported. </w:t>
+      </w:r>
+      <w:r>
+        <w:rPr>
+          <w:vertAlign w:val="superscript"/>
+        </w:rPr>
+        <w:t>a</w:t>
+      </w:r>
+      <w:r>
+        <w:t>Mean accuracy over failure-mode labels.</w:t>
       </w:r>
     </w:p>
     <w:p>
@@ -4402,7 +6422,7 @@
         <w:pStyle w:val="Heading2"/>
       </w:pPr>
       <w:r>
-        <w:t>Global Explanations</w:t>
+        <w:t>Explainability Analysis</w:t>
       </w:r>
     </w:p>
     <w:p>
@@ -4415,10 +6435,10 @@
           <w:noProof/>
         </w:rPr>
         <w:drawing>
-          <wp:inline distT="0" distB="0" distL="0" distR="0" wp14:anchorId="43F44279" wp14:editId="0CA6F546">
+          <wp:inline distT="0" distB="0" distL="0" distR="0" wp14:anchorId="477E76A1" wp14:editId="5999D062">
             <wp:extent cx="3017520" cy="1810512"/>
             <wp:effectExtent l="0" t="0" r="0" b="0"/>
-            <wp:docPr id="104" name="Figure 4"/>
+            <wp:docPr id="107" name="Figure 7"/>
             <wp:cNvGraphicFramePr>
               <a:graphicFrameLocks xmlns:a="http://schemas.openxmlformats.org/drawingml/2006/main" noChangeAspect="1"/>
             </wp:cNvGraphicFramePr>
@@ -4426,11 +6446,11 @@
               <a:graphicData uri="http://schemas.openxmlformats.org/drawingml/2006/picture">
                 <pic:pic xmlns:pic="http://schemas.openxmlformats.org/drawingml/2006/picture">
                   <pic:nvPicPr>
-                    <pic:cNvPr id="4" name="fig4.png"/>
+                    <pic:cNvPr id="7" name="fig7.png"/>
                     <pic:cNvPicPr/>
                   </pic:nvPicPr>
                   <pic:blipFill>
-                    <a:blip r:embed="rId12"/>
+                    <a:blip r:embed="rId15"/>
                     <a:stretch>
                       <a:fillRect/>
                     </a:stretch>
@@ -4464,18 +6484,7 @@
         <w:pStyle w:val="BodyText"/>
       </w:pPr>
       <w:r>
-        <w:t>Fig. 4 ranks the inputs by their mean absolute SHAP value. Air temperature (0.131) and process temperature (0.098) are the most influential sensors, followed by tool wear (0.086), torque (0.067) and rotational speed (0.046). The two temperatures matter mostly as a pair: heat dissipation failures occur when the gap between them becomes small at low speed [10], and a network can only model that gap through both inputs. The three one-hot product-type indicators together contribute 0.185, which is more than any</w:t>
-      </w:r>
-      <w:r>
-        <w:t xml:space="preserve"> single sensor and is consistent with the clearly different failure rates of the L, M and H variants.</w:t>
-      </w:r>
-    </w:p>
-    <w:p>
-      <w:pPr>
-        <w:pStyle w:val="Heading2"/>
-      </w:pPr>
-      <w:r>
-        <w:t>Local Explanations and What-If Analysis</w:t>
+        <w:t>Fig. 7 ranks the inputs globally. Air temperature (0.131) and process temperature (0.098) are the most influential, followed by tool wear (0.086), torque (0.067) and rotational speed (0.046). The temperatures matter as a pair because heat dissipation failures occur when their difference becomes small at low speed [8]. The three product-type indicators together contribute 0.185, consistent with the different failure rates of the variants.</w:t>
       </w:r>
     </w:p>
     <w:p>
@@ -4488,10 +6497,10 @@
           <w:noProof/>
         </w:rPr>
         <w:drawing>
-          <wp:inline distT="0" distB="0" distL="0" distR="0" wp14:anchorId="7C1C45AF" wp14:editId="63AA40CF">
+          <wp:inline distT="0" distB="0" distL="0" distR="0" wp14:anchorId="7CDC2DE5" wp14:editId="25D9926B">
             <wp:extent cx="3017520" cy="1810512"/>
             <wp:effectExtent l="0" t="0" r="0" b="0"/>
-            <wp:docPr id="105" name="Figure 5"/>
+            <wp:docPr id="108" name="Figure 8"/>
             <wp:cNvGraphicFramePr>
               <a:graphicFrameLocks xmlns:a="http://schemas.openxmlformats.org/drawingml/2006/main" noChangeAspect="1"/>
             </wp:cNvGraphicFramePr>
@@ -4499,11 +6508,11 @@
               <a:graphicData uri="http://schemas.openxmlformats.org/drawingml/2006/picture">
                 <pic:pic xmlns:pic="http://schemas.openxmlformats.org/drawingml/2006/picture">
                   <pic:nvPicPr>
-                    <pic:cNvPr id="5" name="fig5.png"/>
+                    <pic:cNvPr id="8" name="fig8.png"/>
                     <pic:cNvPicPr/>
                   </pic:nvPicPr>
                   <pic:blipFill>
-                    <a:blip r:embed="rId13"/>
+                    <a:blip r:embed="rId16"/>
                     <a:stretch>
                       <a:fillRect/>
                     </a:stretch>
@@ -4537,10 +6546,7 @@
         <w:pStyle w:val="BodyText"/>
       </w:pPr>
       <w:r>
-        <w:t>Fig. 5 explains a single prediction for a type L machine running at 1,450 rpm and 48.1 Nm with 225 min of tool wear. The MLP predicts a failure probability of 0.876, and the explanation attributes most of this risk to tool wear (+0.640), with smaller contributions from torque (+0.062) and process temperature (+0.018). The product type is spread over three one-hot features with opposite signs (+0.132 for M, −0.090 for L and +0.032 for H); their sum of +0.074 is the net effect of the machine being type L. Exp</w:t>
-      </w:r>
-      <w:r>
-        <w:t>lanations for one-hot encoded inputs should therefore be read as a group rather than one indicator at a time.</w:t>
+        <w:t>Fig. 8 explains one prediction for a type L machine at 1,450 rpm, 48.1 Nm and 225 min of tool wear. Most of the predicted risk of 0.876 is attributed to tool wear (+0.640), with smaller contributions from torque (+0.062). The product type is spread across three one-hot features of opposite sign whose sum (+0.074) is the net effect of being type L, so encoded inputs should be read as a group.</w:t>
       </w:r>
     </w:p>
     <w:p>
@@ -4552,12 +6558,11 @@
         <w:rPr>
           <w:noProof/>
         </w:rPr>
-        <w:lastRenderedPageBreak/>
         <w:drawing>
-          <wp:inline distT="0" distB="0" distL="0" distR="0" wp14:anchorId="15853751" wp14:editId="32A7EA67">
+          <wp:inline distT="0" distB="0" distL="0" distR="0" wp14:anchorId="26D2DFD3" wp14:editId="02E16A0A">
             <wp:extent cx="3017520" cy="1379437"/>
             <wp:effectExtent l="0" t="0" r="0" b="0"/>
-            <wp:docPr id="106" name="Figure 6"/>
+            <wp:docPr id="109" name="Figure 9"/>
             <wp:cNvGraphicFramePr>
               <a:graphicFrameLocks xmlns:a="http://schemas.openxmlformats.org/drawingml/2006/main" noChangeAspect="1"/>
             </wp:cNvGraphicFramePr>
@@ -4565,11 +6570,11 @@
               <a:graphicData uri="http://schemas.openxmlformats.org/drawingml/2006/picture">
                 <pic:pic xmlns:pic="http://schemas.openxmlformats.org/drawingml/2006/picture">
                   <pic:nvPicPr>
-                    <pic:cNvPr id="6" name="fig6.png"/>
+                    <pic:cNvPr id="9" name="fig9.png"/>
                     <pic:cNvPicPr/>
                   </pic:nvPicPr>
                   <pic:blipFill>
-                    <a:blip r:embed="rId14"/>
+                    <a:blip r:embed="rId17"/>
                     <a:stretch>
                       <a:fillRect/>
                     </a:stretch>
@@ -4595,7 +6600,7 @@
         <w:pStyle w:val="figurecaption"/>
       </w:pPr>
       <w:r>
-        <w:t>What-if analysis for a healthy type M machine: failure probability as tool wear (left) or torque (right) varies while all other readings are fixed (dotted line: current value).</w:t>
+        <w:t>What-if analysis for a healthy type M machine: failure probability as tool wear (left) or torque (right) varies with all other readings fixed (dotted line: current value).</w:t>
       </w:r>
     </w:p>
     <w:p>
@@ -4603,10 +6608,7 @@
         <w:pStyle w:val="BodyText"/>
       </w:pPr>
       <w:r>
-        <w:t xml:space="preserve">Fig. 6 varies one reading at a time for a healthy type M machine (298.5 K, 309.1 K, 1,408 rpm, 42.8 Nm, 10 min). The predicted risk crosses 0.5 at a tool wear of about 221 min, inside the 200–240 min window in which tool wear failures are generated in the dataset [10]. It also crosses 0.5 at a torque of about 59.1 Nm, which at 1,408 rpm corresponds to a mechanical power of about 8.7 kW, close to the 9 kW upper limit that defines power failures. The model has therefore learned decision boundaries that match </w:t>
-      </w:r>
-      <w:r>
-        <w:t>the physical failure mechanisms, even though the failure-mode labels were never used in training.</w:t>
+        <w:t>Fig. 9 varies one reading at a time for a healthy type M machine. The risk crosses 0.5 at a tool wear of about 221 min, inside the 200–240 min window in which tool wear failures are generated [8], and at a torque of about 59.1 Nm, which at 1,408 rpm corresponds to 8.7 kW, close to the 9 kW power-failure limit. The model therefore recovered the physical failure mechanisms without ever seeing the failure-mode labels.</w:t>
       </w:r>
     </w:p>
     <w:p>
@@ -4614,7 +6616,7 @@
         <w:pStyle w:val="Heading2"/>
       </w:pPr>
       <w:r>
-        <w:t>Inference Latency</w:t>
+        <w:t>Computation Time and Limitations</w:t>
       </w:r>
     </w:p>
     <w:p>
@@ -4622,7 +6624,7 @@
         <w:pStyle w:val="BodyText"/>
       </w:pPr>
       <w:r>
-        <w:t>Served through the REST API on a laptop CPU, the median end-to-end response time over 20 requests is 13.2 ms for a prediction and 17.6 ms for a prediction with an exact SHAP explanation (95th percentile 14.9 ms and 18.3 ms). Explanations can therefore be produced for every prediction in real time without specialised hardware.</w:t>
+        <w:t>Through the REST API on the CPU described in Table III, the median response time over 20 requests is 13.2 ms for a prediction and 17.6 ms for a prediction with an exact SHAP explanation, which is adequate for real-time monitoring. The study is limited by the synthetic nature of AI4I 2020, a single data split with only 51 test failures, and the reduced reliability of SHAP attributions when inputs are strongly correlated.</w:t>
       </w:r>
     </w:p>
     <w:p>
@@ -4630,7 +6632,7 @@
         <w:pStyle w:val="Heading1"/>
       </w:pPr>
       <w:r>
-        <w:t>Discussion</w:t>
+        <w:t>Conclusion and Future Work</w:t>
       </w:r>
     </w:p>
     <w:p>
@@ -4638,64 +6640,14 @@
         <w:pStyle w:val="BodyText"/>
       </w:pPr>
       <w:r>
-        <w:t>The results show that, for this snapshot-style tabular sensor data, the simplest architecture is also the best. The MLP outperforms the LSTM and 1D-CNN on every threshold-independent metric with five times fewer parameters than the LSTM. This agrees with the wider observation that sequence and convolutional inductive biases do not help when the feature order carries no temporal or spatial meaning [21]; for the LSTM and 1D-CNN the arbitrary order of the eight inputs becomes part of the model. These architect</w:t>
-      </w:r>
-      <w:r>
-        <w:t>ures would be expected to be more useful with genuine sensor time series.</w:t>
-      </w:r>
-    </w:p>
-    <w:p>
-      <w:pPr>
-        <w:pStyle w:val="BodyText"/>
-      </w:pPr>
-      <w:r>
-        <w:t>The low precision at the default threshold is a deliberate consequence of the class weighting, not a weakness of the models. Since the weighted loss corresponds to treating a missed failure as about 28.5 times more costly than a false alarm, the threshold should be chosen from the actual maintenance costs. Table IV gives the information needed for that choice, and the dashboard lets users explore it interactively.</w:t>
-      </w:r>
-    </w:p>
-    <w:p>
-      <w:pPr>
-        <w:pStyle w:val="BodyText"/>
-      </w:pPr>
-      <w:r>
-        <w:t>The explanations add value beyond the metrics. The global ranking, the local attributions and the what-if curves are consistent with each other and with the physical rules of the dataset. This kind of evidence is what allows an engineer to accept an alarm or to spot a model that relies on spurious features.</w:t>
-      </w:r>
-    </w:p>
-    <w:p>
-      <w:pPr>
-        <w:pStyle w:val="BodyText"/>
-      </w:pPr>
-      <w:r>
-        <w:t xml:space="preserve">The study has limitations. The AI4I 2020 data are synthetic, generated to reflect real milling conditions, so the </w:t>
-      </w:r>
-      <w:r>
-        <w:t>absolute numbers may not transfer to a specific plant. Results come from a single stratified split and seed, and the test set contains only 51 failures, so small differences between models should be treated with caution. SHAP values can also be harder to interpret when inputs are strongly correlated, as the two temperatures are here.</w:t>
-      </w:r>
-    </w:p>
-    <w:p>
-      <w:pPr>
-        <w:pStyle w:val="Heading1"/>
-      </w:pPr>
-      <w:r>
-        <w:t>Conclusion</w:t>
-      </w:r>
-    </w:p>
-    <w:p>
-      <w:pPr>
-        <w:pStyle w:val="BodyText"/>
-      </w:pPr>
-      <w:r>
-        <w:t>This paper presented an explainable deep learning pipeline for machine failure prediction on the AI4I 2020 dataset. Under identical training conditions with a class-weighted loss, an MLP achieved a ROC-AUC of 0.976, a PR-AUC of 0.720 and a recall of 90.2%, outperforming an LSTM and a 1D-CNN, while the 1D-CNN gave the highest recall of 94.1%. Threshold tuning raised the MLP F1-score to 0.724. Exact SHAP explanations identified the temperatures, tool wear and product type as the main drivers of risk, and a wh</w:t>
-      </w:r>
-      <w:r>
-        <w:t>at-if analysis showed that the model's decision boundaries match the tool-wear and power-failure mechanisms of the process. With a median explanation latency below 20 ms, the system can explain every prediction in real time.</w:t>
-      </w:r>
-    </w:p>
-    <w:p>
-      <w:pPr>
-        <w:pStyle w:val="BodyText"/>
-      </w:pPr>
-      <w:r>
-        <w:t>Future work will evaluate the approach on real sensor time series where temporal models can exploit history, use repeated cross-validation with confidence intervals, compare against gradient-boosted tree baselines, and predict the failure mode in addition to the failure itself.</w:t>
+        <w:t xml:space="preserve">This paper presented an explainable deep learning framework for machine failure prediction on the AI4I 2020 dataset. Under identical class-weighted training, the MLP outperformed the LSTM and 1D-CNN with a ROC-AUC of 0.976, a PR-AUC of 0.720 and a recall of 90.2%, and </w:t>
+      </w:r>
+      <w:r>
+        <w:lastRenderedPageBreak/>
+        <w:t>threshold tuning raised its F1-score to 0.724. Exact SHAP explanations identified temperature, tool wear, torque and product type as the main risk drivers, and a what-if analysis confirmed that the learned boundaries match the tool-wear and power-failure mechanisms of the process. For maintenance teams, the framework provides early warnings that come with a reason, which supports trust and faster diagnosis. For manufacturers, fewer missed failures mean less unplanned downtime, lower repair cost and safer op</w:t>
+      </w:r>
+      <w:r>
+        <w:t>eration, and the CPU-only deployment keeps adoption affordable for small and medium enterprises. The main challenges encountered were the extreme class imbalance and the interpretation of one-hot encoded inputs. Future work will validate the framework on real plant data with genuine sensor time series, use repeated cross-validation with confidence intervals, benchmark gradient-boosted tree models, and extend the task to multi-class prediction of the failure mode.</w:t>
       </w:r>
     </w:p>
     <w:p>
@@ -4710,190 +6662,260 @@
       <w:pPr>
         <w:pStyle w:val="references"/>
         <w:ind w:left="354" w:hanging="354"/>
-      </w:pPr>
-      <w:r>
-        <w:t>R. K. Mobley, An Introduction to Predictive Maintenance, 2nd ed. Oxford, U.K.: Butterworth-Heinemann, 2002.</w:t>
+        <w:jc w:val="left"/>
+      </w:pPr>
+      <w:r>
+        <w:t>T. Zonta, C. A. da Costa, R. da Rosa Righi, M. J. de Lima, E. S. da Trindade, and G. P. Li, “Predictive maintenance in the Industry 4.0: A systematic literature review,” Computers &amp; Industrial Engineering, vol. 150, Art. no. 106889, 2020. https://doi.org/10.1016/j.cie.2020.106889</w:t>
       </w:r>
     </w:p>
     <w:p>
       <w:pPr>
         <w:pStyle w:val="references"/>
         <w:ind w:left="354" w:hanging="354"/>
-      </w:pPr>
-      <w:r>
-        <w:t>T. Zonta, C. A. da Costa, R. da Rosa Righi, M. J. de Lima, E. S. da Trindade, and G. P. Li, “Predictive maintenance in the Industry 4.0: A systematic literature review,” Computers &amp; Industrial Engineering, vol. 150, Art. no. 106889, 2020.</w:t>
+        <w:jc w:val="left"/>
+      </w:pPr>
+      <w:r>
+        <w:t>T. P. Carvalho, F. A. A. M. N. Soares, R. Vita, R. da P. Francisco, J. P. Basto, and S. G. S. Alcalá, “A systematic literature review of machine learning methods applied to predictive maintenance,” Computers &amp; Industrial Engineering, vol. 137, Art. no. 106024, 2019. https://doi.org/10.1016/j.cie.2019.106024</w:t>
       </w:r>
     </w:p>
     <w:p>
       <w:pPr>
         <w:pStyle w:val="references"/>
         <w:ind w:left="354" w:hanging="354"/>
-      </w:pPr>
-      <w:r>
-        <w:t>T. P. Carvalho, F. A. A. M. N. Soares, R. Vita, R. da P. Francisco, J. P. Basto, and S. G. S. Alcalá, “A systematic literature review of machine learning methods applied to predictive maintenance,” Computers &amp; Industrial Engineering, vol. 137, Art. no. 106024, 2019.</w:t>
+        <w:jc w:val="left"/>
+      </w:pPr>
+      <w:r>
+        <w:t>R. Zhao, R. Yan, Z. Chen, K. Mao, P. Wang, and R. X. Gao, “Deep learning and its applications to machine health monitoring,” Mechanical Systems and Signal Processing, vol. 115, pp. 213–237, 2019. https://doi.org/10.1016/j.ymssp.2018.05.050</w:t>
       </w:r>
     </w:p>
     <w:p>
       <w:pPr>
         <w:pStyle w:val="references"/>
         <w:ind w:left="354" w:hanging="354"/>
-      </w:pPr>
-      <w:r>
-        <w:t>Y. Ran, X. Zhou, P. Lin, Y. Wen, and R. Deng, “A survey of predictive maintenance: Systems, purposes and approaches,” arXiv:1912.07383, 2019.</w:t>
+        <w:jc w:val="left"/>
+      </w:pPr>
+      <w:r>
+        <w:t>H. He and E. A. Garcia, “Learning from imbalanced data,” IEEE Transactions on Knowledge and Data Engineering, vol. 21, no. 9, pp. 1263–1284, 2009. https://doi.org/10.1109/TKDE.2008.239</w:t>
       </w:r>
     </w:p>
     <w:p>
       <w:pPr>
         <w:pStyle w:val="references"/>
         <w:ind w:left="354" w:hanging="354"/>
-      </w:pPr>
-      <w:r>
-        <w:t>R. Zhao, R. Yan, Z. Chen, K. Mao, P. Wang, and R. X. Gao, “Deep learning and its applications to machine health monitoring,” Mechanical Systems and Signal Processing, vol. 115, pp. 213–237, 2019.</w:t>
+        <w:jc w:val="left"/>
+      </w:pPr>
+      <w:r>
+        <w:t>L. Cummins, A. Sommers, S. B. Ramezani, S. Mittal, J. Jabour, M. Seale, and S. Rahimi, “Explainable predictive maintenance: A survey of current methods, challenges and opportunities,” IEEE Access, vol. 12, pp. 57574–57602, 2024. https://doi.org/10.1109/ACCESS.2024.3391130</w:t>
       </w:r>
     </w:p>
     <w:p>
       <w:pPr>
         <w:pStyle w:val="references"/>
         <w:ind w:left="354" w:hanging="354"/>
-      </w:pPr>
-      <w:r>
-        <w:t>H. He and E. A. Garcia, “Learning from imbalanced data,” IEEE Trans. Knowl. Data Eng., vol. 21, no. 9, pp. 1263–1284, Sep. 2009.</w:t>
+        <w:jc w:val="left"/>
+      </w:pPr>
+      <w:r>
+        <w:t>S. M. Lundberg and S.-I. Lee, “A unified approach to interpreting model predictions,” in Proc. Advances in Neural Information Processing Systems (NeurIPS), vol. 30, pp. 4765–4774, 2017.</w:t>
       </w:r>
     </w:p>
     <w:p>
       <w:pPr>
         <w:pStyle w:val="references"/>
         <w:ind w:left="354" w:hanging="354"/>
-      </w:pPr>
-      <w:r>
-        <w:t>A. Adadi and M. Berrada, “Peeking inside the black-box: A survey on explainable artificial intelligence (XAI),” IEEE Access, vol. 6, pp. 52138–52160, 2018.</w:t>
+        <w:jc w:val="left"/>
+      </w:pPr>
+      <w:r>
+        <w:t>S. Matzka, “Explainable artificial intelligence for predictive maintenance applications,” in Proc. 3rd Int. Conf. Artificial Intelligence for Industries (AI4I), pp. 69–74, 2020. https://doi.org/10.1109/AI4I49448.2020.00023</w:t>
       </w:r>
     </w:p>
     <w:p>
       <w:pPr>
         <w:pStyle w:val="references"/>
         <w:ind w:left="354" w:hanging="354"/>
-      </w:pPr>
-      <w:r>
-        <w:t>S. M. Lundberg and S.-I. Lee, “A unified approach to interpreting model predictions,” in Proc. Adv. Neural Inf. Process. Syst. (NeurIPS), vol. 30, 2017, pp. 4765–4774.</w:t>
+        <w:jc w:val="left"/>
+      </w:pPr>
+      <w:r>
+        <w:t>S. Matzka, “AI4I 2020 predictive maintenance dataset,” UCI Machine Learning Repository, 2020. https://doi.org/10.24432/C5HS5C</w:t>
       </w:r>
     </w:p>
     <w:p>
       <w:pPr>
         <w:pStyle w:val="references"/>
         <w:ind w:left="354" w:hanging="354"/>
-      </w:pPr>
-      <w:r>
-        <w:t>S. Matzka, “Explainable artificial intelligence for predictive maintenance applications,” in Proc. 3rd Int. Conf. Artificial Intelligence for Industries (AI4I), 2020, pp. 69–74.</w:t>
+        <w:jc w:val="left"/>
+      </w:pPr>
+      <w:r>
+        <w:t>A. Wahid, J. G. Breslin, and M. A. Intizar, “Prediction of machine failure in Industry 4.0: A hybrid CNN-LSTM framework,” Applied Sciences, vol. 12, no. 9, Art. no. 4221, 2022. https://doi.org/10.3390/app12094221</w:t>
       </w:r>
     </w:p>
     <w:p>
       <w:pPr>
         <w:pStyle w:val="references"/>
         <w:ind w:left="354" w:hanging="354"/>
-      </w:pPr>
-      <w:r>
-        <w:t>S. Matzka, “AI4I 2020 predictive maintenance dataset,” UCI Machine Learning Repository, 2020. [Online]. Available: https://doi.org/10.24432/C5HS5C</w:t>
+        <w:jc w:val="left"/>
+      </w:pPr>
+      <w:r>
+        <w:t>N. O. Pinciroli Vago, F. Forbicini, and P. Fraternali, “Predicting machine failures from multivariate time series: An industrial case study,” Machines, vol. 12, no. 6, Art. no. 357, 2024. https://doi.org/10.3390/machines12060357</w:t>
       </w:r>
     </w:p>
     <w:p>
       <w:pPr>
         <w:pStyle w:val="references"/>
         <w:ind w:left="354" w:hanging="354"/>
-      </w:pPr>
-      <w:r>
-        <w:t>S. Kiranyaz, O. Avci, O. Abdeljaber, T. Ince, M. Gabbouj, and D. J. Inman, “1D convolutional neural networks and applications: A survey,” Mechanical Systems and Signal Processing, vol. 151, Art. no. 107398, 2021.</w:t>
+        <w:jc w:val="left"/>
+      </w:pPr>
+      <w:r>
+        <w:t>S. N. Elkateb, A. Métwalli, A. Shendy, and A. E. B. Abu-Elanien, “Machine learning and IoT-based predictive maintenance approach for industrial applications,” Alexandria Engineering Journal, vol. 88, pp. 298–309, 2024. https://doi.org/10.1016/j.aej.2023.12.065</w:t>
       </w:r>
     </w:p>
     <w:p>
       <w:pPr>
         <w:pStyle w:val="references"/>
         <w:ind w:left="354" w:hanging="354"/>
-      </w:pPr>
-      <w:r>
-        <w:t>S. Hochreiter and J. Schmidhuber, “Long short-term memory,” Neural Computation, vol. 9, no. 8, pp. 1735–1780, 1997.</w:t>
+        <w:jc w:val="left"/>
+      </w:pPr>
+      <w:r>
+        <w:t>B. Ghasemkhani, O. Aktas, and D. Birant, “Balanced K-Star: An explainable machine learning method for Internet-of-Things-enabled predictive maintenance in manufacturing,” Machines, vol. 11, no. 3, Art. no. 322, 2023. https://doi.org/10.3390/machines11030322</w:t>
       </w:r>
     </w:p>
     <w:p>
       <w:pPr>
         <w:pStyle w:val="references"/>
         <w:ind w:left="354" w:hanging="354"/>
-      </w:pPr>
-      <w:r>
-        <w:lastRenderedPageBreak/>
-        <w:t>M. T. Ribeiro, S. Singh, and C. Guestrin, “‘Why should I trust you?’: Explaining the predictions of any classifier,” in Proc. 22nd ACM SIGKDD Int. Conf. Knowledge Discovery and Data Mining, 2016, pp. 1135–1144.</w:t>
+        <w:jc w:val="left"/>
+      </w:pPr>
+      <w:r>
+        <w:t>B. Ghasemkhani, R. A. Kut, D. Birant, and R. Yilmaz, “Balanced Hoeffding Tree Forest (BHTF): A novel multi-label classification with oversampling and undersampling techniques for failure mode diagnosis in predictive maintenance,” Mathematics, vol. 13, no. 18, Art. no. 3019, 2025. https://doi.org/10.3390/math13183019</w:t>
       </w:r>
     </w:p>
     <w:p>
       <w:pPr>
         <w:pStyle w:val="references"/>
         <w:ind w:left="354" w:hanging="354"/>
-      </w:pPr>
-      <w:r>
-        <w:t>L. S. Shapley, “A value for n-person games,” in Contributions to the Theory of Games, vol. II, H. W. Kuhn and A. W. Tucker, Eds. Princeton, NJ, USA: Princeton Univ. Press, 1953, pp. 307–317.</w:t>
+        <w:jc w:val="left"/>
+      </w:pPr>
+      <w:r>
+        <w:t>A. Nadarajan, I. Ishak, N. Manshor, R. Mohamed, and M. Y. Yusof, “Enhancing predictive maintenance method using machine learning to improve IoT-embedded machinery efficiency and performance,” International Journal of Advanced Computer Science and Applications, vol. 16, no. 10, pp. 255–264, 2025. https://thesai.org/Downloads/Volume16No10/Paper_27-Enhancing_Predictive_Maintenance_Method_Using_Machine_Learning.pdf</w:t>
       </w:r>
     </w:p>
     <w:p>
       <w:pPr>
         <w:pStyle w:val="references"/>
         <w:ind w:left="354" w:hanging="354"/>
-      </w:pPr>
-      <w:r>
-        <w:t>N. Srivastava, G. Hinton, A. Krizhevsky, I. Sutskever, and R. Salakhutdinov, “Dropout: A simple way to prevent neural networks from overfitting,” J. Mach. Learn. Res., vol. 15, pp. 1929–1958, 2014.</w:t>
+        <w:jc w:val="left"/>
+      </w:pPr>
+      <w:r>
+        <w:t>B. S. Prashanth, M. V. Manoj Kumar, N. Almuraqab, and B. H. Puneetha, “Leveraging safe and secure AI for predictive maintenance of mechanical devices using incremental learning and drift detection,” Computers, Materials &amp; Continua, vol. 83, no. 3, pp. 4979–4998, 2025. https://doi.org/10.32604/cmc.2025.060881</w:t>
       </w:r>
     </w:p>
     <w:p>
       <w:pPr>
         <w:pStyle w:val="references"/>
         <w:ind w:left="354" w:hanging="354"/>
-      </w:pPr>
-      <w:r>
-        <w:t>S. Ioffe and C. Szegedy, “Batch normalization: Accelerating deep network training by reducing internal covariate shift,” in Proc. 32nd Int. Conf. Machine Learning (ICML), 2015, pp. 448–456.</w:t>
+        <w:jc w:val="left"/>
+      </w:pPr>
+      <w:r>
+        <w:t>S. Gawde, S. Patil, S. Kumar, P. Kamat, K. Kotecha, and S. Alfarhood, “Explainable predictive maintenance of rotating machines using LIME, SHAP, PDP, ICE,” IEEE Access, vol. 12, pp. 29345–29361, 2024. https://doi.org/10.1109/ACCESS.2024.3367110</w:t>
       </w:r>
     </w:p>
     <w:p>
       <w:pPr>
         <w:pStyle w:val="references"/>
         <w:ind w:left="354" w:hanging="354"/>
-      </w:pPr>
-      <w:r>
-        <w:t>D. P. Kingma and J. Ba, “Adam: A method for stochastic optimization,” in Proc. 3rd Int. Conf. Learning Representations (ICLR), 2015.</w:t>
+        <w:jc w:val="left"/>
+      </w:pPr>
+      <w:r>
+        <w:t>S. Hochreiter and J. Schmidhuber, “Long short-term memory,” Neural Computation, vol. 9, no. 8, pp. 1735–1780, 1997. https://doi.org/10.1162/neco.1997.9.8.1735</w:t>
       </w:r>
     </w:p>
     <w:p>
       <w:pPr>
         <w:pStyle w:val="references"/>
         <w:ind w:left="354" w:hanging="354"/>
-      </w:pPr>
-      <w:r>
-        <w:t>A. Paszke et al., “PyTorch: An imperative style, high-performance deep learning library,” in Proc. Adv. Neural Inf. Process. Syst. (NeurIPS), vol. 32, 2019, pp. 8024–8035.</w:t>
+        <w:jc w:val="left"/>
+      </w:pPr>
+      <w:r>
+        <w:t>S. Kiranyaz, O. Avci, O. Abdeljaber, T. Ince, M. Gabbouj, and D. J. Inman, “1D convolutional neural networks and applications: A survey,” Mechanical Systems and Signal Processing, vol. 151, Art. no. 107398, 2021. https://doi.org/10.1016/j.ymssp.2020.107398</w:t>
       </w:r>
     </w:p>
     <w:p>
       <w:pPr>
         <w:pStyle w:val="references"/>
         <w:ind w:left="354" w:hanging="354"/>
-      </w:pPr>
-      <w:r>
-        <w:t>F. Pedregosa et al., “Scikit-learn: Machine learning in Python,” J. Mach. Learn. Res., vol. 12, pp. 2825–2830, 2011.</w:t>
+        <w:jc w:val="left"/>
+      </w:pPr>
+      <w:r>
+        <w:t>L. S. Shapley, “A value for n-person games,” in Contributions to the Theory of Games, vol. II, H. W. Kuhn and A. W. Tucker, Eds. Princeton, NJ, USA: Princeton Univ. Press, pp. 307–317, 1953. https://doi.org/10.1515/9781400881970-018</w:t>
       </w:r>
     </w:p>
     <w:p>
       <w:pPr>
         <w:pStyle w:val="references"/>
         <w:ind w:left="354" w:hanging="354"/>
-      </w:pPr>
-      <w:r>
-        <w:t>T. Saito and M. Rehmsmeier, “The precision-recall plot is more informative than the ROC plot when evaluating binary classifiers on imbalanced datasets,” PLoS ONE, vol. 10, no. 3, Art. no. e0118432, 2015.</w:t>
+        <w:jc w:val="left"/>
+      </w:pPr>
+      <w:r>
+        <w:t>N. Srivastava, G. Hinton, A. Krizhevsky, I. Sutskever, and R. Salakhutdinov, “Dropout: A simple way to prevent neural networks from overfitting,” Journal of Machine Learning Research, vol. 15, pp. 1929–1958, 2014.</w:t>
       </w:r>
     </w:p>
     <w:p>
       <w:pPr>
         <w:pStyle w:val="references"/>
         <w:ind w:left="354" w:hanging="354"/>
-      </w:pPr>
-      <w:r>
-        <w:t>L. Grinsztajn, E. Oyallon, and G. Varoquaux, “Why do tree-based models still outperform deep learning on typical tabular data?,” in Proc. Adv. Neural Inf. Process. Syst. (NeurIPS) Datasets and Benchmarks Track, vol. 35, 2022.</w:t>
+        <w:jc w:val="left"/>
+      </w:pPr>
+      <w:r>
+        <w:t>S. Ioffe and C. Szegedy, “Batch normalization: Accelerating deep network training by reducing internal covariate shift,” in Proc. 32nd Int. Conf. Machine Learning (ICML), pp. 448–456, 2015.</w:t>
+      </w:r>
+    </w:p>
+    <w:p>
+      <w:pPr>
+        <w:pStyle w:val="references"/>
+        <w:ind w:left="354" w:hanging="354"/>
+        <w:jc w:val="left"/>
+      </w:pPr>
+      <w:r>
+        <w:t>D. P. Kingma and J. Ba, “Adam: A method for stochastic optimization,” in Proc. 3rd Int. Conf. Learning Representations (ICLR), 2015. https://doi.org/10.48550/arXiv.1412.6980</w:t>
+      </w:r>
+    </w:p>
+    <w:p>
+      <w:pPr>
+        <w:pStyle w:val="references"/>
+        <w:ind w:left="354" w:hanging="354"/>
+        <w:jc w:val="left"/>
+      </w:pPr>
+      <w:r>
+        <w:t>A. Paszke et al., “PyTorch: An imperative style, high-performance deep learning library,” in Proc. Advances in Neural Information Processing Systems (NeurIPS), vol. 32, pp. 8024–8035, 2019.</w:t>
+      </w:r>
+    </w:p>
+    <w:p>
+      <w:pPr>
+        <w:pStyle w:val="references"/>
+        <w:ind w:left="354" w:hanging="354"/>
+        <w:jc w:val="left"/>
+      </w:pPr>
+      <w:r>
+        <w:t>F. Pedregosa et al., “Scikit-learn: Machine learning in Python,” Journal of Machine Learning Research, vol. 12, pp. 2825–2830, 2011.</w:t>
+      </w:r>
+    </w:p>
+    <w:p>
+      <w:pPr>
+        <w:pStyle w:val="references"/>
+        <w:ind w:left="354" w:hanging="354"/>
+        <w:jc w:val="left"/>
+      </w:pPr>
+      <w:r>
+        <w:t>T. Saito and M. Rehmsmeier, “The precision-recall plot is more informative than the ROC plot when evaluating binary classifiers on imbalanced datasets,” PLoS ONE, vol. 10, no. 3, Art. no. e0118432, 2015. https://doi.org/10.1371/journal.pone.0118432</w:t>
+      </w:r>
+    </w:p>
+    <w:p>
+      <w:pPr>
+        <w:pStyle w:val="references"/>
+        <w:ind w:left="354" w:hanging="354"/>
+        <w:jc w:val="left"/>
+      </w:pPr>
+      <w:r>
+        <w:t>L. Grinsztajn, E. Oyallon, and G. Varoquaux, “Why do tree-based models still outperform deep learning on typical tabular data?,” in Proc. Advances in Neural Information Processing Systems (NeurIPS), Datasets and Benchmarks Track, vol. 35, 2022.</w:t>
       </w:r>
     </w:p>
     <w:p>
